--- a/DAY-1/LAB EXERCISE/Lab Exercise 6- (Implementing Resource Quota in Kubernetes) .docx
+++ b/DAY-1/LAB EXERCISE/Lab Exercise 6- (Implementing Resource Quota in Kubernetes) .docx
@@ -261,7 +261,25 @@
           <w:sz w:val="24"/>
           <w:szCs w:val="24"/>
         </w:rPr>
-        <w:t>Control the number of certain types of resources (e.g., Pods, Services, PersistentVolumeClaims) in a namespace.</w:t>
+        <w:t xml:space="preserve">Control the number of certain types of resources (e.g., Pods, Services, </w:t>
+      </w:r>
+      <w:proofErr w:type="spellStart"/>
+      <w:r>
+        <w:rPr>
+          <w:rFonts w:ascii="Georgia" w:hAnsi="Georgia"/>
+          <w:sz w:val="24"/>
+          <w:szCs w:val="24"/>
+        </w:rPr>
+        <w:t>PersistentVolumeClaims</w:t>
+      </w:r>
+      <w:proofErr w:type="spellEnd"/>
+      <w:r>
+        <w:rPr>
+          <w:rFonts w:ascii="Georgia" w:hAnsi="Georgia"/>
+          <w:sz w:val="24"/>
+          <w:szCs w:val="24"/>
+        </w:rPr>
+        <w:t>) in a namespace.</w:t>
       </w:r>
     </w:p>
     <w:p>
@@ -371,7 +389,25 @@
           <w:sz w:val="24"/>
           <w:szCs w:val="24"/>
         </w:rPr>
-        <w:t>First, create a namespace where you will apply the Resource Quota. This helps in isolating and controlling resource usage within that specific namespace.</w:t>
+        <w:t xml:space="preserve">First, create a namespace where you will </w:t>
+      </w:r>
+      <w:proofErr w:type="gramStart"/>
+      <w:r>
+        <w:rPr>
+          <w:rFonts w:ascii="Georgia" w:hAnsi="Georgia"/>
+          <w:sz w:val="24"/>
+          <w:szCs w:val="24"/>
+        </w:rPr>
+        <w:t>apply</w:t>
+      </w:r>
+      <w:proofErr w:type="gramEnd"/>
+      <w:r>
+        <w:rPr>
+          <w:rFonts w:ascii="Georgia" w:hAnsi="Georgia"/>
+          <w:sz w:val="24"/>
+          <w:szCs w:val="24"/>
+        </w:rPr>
+        <w:t xml:space="preserve"> the Resource Quota. This helps in isolating and controlling resource usage within that specific namespace.</w:t>
       </w:r>
     </w:p>
     <w:p>
@@ -400,8 +436,22 @@
           <w:sz w:val="24"/>
           <w:szCs w:val="24"/>
         </w:rPr>
-        <w:t>quota-namespace.yaml</w:t>
-      </w:r>
+        <w:t>quota-</w:t>
+      </w:r>
+      <w:proofErr w:type="spellStart"/>
+      <w:proofErr w:type="gramStart"/>
+      <w:r>
+        <w:rPr>
+          <w:rFonts w:ascii="Georgia" w:hAnsi="Georgia"/>
+          <w:b/>
+          <w:bCs/>
+          <w:sz w:val="24"/>
+          <w:szCs w:val="24"/>
+        </w:rPr>
+        <w:t>namespace.yaml</w:t>
+      </w:r>
+      <w:proofErr w:type="spellEnd"/>
+      <w:proofErr w:type="gramEnd"/>
       <w:r>
         <w:rPr>
           <w:rFonts w:ascii="Georgia" w:hAnsi="Georgia"/>
@@ -439,13 +489,23 @@
           <w:szCs w:val="24"/>
         </w:rPr>
       </w:pPr>
-      <w:r>
-        <w:rPr>
-          <w:rFonts w:ascii="Georgia" w:hAnsi="Georgia"/>
-          <w:sz w:val="24"/>
-          <w:szCs w:val="24"/>
-        </w:rPr>
-        <w:t>apiVersion: v1</w:t>
+      <w:proofErr w:type="spellStart"/>
+      <w:r>
+        <w:rPr>
+          <w:rFonts w:ascii="Georgia" w:hAnsi="Georgia"/>
+          <w:sz w:val="24"/>
+          <w:szCs w:val="24"/>
+        </w:rPr>
+        <w:t>apiVersion</w:t>
+      </w:r>
+      <w:proofErr w:type="spellEnd"/>
+      <w:r>
+        <w:rPr>
+          <w:rFonts w:ascii="Georgia" w:hAnsi="Georgia"/>
+          <w:sz w:val="24"/>
+          <w:szCs w:val="24"/>
+        </w:rPr>
+        <w:t>: v1</w:t>
       </w:r>
     </w:p>
     <w:p>
@@ -525,6 +585,7 @@
         </w:rPr>
         <w:t xml:space="preserve">  name: </w:t>
       </w:r>
+      <w:proofErr w:type="spellStart"/>
       <w:r>
         <w:rPr>
           <w:rFonts w:ascii="Georgia" w:hAnsi="Georgia"/>
@@ -533,6 +594,7 @@
         </w:rPr>
         <w:t>myns</w:t>
       </w:r>
+      <w:proofErr w:type="spellEnd"/>
       <w:r>
         <w:rPr>
           <w:rFonts w:ascii="Georgia" w:hAnsi="Georgia"/>
@@ -589,14 +651,36 @@
           <w:szCs w:val="24"/>
         </w:rPr>
       </w:pPr>
-      <w:r>
-        <w:rPr>
-          <w:rFonts w:ascii="Georgia" w:hAnsi="Georgia"/>
-          <w:sz w:val="24"/>
-          <w:szCs w:val="24"/>
-        </w:rPr>
-        <w:t>kubectl apply -f quota-namespace.yaml</w:t>
-      </w:r>
+      <w:proofErr w:type="spellStart"/>
+      <w:r>
+        <w:rPr>
+          <w:rFonts w:ascii="Georgia" w:hAnsi="Georgia"/>
+          <w:sz w:val="24"/>
+          <w:szCs w:val="24"/>
+        </w:rPr>
+        <w:t>kubectl</w:t>
+      </w:r>
+      <w:proofErr w:type="spellEnd"/>
+      <w:r>
+        <w:rPr>
+          <w:rFonts w:ascii="Georgia" w:hAnsi="Georgia"/>
+          <w:sz w:val="24"/>
+          <w:szCs w:val="24"/>
+        </w:rPr>
+        <w:t xml:space="preserve"> apply -f quota-</w:t>
+      </w:r>
+      <w:proofErr w:type="spellStart"/>
+      <w:proofErr w:type="gramStart"/>
+      <w:r>
+        <w:rPr>
+          <w:rFonts w:ascii="Georgia" w:hAnsi="Georgia"/>
+          <w:sz w:val="24"/>
+          <w:szCs w:val="24"/>
+        </w:rPr>
+        <w:t>namespace.yaml</w:t>
+      </w:r>
+      <w:proofErr w:type="spellEnd"/>
+      <w:proofErr w:type="gramEnd"/>
     </w:p>
     <w:p>
       <w:pPr>
@@ -656,13 +740,23 @@
           <w:szCs w:val="24"/>
         </w:rPr>
       </w:pPr>
-      <w:r>
-        <w:rPr>
-          <w:rFonts w:ascii="Georgia" w:hAnsi="Georgia"/>
-          <w:sz w:val="24"/>
-          <w:szCs w:val="24"/>
-        </w:rPr>
-        <w:t>kubectl get namespaces</w:t>
+      <w:proofErr w:type="spellStart"/>
+      <w:r>
+        <w:rPr>
+          <w:rFonts w:ascii="Georgia" w:hAnsi="Georgia"/>
+          <w:sz w:val="24"/>
+          <w:szCs w:val="24"/>
+        </w:rPr>
+        <w:t>kubectl</w:t>
+      </w:r>
+      <w:proofErr w:type="spellEnd"/>
+      <w:r>
+        <w:rPr>
+          <w:rFonts w:ascii="Georgia" w:hAnsi="Georgia"/>
+          <w:sz w:val="24"/>
+          <w:szCs w:val="24"/>
+        </w:rPr>
+        <w:t xml:space="preserve"> get namespaces</w:t>
       </w:r>
     </w:p>
     <w:p>
@@ -708,8 +802,6 @@
     </w:p>
     <w:p>
       <w:pPr>
-        <w:spacing w:line="360" w:lineRule="auto"/>
-        <w:jc w:val="both"/>
         <w:rPr>
           <w:rFonts w:ascii="Georgia" w:hAnsi="Georgia"/>
           <w:b/>
@@ -726,39 +818,13 @@
           <w:sz w:val="24"/>
           <w:szCs w:val="24"/>
         </w:rPr>
-        <w:t>Step 3: Define a Resource Quota</w:t>
-      </w:r>
-    </w:p>
-    <w:p>
-      <w:pPr>
-        <w:spacing w:line="360" w:lineRule="auto"/>
-        <w:jc w:val="both"/>
-        <w:rPr>
-          <w:rFonts w:ascii="Georgia" w:hAnsi="Georgia"/>
-          <w:sz w:val="24"/>
-          <w:szCs w:val="24"/>
-        </w:rPr>
-      </w:pPr>
-    </w:p>
-    <w:p>
-      <w:pPr>
-        <w:spacing w:line="360" w:lineRule="auto"/>
-        <w:jc w:val="both"/>
-        <w:rPr>
-          <w:rFonts w:ascii="Georgia" w:hAnsi="Georgia"/>
-          <w:sz w:val="24"/>
-          <w:szCs w:val="24"/>
-        </w:rPr>
-      </w:pPr>
-      <w:r>
-        <w:rPr>
-          <w:rFonts w:ascii="Georgia" w:hAnsi="Georgia"/>
-          <w:sz w:val="24"/>
-          <w:szCs w:val="24"/>
-        </w:rPr>
-        <w:t xml:space="preserve">Next, create a Resource Quota YAML file named </w:t>
-      </w:r>
-      <w:r>
+        <w:br w:type="page"/>
+      </w:r>
+    </w:p>
+    <w:p>
+      <w:pPr>
+        <w:spacing w:line="360" w:lineRule="auto"/>
+        <w:jc w:val="both"/>
         <w:rPr>
           <w:rFonts w:ascii="Georgia" w:hAnsi="Georgia"/>
           <w:b/>
@@ -766,8 +832,139 @@
           <w:sz w:val="24"/>
           <w:szCs w:val="24"/>
         </w:rPr>
-        <w:t>resource-quota.yaml</w:t>
-      </w:r>
+      </w:pPr>
+      <w:r>
+        <w:rPr>
+          <w:rFonts w:ascii="Georgia" w:hAnsi="Georgia"/>
+          <w:b/>
+          <w:bCs/>
+          <w:sz w:val="24"/>
+          <w:szCs w:val="24"/>
+        </w:rPr>
+        <w:lastRenderedPageBreak/>
+        <w:t>Step 3: Define a Resource Quota</w:t>
+      </w:r>
+    </w:p>
+    <w:p>
+      <w:pPr>
+        <w:spacing w:line="360" w:lineRule="auto"/>
+        <w:jc w:val="both"/>
+        <w:rPr>
+          <w:rFonts w:ascii="Georgia" w:hAnsi="Georgia"/>
+          <w:sz w:val="24"/>
+          <w:szCs w:val="24"/>
+        </w:rPr>
+      </w:pPr>
+    </w:p>
+    <w:p>
+      <w:pPr>
+        <w:spacing w:line="360" w:lineRule="auto"/>
+        <w:jc w:val="both"/>
+        <w:rPr>
+          <w:rFonts w:ascii="Georgia" w:hAnsi="Georgia"/>
+          <w:sz w:val="24"/>
+          <w:szCs w:val="24"/>
+        </w:rPr>
+      </w:pPr>
+      <w:r>
+        <w:rPr>
+          <w:rFonts w:ascii="Georgia" w:hAnsi="Georgia"/>
+          <w:noProof/>
+          <w:sz w:val="24"/>
+          <w:szCs w:val="24"/>
+        </w:rPr>
+        <mc:AlternateContent>
+          <mc:Choice Requires="wpi">
+            <w:drawing>
+              <wp:anchor distT="0" distB="0" distL="114300" distR="114300" simplePos="0" relativeHeight="251727872" behindDoc="0" locked="0" layoutInCell="1" allowOverlap="1" wp14:anchorId="4BF13936" wp14:editId="72375373">
+                <wp:simplePos x="0" y="0"/>
+                <wp:positionH relativeFrom="column">
+                  <wp:posOffset>3735360</wp:posOffset>
+                </wp:positionH>
+                <wp:positionV relativeFrom="paragraph">
+                  <wp:posOffset>251948</wp:posOffset>
+                </wp:positionV>
+                <wp:extent cx="1570320" cy="14400"/>
+                <wp:effectExtent l="0" t="57150" r="49530" b="43180"/>
+                <wp:wrapNone/>
+                <wp:docPr id="977519498" name="Ink 55"/>
+                <wp:cNvGraphicFramePr/>
+                <a:graphic xmlns:a="http://schemas.openxmlformats.org/drawingml/2006/main">
+                  <a:graphicData uri="http://schemas.microsoft.com/office/word/2010/wordprocessingInk">
+                    <w14:contentPart bwMode="auto" r:id="rId8">
+                      <w14:nvContentPartPr>
+                        <w14:cNvContentPartPr/>
+                      </w14:nvContentPartPr>
+                      <w14:xfrm>
+                        <a:off x="0" y="0"/>
+                        <a:ext cx="1570320" cy="14400"/>
+                      </w14:xfrm>
+                    </w14:contentPart>
+                  </a:graphicData>
+                </a:graphic>
+              </wp:anchor>
+            </w:drawing>
+          </mc:Choice>
+          <mc:Fallback>
+            <w:pict>
+              <v:shapetype w14:anchorId="442D7C81" id="_x0000_t75" coordsize="21600,21600" o:spt="75" o:preferrelative="t" path="m@4@5l@4@11@9@11@9@5xe" filled="f" stroked="f">
+                <v:stroke joinstyle="miter"/>
+                <v:formulas>
+                  <v:f eqn="if lineDrawn pixelLineWidth 0"/>
+                  <v:f eqn="sum @0 1 0"/>
+                  <v:f eqn="sum 0 0 @1"/>
+                  <v:f eqn="prod @2 1 2"/>
+                  <v:f eqn="prod @3 21600 pixelWidth"/>
+                  <v:f eqn="prod @3 21600 pixelHeight"/>
+                  <v:f eqn="sum @0 0 1"/>
+                  <v:f eqn="prod @6 1 2"/>
+                  <v:f eqn="prod @7 21600 pixelWidth"/>
+                  <v:f eqn="sum @8 21600 0"/>
+                  <v:f eqn="prod @7 21600 pixelHeight"/>
+                  <v:f eqn="sum @10 21600 0"/>
+                </v:formulas>
+                <v:path o:extrusionok="f" gradientshapeok="t" o:connecttype="rect"/>
+                <o:lock v:ext="edit" aspectratio="t"/>
+              </v:shapetype>
+              <v:shape id="Ink 55" o:spid="_x0000_s1026" type="#_x0000_t75" style="position:absolute;margin-left:293.4pt;margin-top:19.15pt;width:125.1pt;height:2.55pt;z-index:251727872;visibility:visible;mso-wrap-style:square;mso-wrap-distance-left:9pt;mso-wrap-distance-top:0;mso-wrap-distance-right:9pt;mso-wrap-distance-bottom:0;mso-position-horizontal:absolute;mso-position-horizontal-relative:text;mso-position-vertical:absolute;mso-position-vertical-relative:text" o:gfxdata="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">
+                <v:imagedata r:id="rId9" o:title=""/>
+              </v:shape>
+            </w:pict>
+          </mc:Fallback>
+        </mc:AlternateContent>
+      </w:r>
+      <w:r>
+        <w:rPr>
+          <w:rFonts w:ascii="Georgia" w:hAnsi="Georgia"/>
+          <w:sz w:val="24"/>
+          <w:szCs w:val="24"/>
+        </w:rPr>
+        <w:t xml:space="preserve">Next, create a Resource Quota YAML file named </w:t>
+      </w:r>
+      <w:r>
+        <w:rPr>
+          <w:rFonts w:ascii="Georgia" w:hAnsi="Georgia"/>
+          <w:b/>
+          <w:bCs/>
+          <w:sz w:val="24"/>
+          <w:szCs w:val="24"/>
+        </w:rPr>
+        <w:t>resource-</w:t>
+      </w:r>
+      <w:proofErr w:type="spellStart"/>
+      <w:proofErr w:type="gramStart"/>
+      <w:r>
+        <w:rPr>
+          <w:rFonts w:ascii="Georgia" w:hAnsi="Georgia"/>
+          <w:b/>
+          <w:bCs/>
+          <w:sz w:val="24"/>
+          <w:szCs w:val="24"/>
+        </w:rPr>
+        <w:t>quota.yaml</w:t>
+      </w:r>
+      <w:proofErr w:type="spellEnd"/>
+      <w:proofErr w:type="gramEnd"/>
       <w:r>
         <w:rPr>
           <w:rFonts w:ascii="Georgia" w:hAnsi="Georgia"/>
@@ -804,13 +1001,23 @@
           <w:szCs w:val="20"/>
         </w:rPr>
       </w:pPr>
+      <w:proofErr w:type="spellStart"/>
       <w:r>
         <w:rPr>
           <w:rFonts w:ascii="Georgia" w:hAnsi="Georgia"/>
           <w:sz w:val="20"/>
           <w:szCs w:val="20"/>
         </w:rPr>
-        <w:t>apiVersion: v1</w:t>
+        <w:t>apiVersion</w:t>
+      </w:r>
+      <w:proofErr w:type="spellEnd"/>
+      <w:r>
+        <w:rPr>
+          <w:rFonts w:ascii="Georgia" w:hAnsi="Georgia"/>
+          <w:sz w:val="20"/>
+          <w:szCs w:val="20"/>
+        </w:rPr>
+        <w:t>: v1</w:t>
       </w:r>
     </w:p>
     <w:p>
@@ -832,11 +1039,69 @@
       <w:r>
         <w:rPr>
           <w:rFonts w:ascii="Georgia" w:hAnsi="Georgia"/>
+          <w:noProof/>
           <w:sz w:val="20"/>
           <w:szCs w:val="20"/>
         </w:rPr>
-        <w:t>kind: ResourceQuota</w:t>
-      </w:r>
+        <mc:AlternateContent>
+          <mc:Choice Requires="wpi">
+            <w:drawing>
+              <wp:anchor distT="0" distB="0" distL="114300" distR="114300" simplePos="0" relativeHeight="251728896" behindDoc="0" locked="0" layoutInCell="1" allowOverlap="1" wp14:anchorId="13244900" wp14:editId="1717BB09">
+                <wp:simplePos x="0" y="0"/>
+                <wp:positionH relativeFrom="column">
+                  <wp:posOffset>335880</wp:posOffset>
+                </wp:positionH>
+                <wp:positionV relativeFrom="paragraph">
+                  <wp:posOffset>193378</wp:posOffset>
+                </wp:positionV>
+                <wp:extent cx="858240" cy="27720"/>
+                <wp:effectExtent l="19050" t="57150" r="56515" b="48895"/>
+                <wp:wrapNone/>
+                <wp:docPr id="1843037796" name="Ink 56"/>
+                <wp:cNvGraphicFramePr/>
+                <a:graphic xmlns:a="http://schemas.openxmlformats.org/drawingml/2006/main">
+                  <a:graphicData uri="http://schemas.microsoft.com/office/word/2010/wordprocessingInk">
+                    <w14:contentPart bwMode="auto" r:id="rId10">
+                      <w14:nvContentPartPr>
+                        <w14:cNvContentPartPr/>
+                      </w14:nvContentPartPr>
+                      <w14:xfrm>
+                        <a:off x="0" y="0"/>
+                        <a:ext cx="858240" cy="27720"/>
+                      </w14:xfrm>
+                    </w14:contentPart>
+                  </a:graphicData>
+                </a:graphic>
+              </wp:anchor>
+            </w:drawing>
+          </mc:Choice>
+          <mc:Fallback>
+            <w:pict>
+              <v:shape w14:anchorId="3943DAF1" id="Ink 56" o:spid="_x0000_s1026" type="#_x0000_t75" style="position:absolute;margin-left:25.75pt;margin-top:14.55pt;width:69pt;height:3.6pt;z-index:251728896;visibility:visible;mso-wrap-style:square;mso-wrap-distance-left:9pt;mso-wrap-distance-top:0;mso-wrap-distance-right:9pt;mso-wrap-distance-bottom:0;mso-position-horizontal:absolute;mso-position-horizontal-relative:text;mso-position-vertical:absolute;mso-position-vertical-relative:text" o:gfxdata="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">
+                <v:imagedata r:id="rId11" o:title=""/>
+              </v:shape>
+            </w:pict>
+          </mc:Fallback>
+        </mc:AlternateContent>
+      </w:r>
+      <w:r>
+        <w:rPr>
+          <w:rFonts w:ascii="Georgia" w:hAnsi="Georgia"/>
+          <w:sz w:val="20"/>
+          <w:szCs w:val="20"/>
+        </w:rPr>
+        <w:t xml:space="preserve">kind: </w:t>
+      </w:r>
+      <w:proofErr w:type="spellStart"/>
+      <w:r>
+        <w:rPr>
+          <w:rFonts w:ascii="Georgia" w:hAnsi="Georgia"/>
+          <w:sz w:val="20"/>
+          <w:szCs w:val="20"/>
+        </w:rPr>
+        <w:t>ResourceQuota</w:t>
+      </w:r>
+      <w:proofErr w:type="spellEnd"/>
     </w:p>
     <w:p>
       <w:pPr>
@@ -857,6 +1122,54 @@
       <w:r>
         <w:rPr>
           <w:rFonts w:ascii="Georgia" w:hAnsi="Georgia"/>
+          <w:noProof/>
+          <w:sz w:val="20"/>
+          <w:szCs w:val="20"/>
+        </w:rPr>
+        <mc:AlternateContent>
+          <mc:Choice Requires="wpi">
+            <w:drawing>
+              <wp:anchor distT="0" distB="0" distL="114300" distR="114300" simplePos="0" relativeHeight="251729920" behindDoc="0" locked="0" layoutInCell="1" allowOverlap="1" wp14:anchorId="666623D1" wp14:editId="77ED5C7D">
+                <wp:simplePos x="0" y="0"/>
+                <wp:positionH relativeFrom="column">
+                  <wp:posOffset>646560</wp:posOffset>
+                </wp:positionH>
+                <wp:positionV relativeFrom="paragraph">
+                  <wp:posOffset>185521</wp:posOffset>
+                </wp:positionV>
+                <wp:extent cx="241200" cy="66600"/>
+                <wp:effectExtent l="57150" t="57150" r="45085" b="48260"/>
+                <wp:wrapNone/>
+                <wp:docPr id="960805466" name="Ink 57"/>
+                <wp:cNvGraphicFramePr/>
+                <a:graphic xmlns:a="http://schemas.openxmlformats.org/drawingml/2006/main">
+                  <a:graphicData uri="http://schemas.microsoft.com/office/word/2010/wordprocessingInk">
+                    <w14:contentPart bwMode="auto" r:id="rId12">
+                      <w14:nvContentPartPr>
+                        <w14:cNvContentPartPr/>
+                      </w14:nvContentPartPr>
+                      <w14:xfrm>
+                        <a:off x="0" y="0"/>
+                        <a:ext cx="241200" cy="66600"/>
+                      </w14:xfrm>
+                    </w14:contentPart>
+                  </a:graphicData>
+                </a:graphic>
+              </wp:anchor>
+            </w:drawing>
+          </mc:Choice>
+          <mc:Fallback>
+            <w:pict>
+              <v:shape w14:anchorId="58BCB80E" id="Ink 57" o:spid="_x0000_s1026" type="#_x0000_t75" style="position:absolute;margin-left:50.2pt;margin-top:13.9pt;width:20.45pt;height:6.7pt;z-index:251729920;visibility:visible;mso-wrap-style:square;mso-wrap-distance-left:9pt;mso-wrap-distance-top:0;mso-wrap-distance-right:9pt;mso-wrap-distance-bottom:0;mso-position-horizontal:absolute;mso-position-horizontal-relative:text;mso-position-vertical:absolute;mso-position-vertical-relative:text" o:gfxdata="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">
+                <v:imagedata r:id="rId13" o:title=""/>
+              </v:shape>
+            </w:pict>
+          </mc:Fallback>
+        </mc:AlternateContent>
+      </w:r>
+      <w:r>
+        <w:rPr>
+          <w:rFonts w:ascii="Georgia" w:hAnsi="Georgia"/>
           <w:sz w:val="20"/>
           <w:szCs w:val="20"/>
         </w:rPr>
@@ -887,6 +1200,7 @@
         </w:rPr>
         <w:t xml:space="preserve">  name: </w:t>
       </w:r>
+      <w:proofErr w:type="spellStart"/>
       <w:r>
         <w:rPr>
           <w:rFonts w:ascii="Georgia" w:hAnsi="Georgia"/>
@@ -895,6 +1209,7 @@
         </w:rPr>
         <w:t>myns</w:t>
       </w:r>
+      <w:proofErr w:type="spellEnd"/>
       <w:r>
         <w:rPr>
           <w:rFonts w:ascii="Georgia" w:hAnsi="Georgia"/>
@@ -923,10 +1238,50 @@
       <w:r>
         <w:rPr>
           <w:rFonts w:ascii="Georgia" w:hAnsi="Georgia"/>
+          <w:noProof/>
           <w:sz w:val="20"/>
           <w:szCs w:val="20"/>
         </w:rPr>
-        <w:t xml:space="preserve">  namespace: </w:t>
+        <mc:AlternateContent>
+          <mc:Choice Requires="wpi">
+            <w:drawing>
+              <wp:anchor distT="0" distB="0" distL="114300" distR="114300" simplePos="0" relativeHeight="251730944" behindDoc="0" locked="0" layoutInCell="1" allowOverlap="1" wp14:anchorId="2ABF51D9" wp14:editId="3324041E">
+                <wp:simplePos x="0" y="0"/>
+                <wp:positionH relativeFrom="column">
+                  <wp:posOffset>674640</wp:posOffset>
+                </wp:positionH>
+                <wp:positionV relativeFrom="paragraph">
+                  <wp:posOffset>201942</wp:posOffset>
+                </wp:positionV>
+                <wp:extent cx="462600" cy="12960"/>
+                <wp:effectExtent l="57150" t="57150" r="0" b="44450"/>
+                <wp:wrapNone/>
+                <wp:docPr id="1571938130" name="Ink 58"/>
+                <wp:cNvGraphicFramePr/>
+                <a:graphic xmlns:a="http://schemas.openxmlformats.org/drawingml/2006/main">
+                  <a:graphicData uri="http://schemas.microsoft.com/office/word/2010/wordprocessingInk">
+                    <w14:contentPart bwMode="auto" r:id="rId14">
+                      <w14:nvContentPartPr>
+                        <w14:cNvContentPartPr/>
+                      </w14:nvContentPartPr>
+                      <w14:xfrm>
+                        <a:off x="0" y="0"/>
+                        <a:ext cx="462600" cy="12960"/>
+                      </w14:xfrm>
+                    </w14:contentPart>
+                  </a:graphicData>
+                </a:graphic>
+              </wp:anchor>
+            </w:drawing>
+          </mc:Choice>
+          <mc:Fallback>
+            <w:pict>
+              <v:shape w14:anchorId="6AAD0C2C" id="Ink 58" o:spid="_x0000_s1026" type="#_x0000_t75" style="position:absolute;margin-left:52.4pt;margin-top:15.2pt;width:37.85pt;height:2.4pt;z-index:251730944;visibility:visible;mso-wrap-style:square;mso-wrap-distance-left:9pt;mso-wrap-distance-top:0;mso-wrap-distance-right:9pt;mso-wrap-distance-bottom:0;mso-position-horizontal:absolute;mso-position-horizontal-relative:text;mso-position-vertical:absolute;mso-position-vertical-relative:text" o:gfxdata="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">
+                <v:imagedata r:id="rId15" o:title=""/>
+              </v:shape>
+            </w:pict>
+          </mc:Fallback>
+        </mc:AlternateContent>
       </w:r>
       <w:r>
         <w:rPr>
@@ -934,8 +1289,18 @@
           <w:sz w:val="20"/>
           <w:szCs w:val="20"/>
         </w:rPr>
+        <w:t xml:space="preserve">  namespace: </w:t>
+      </w:r>
+      <w:proofErr w:type="spellStart"/>
+      <w:r>
+        <w:rPr>
+          <w:rFonts w:ascii="Georgia" w:hAnsi="Georgia"/>
+          <w:sz w:val="20"/>
+          <w:szCs w:val="20"/>
+        </w:rPr>
         <w:t>myns</w:t>
       </w:r>
+      <w:proofErr w:type="spellEnd"/>
       <w:r>
         <w:rPr>
           <w:rFonts w:ascii="Georgia" w:hAnsi="Georgia"/>
@@ -964,6 +1329,54 @@
       <w:r>
         <w:rPr>
           <w:rFonts w:ascii="Georgia" w:hAnsi="Georgia"/>
+          <w:noProof/>
+          <w:sz w:val="20"/>
+          <w:szCs w:val="20"/>
+        </w:rPr>
+        <mc:AlternateContent>
+          <mc:Choice Requires="wpi">
+            <w:drawing>
+              <wp:anchor distT="0" distB="0" distL="114300" distR="114300" simplePos="0" relativeHeight="251731968" behindDoc="0" locked="0" layoutInCell="1" allowOverlap="1" wp14:anchorId="41C6BDD8" wp14:editId="68DD5A53">
+                <wp:simplePos x="0" y="0"/>
+                <wp:positionH relativeFrom="column">
+                  <wp:posOffset>-15120</wp:posOffset>
+                </wp:positionH>
+                <wp:positionV relativeFrom="paragraph">
+                  <wp:posOffset>157843</wp:posOffset>
+                </wp:positionV>
+                <wp:extent cx="325080" cy="12960"/>
+                <wp:effectExtent l="38100" t="57150" r="56515" b="44450"/>
+                <wp:wrapNone/>
+                <wp:docPr id="1551959174" name="Ink 59"/>
+                <wp:cNvGraphicFramePr/>
+                <a:graphic xmlns:a="http://schemas.openxmlformats.org/drawingml/2006/main">
+                  <a:graphicData uri="http://schemas.microsoft.com/office/word/2010/wordprocessingInk">
+                    <w14:contentPart bwMode="auto" r:id="rId16">
+                      <w14:nvContentPartPr>
+                        <w14:cNvContentPartPr/>
+                      </w14:nvContentPartPr>
+                      <w14:xfrm>
+                        <a:off x="0" y="0"/>
+                        <a:ext cx="325080" cy="12960"/>
+                      </w14:xfrm>
+                    </w14:contentPart>
+                  </a:graphicData>
+                </a:graphic>
+              </wp:anchor>
+            </w:drawing>
+          </mc:Choice>
+          <mc:Fallback>
+            <w:pict>
+              <v:shape w14:anchorId="1250529F" id="Ink 59" o:spid="_x0000_s1026" type="#_x0000_t75" style="position:absolute;margin-left:-1.9pt;margin-top:11.75pt;width:27.05pt;height:2.4pt;z-index:251731968;visibility:visible;mso-wrap-style:square;mso-wrap-distance-left:9pt;mso-wrap-distance-top:0;mso-wrap-distance-right:9pt;mso-wrap-distance-bottom:0;mso-position-horizontal:absolute;mso-position-horizontal-relative:text;mso-position-vertical:absolute;mso-position-vertical-relative:text" o:gfxdata="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">
+                <v:imagedata r:id="rId17" o:title=""/>
+              </v:shape>
+            </w:pict>
+          </mc:Fallback>
+        </mc:AlternateContent>
+      </w:r>
+      <w:r>
+        <w:rPr>
+          <w:rFonts w:ascii="Georgia" w:hAnsi="Georgia"/>
           <w:sz w:val="20"/>
           <w:szCs w:val="20"/>
         </w:rPr>
@@ -989,6 +1402,54 @@
       <w:r>
         <w:rPr>
           <w:rFonts w:ascii="Georgia" w:hAnsi="Georgia"/>
+          <w:noProof/>
+          <w:sz w:val="20"/>
+          <w:szCs w:val="20"/>
+        </w:rPr>
+        <mc:AlternateContent>
+          <mc:Choice Requires="wpi">
+            <w:drawing>
+              <wp:anchor distT="0" distB="0" distL="114300" distR="114300" simplePos="0" relativeHeight="251732992" behindDoc="0" locked="0" layoutInCell="1" allowOverlap="1" wp14:anchorId="0D0CAAE6" wp14:editId="394BF77C">
+                <wp:simplePos x="0" y="0"/>
+                <wp:positionH relativeFrom="column">
+                  <wp:posOffset>52560</wp:posOffset>
+                </wp:positionH>
+                <wp:positionV relativeFrom="paragraph">
+                  <wp:posOffset>158748</wp:posOffset>
+                </wp:positionV>
+                <wp:extent cx="309600" cy="4680"/>
+                <wp:effectExtent l="57150" t="57150" r="52705" b="52705"/>
+                <wp:wrapNone/>
+                <wp:docPr id="1008393986" name="Ink 60"/>
+                <wp:cNvGraphicFramePr/>
+                <a:graphic xmlns:a="http://schemas.openxmlformats.org/drawingml/2006/main">
+                  <a:graphicData uri="http://schemas.microsoft.com/office/word/2010/wordprocessingInk">
+                    <w14:contentPart bwMode="auto" r:id="rId18">
+                      <w14:nvContentPartPr>
+                        <w14:cNvContentPartPr/>
+                      </w14:nvContentPartPr>
+                      <w14:xfrm>
+                        <a:off x="0" y="0"/>
+                        <a:ext cx="309600" cy="4680"/>
+                      </w14:xfrm>
+                    </w14:contentPart>
+                  </a:graphicData>
+                </a:graphic>
+              </wp:anchor>
+            </w:drawing>
+          </mc:Choice>
+          <mc:Fallback>
+            <w:pict>
+              <v:shape w14:anchorId="47BCD4F6" id="Ink 60" o:spid="_x0000_s1026" type="#_x0000_t75" style="position:absolute;margin-left:3.45pt;margin-top:11.8pt;width:25.8pt;height:1.75pt;z-index:251732992;visibility:visible;mso-wrap-style:square;mso-wrap-distance-left:9pt;mso-wrap-distance-top:0;mso-wrap-distance-right:9pt;mso-wrap-distance-bottom:0;mso-position-horizontal:absolute;mso-position-horizontal-relative:text;mso-position-vertical:absolute;mso-position-vertical-relative:text" o:gfxdata="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">
+                <v:imagedata r:id="rId19" o:title=""/>
+              </v:shape>
+            </w:pict>
+          </mc:Fallback>
+        </mc:AlternateContent>
+      </w:r>
+      <w:r>
+        <w:rPr>
+          <w:rFonts w:ascii="Georgia" w:hAnsi="Georgia"/>
           <w:sz w:val="20"/>
           <w:szCs w:val="20"/>
         </w:rPr>
@@ -1014,11 +1475,94 @@
       <w:r>
         <w:rPr>
           <w:rFonts w:ascii="Georgia" w:hAnsi="Georgia"/>
+          <w:noProof/>
           <w:sz w:val="20"/>
           <w:szCs w:val="20"/>
         </w:rPr>
-        <w:lastRenderedPageBreak/>
-        <w:t xml:space="preserve">    requests.cpu: "2"    # The total CPU resource requests allowed in the namespace (2 cores).</w:t>
+        <mc:AlternateContent>
+          <mc:Choice Requires="wpi">
+            <w:drawing>
+              <wp:anchor distT="0" distB="0" distL="114300" distR="114300" simplePos="0" relativeHeight="251753472" behindDoc="0" locked="0" layoutInCell="1" allowOverlap="1" wp14:anchorId="1A537777" wp14:editId="2850825C">
+                <wp:simplePos x="0" y="0"/>
+                <wp:positionH relativeFrom="column">
+                  <wp:posOffset>863280</wp:posOffset>
+                </wp:positionH>
+                <wp:positionV relativeFrom="paragraph">
+                  <wp:posOffset>-47707</wp:posOffset>
+                </wp:positionV>
+                <wp:extent cx="268920" cy="237240"/>
+                <wp:effectExtent l="57150" t="57150" r="0" b="48895"/>
+                <wp:wrapNone/>
+                <wp:docPr id="1629240163" name="Ink 80"/>
+                <wp:cNvGraphicFramePr/>
+                <a:graphic xmlns:a="http://schemas.openxmlformats.org/drawingml/2006/main">
+                  <a:graphicData uri="http://schemas.microsoft.com/office/word/2010/wordprocessingInk">
+                    <w14:contentPart bwMode="auto" r:id="rId20">
+                      <w14:nvContentPartPr>
+                        <w14:cNvContentPartPr/>
+                      </w14:nvContentPartPr>
+                      <w14:xfrm>
+                        <a:off x="0" y="0"/>
+                        <a:ext cx="268920" cy="237240"/>
+                      </w14:xfrm>
+                    </w14:contentPart>
+                  </a:graphicData>
+                </a:graphic>
+              </wp:anchor>
+            </w:drawing>
+          </mc:Choice>
+          <mc:Fallback>
+            <w:pict>
+              <v:shape w14:anchorId="2CB7655E" id="Ink 80" o:spid="_x0000_s1026" type="#_x0000_t75" style="position:absolute;margin-left:67.25pt;margin-top:-4.45pt;width:22.55pt;height:20.1pt;z-index:251753472;visibility:visible;mso-wrap-style:square;mso-wrap-distance-left:9pt;mso-wrap-distance-top:0;mso-wrap-distance-right:9pt;mso-wrap-distance-bottom:0;mso-position-horizontal:absolute;mso-position-horizontal-relative:text;mso-position-vertical:absolute;mso-position-vertical-relative:text" o:gfxdata="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">
+                <v:imagedata r:id="rId21" o:title=""/>
+              </v:shape>
+            </w:pict>
+          </mc:Fallback>
+        </mc:AlternateContent>
+      </w:r>
+      <w:r>
+        <w:rPr>
+          <w:rFonts w:ascii="Georgia" w:hAnsi="Georgia"/>
+          <w:sz w:val="20"/>
+          <w:szCs w:val="20"/>
+        </w:rPr>
+        <w:t xml:space="preserve">    </w:t>
+      </w:r>
+      <w:proofErr w:type="spellStart"/>
+      <w:r>
+        <w:rPr>
+          <w:rFonts w:ascii="Georgia" w:hAnsi="Georgia"/>
+          <w:sz w:val="20"/>
+          <w:szCs w:val="20"/>
+        </w:rPr>
+        <w:t>requests.cpu</w:t>
+      </w:r>
+      <w:proofErr w:type="spellEnd"/>
+      <w:r>
+        <w:rPr>
+          <w:rFonts w:ascii="Georgia" w:hAnsi="Georgia"/>
+          <w:sz w:val="20"/>
+          <w:szCs w:val="20"/>
+        </w:rPr>
+        <w:t>: "</w:t>
+      </w:r>
+      <w:proofErr w:type="gramStart"/>
+      <w:r>
+        <w:rPr>
+          <w:rFonts w:ascii="Georgia" w:hAnsi="Georgia"/>
+          <w:sz w:val="20"/>
+          <w:szCs w:val="20"/>
+        </w:rPr>
+        <w:t>2"    #</w:t>
+      </w:r>
+      <w:proofErr w:type="gramEnd"/>
+      <w:r>
+        <w:rPr>
+          <w:rFonts w:ascii="Georgia" w:hAnsi="Georgia"/>
+          <w:sz w:val="20"/>
+          <w:szCs w:val="20"/>
+        </w:rPr>
+        <w:t xml:space="preserve"> The total CPU resource requests allowed in the namespace (2 cores).</w:t>
       </w:r>
     </w:p>
     <w:p>
@@ -1037,6 +1581,54 @@
           <w:szCs w:val="20"/>
         </w:rPr>
       </w:pPr>
+      <w:r>
+        <w:rPr>
+          <w:rFonts w:ascii="Georgia" w:hAnsi="Georgia"/>
+          <w:noProof/>
+          <w:sz w:val="20"/>
+          <w:szCs w:val="20"/>
+        </w:rPr>
+        <mc:AlternateContent>
+          <mc:Choice Requires="wpi">
+            <w:drawing>
+              <wp:anchor distT="0" distB="0" distL="114300" distR="114300" simplePos="0" relativeHeight="251754496" behindDoc="0" locked="0" layoutInCell="1" allowOverlap="1" wp14:anchorId="06D58CB1" wp14:editId="05CDB243">
+                <wp:simplePos x="0" y="0"/>
+                <wp:positionH relativeFrom="column">
+                  <wp:posOffset>1121040</wp:posOffset>
+                </wp:positionH>
+                <wp:positionV relativeFrom="paragraph">
+                  <wp:posOffset>-14402</wp:posOffset>
+                </wp:positionV>
+                <wp:extent cx="354600" cy="256320"/>
+                <wp:effectExtent l="57150" t="57150" r="0" b="48895"/>
+                <wp:wrapNone/>
+                <wp:docPr id="1396607661" name="Ink 81"/>
+                <wp:cNvGraphicFramePr/>
+                <a:graphic xmlns:a="http://schemas.openxmlformats.org/drawingml/2006/main">
+                  <a:graphicData uri="http://schemas.microsoft.com/office/word/2010/wordprocessingInk">
+                    <w14:contentPart bwMode="auto" r:id="rId22">
+                      <w14:nvContentPartPr>
+                        <w14:cNvContentPartPr/>
+                      </w14:nvContentPartPr>
+                      <w14:xfrm>
+                        <a:off x="0" y="0"/>
+                        <a:ext cx="354600" cy="256320"/>
+                      </w14:xfrm>
+                    </w14:contentPart>
+                  </a:graphicData>
+                </a:graphic>
+              </wp:anchor>
+            </w:drawing>
+          </mc:Choice>
+          <mc:Fallback>
+            <w:pict>
+              <v:shape w14:anchorId="20E667CB" id="Ink 81" o:spid="_x0000_s1026" type="#_x0000_t75" style="position:absolute;margin-left:87.55pt;margin-top:-1.85pt;width:29.3pt;height:21.6pt;z-index:251754496;visibility:visible;mso-wrap-style:square;mso-wrap-distance-left:9pt;mso-wrap-distance-top:0;mso-wrap-distance-right:9pt;mso-wrap-distance-bottom:0;mso-position-horizontal:absolute;mso-position-horizontal-relative:text;mso-position-vertical:absolute;mso-position-vertical-relative:text" o:gfxdata="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">
+                <v:imagedata r:id="rId23" o:title=""/>
+              </v:shape>
+            </w:pict>
+          </mc:Fallback>
+        </mc:AlternateContent>
+      </w:r>
       <w:r>
         <w:rPr>
           <w:rFonts w:ascii="Georgia" w:hAnsi="Georgia"/>
@@ -1062,7 +1654,7 @@
                 <wp:cNvGraphicFramePr/>
                 <a:graphic xmlns:a="http://schemas.openxmlformats.org/drawingml/2006/main">
                   <a:graphicData uri="http://schemas.microsoft.com/office/word/2010/wordprocessingInk">
-                    <w14:contentPart bwMode="auto" r:id="rId8">
+                    <w14:contentPart bwMode="auto" r:id="rId24">
                       <w14:nvContentPartPr>
                         <w14:cNvContentPartPr/>
                       </w14:nvContentPartPr>
@@ -1091,7 +1683,53 @@
           <w:sz w:val="20"/>
           <w:szCs w:val="20"/>
         </w:rPr>
-        <w:t xml:space="preserve">   requests.memory: "4Gi" # The total memory resource requests allowed in the namespace (4 GiB).</w:t>
+        <w:t xml:space="preserve">   </w:t>
+      </w:r>
+      <w:r>
+        <w:rPr>
+          <w:rFonts w:ascii="Georgia" w:hAnsi="Georgia"/>
+          <w:sz w:val="20"/>
+          <w:szCs w:val="20"/>
+        </w:rPr>
+        <w:t xml:space="preserve"> </w:t>
+      </w:r>
+      <w:proofErr w:type="spellStart"/>
+      <w:proofErr w:type="gramStart"/>
+      <w:r>
+        <w:rPr>
+          <w:rFonts w:ascii="Georgia" w:hAnsi="Georgia"/>
+          <w:sz w:val="20"/>
+          <w:szCs w:val="20"/>
+        </w:rPr>
+        <w:t>requests.memory</w:t>
+      </w:r>
+      <w:proofErr w:type="spellEnd"/>
+      <w:proofErr w:type="gramEnd"/>
+      <w:r>
+        <w:rPr>
+          <w:rFonts w:ascii="Georgia" w:hAnsi="Georgia"/>
+          <w:sz w:val="20"/>
+          <w:szCs w:val="20"/>
+        </w:rPr>
+        <w:t>: "4</w:t>
+      </w:r>
+      <w:proofErr w:type="gramStart"/>
+      <w:r>
+        <w:rPr>
+          <w:rFonts w:ascii="Georgia" w:hAnsi="Georgia"/>
+          <w:sz w:val="20"/>
+          <w:szCs w:val="20"/>
+        </w:rPr>
+        <w:t>Gi" #</w:t>
+      </w:r>
+      <w:proofErr w:type="gramEnd"/>
+      <w:r>
+        <w:rPr>
+          <w:rFonts w:ascii="Georgia" w:hAnsi="Georgia"/>
+          <w:sz w:val="20"/>
+          <w:szCs w:val="20"/>
+        </w:rPr>
+        <w:t xml:space="preserve"> The total memory resource requests allowed in the namespace (4 GiB).</w:t>
       </w:r>
     </w:p>
     <w:p>
@@ -1113,10 +1751,94 @@
       <w:r>
         <w:rPr>
           <w:rFonts w:ascii="Georgia" w:hAnsi="Georgia"/>
+          <w:noProof/>
           <w:sz w:val="20"/>
           <w:szCs w:val="20"/>
         </w:rPr>
-        <w:t xml:space="preserve">    limits.cpu: "4"      # The total CPU resource limits allowed in the namespace (4 cores).</w:t>
+        <mc:AlternateContent>
+          <mc:Choice Requires="wpi">
+            <w:drawing>
+              <wp:anchor distT="0" distB="0" distL="114300" distR="114300" simplePos="0" relativeHeight="251774976" behindDoc="0" locked="0" layoutInCell="1" allowOverlap="1" wp14:anchorId="132AED79" wp14:editId="3298FE1D">
+                <wp:simplePos x="0" y="0"/>
+                <wp:positionH relativeFrom="column">
+                  <wp:posOffset>2621280</wp:posOffset>
+                </wp:positionH>
+                <wp:positionV relativeFrom="paragraph">
+                  <wp:posOffset>207645</wp:posOffset>
+                </wp:positionV>
+                <wp:extent cx="2056460" cy="31485"/>
+                <wp:effectExtent l="0" t="57150" r="39370" b="45085"/>
+                <wp:wrapNone/>
+                <wp:docPr id="87272596" name="Ink 101"/>
+                <wp:cNvGraphicFramePr/>
+                <a:graphic xmlns:a="http://schemas.openxmlformats.org/drawingml/2006/main">
+                  <a:graphicData uri="http://schemas.microsoft.com/office/word/2010/wordprocessingInk">
+                    <w14:contentPart bwMode="auto" r:id="rId26">
+                      <w14:nvContentPartPr>
+                        <w14:cNvContentPartPr/>
+                      </w14:nvContentPartPr>
+                      <w14:xfrm>
+                        <a:off x="0" y="0"/>
+                        <a:ext cx="2056460" cy="31485"/>
+                      </w14:xfrm>
+                    </w14:contentPart>
+                  </a:graphicData>
+                </a:graphic>
+              </wp:anchor>
+            </w:drawing>
+          </mc:Choice>
+          <mc:Fallback>
+            <w:pict>
+              <v:shape w14:anchorId="7D091A3B" id="Ink 101" o:spid="_x0000_s1026" type="#_x0000_t75" style="position:absolute;margin-left:205.7pt;margin-top:15.65pt;width:163.35pt;height:3.95pt;z-index:251774976;visibility:visible;mso-wrap-style:square;mso-wrap-distance-left:9pt;mso-wrap-distance-top:0;mso-wrap-distance-right:9pt;mso-wrap-distance-bottom:0;mso-position-horizontal:absolute;mso-position-horizontal-relative:text;mso-position-vertical:absolute;mso-position-vertical-relative:text" o:gfxdata="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">
+                <v:imagedata r:id="rId27" o:title=""/>
+              </v:shape>
+            </w:pict>
+          </mc:Fallback>
+        </mc:AlternateContent>
+      </w:r>
+      <w:r>
+        <w:rPr>
+          <w:rFonts w:ascii="Georgia" w:hAnsi="Georgia"/>
+          <w:sz w:val="20"/>
+          <w:szCs w:val="20"/>
+        </w:rPr>
+        <w:t xml:space="preserve">    </w:t>
+      </w:r>
+      <w:proofErr w:type="spellStart"/>
+      <w:r>
+        <w:rPr>
+          <w:rFonts w:ascii="Georgia" w:hAnsi="Georgia"/>
+          <w:sz w:val="20"/>
+          <w:szCs w:val="20"/>
+        </w:rPr>
+        <w:t>limits.cpu</w:t>
+      </w:r>
+      <w:proofErr w:type="spellEnd"/>
+      <w:r>
+        <w:rPr>
+          <w:rFonts w:ascii="Georgia" w:hAnsi="Georgia"/>
+          <w:sz w:val="20"/>
+          <w:szCs w:val="20"/>
+        </w:rPr>
+        <w:t>: "</w:t>
+      </w:r>
+      <w:proofErr w:type="gramStart"/>
+      <w:r>
+        <w:rPr>
+          <w:rFonts w:ascii="Georgia" w:hAnsi="Georgia"/>
+          <w:sz w:val="20"/>
+          <w:szCs w:val="20"/>
+        </w:rPr>
+        <w:t>4"      #</w:t>
+      </w:r>
+      <w:proofErr w:type="gramEnd"/>
+      <w:r>
+        <w:rPr>
+          <w:rFonts w:ascii="Georgia" w:hAnsi="Georgia"/>
+          <w:sz w:val="20"/>
+          <w:szCs w:val="20"/>
+        </w:rPr>
+        <w:t xml:space="preserve"> The total CPU resource limits allowed in the namespace (4 cores).</w:t>
       </w:r>
     </w:p>
     <w:p>
@@ -1138,10 +1860,144 @@
       <w:r>
         <w:rPr>
           <w:rFonts w:ascii="Georgia" w:hAnsi="Georgia"/>
+          <w:noProof/>
           <w:sz w:val="20"/>
           <w:szCs w:val="20"/>
         </w:rPr>
-        <w:t xml:space="preserve">    limits.memory: "8Gi" # The total memory resource limits allowed in the namespace (8 GiB).</w:t>
+        <mc:AlternateContent>
+          <mc:Choice Requires="wpi">
+            <w:drawing>
+              <wp:anchor distT="0" distB="0" distL="114300" distR="114300" simplePos="0" relativeHeight="251779072" behindDoc="0" locked="0" layoutInCell="1" allowOverlap="1" wp14:anchorId="41A8D376" wp14:editId="5B6229D0">
+                <wp:simplePos x="0" y="0"/>
+                <wp:positionH relativeFrom="column">
+                  <wp:posOffset>188595</wp:posOffset>
+                </wp:positionH>
+                <wp:positionV relativeFrom="paragraph">
+                  <wp:posOffset>156845</wp:posOffset>
+                </wp:positionV>
+                <wp:extent cx="1125220" cy="47520"/>
+                <wp:effectExtent l="57150" t="57150" r="55880" b="48260"/>
+                <wp:wrapNone/>
+                <wp:docPr id="204864443" name="Ink 105"/>
+                <wp:cNvGraphicFramePr/>
+                <a:graphic xmlns:a="http://schemas.openxmlformats.org/drawingml/2006/main">
+                  <a:graphicData uri="http://schemas.microsoft.com/office/word/2010/wordprocessingInk">
+                    <w14:contentPart bwMode="auto" r:id="rId28">
+                      <w14:nvContentPartPr>
+                        <w14:cNvContentPartPr/>
+                      </w14:nvContentPartPr>
+                      <w14:xfrm>
+                        <a:off x="0" y="0"/>
+                        <a:ext cx="1125220" cy="47520"/>
+                      </w14:xfrm>
+                    </w14:contentPart>
+                  </a:graphicData>
+                </a:graphic>
+              </wp:anchor>
+            </w:drawing>
+          </mc:Choice>
+          <mc:Fallback>
+            <w:pict>
+              <v:shape w14:anchorId="358F7236" id="Ink 105" o:spid="_x0000_s1026" type="#_x0000_t75" style="position:absolute;margin-left:14.15pt;margin-top:11.65pt;width:90pt;height:5.2pt;z-index:251779072;visibility:visible;mso-wrap-style:square;mso-wrap-distance-left:9pt;mso-wrap-distance-top:0;mso-wrap-distance-right:9pt;mso-wrap-distance-bottom:0;mso-position-horizontal:absolute;mso-position-horizontal-relative:text;mso-position-vertical:absolute;mso-position-vertical-relative:text" o:gfxdata="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">
+                <v:imagedata r:id="rId29" o:title=""/>
+              </v:shape>
+            </w:pict>
+          </mc:Fallback>
+        </mc:AlternateContent>
+      </w:r>
+      <w:r>
+        <w:rPr>
+          <w:rFonts w:ascii="Georgia" w:hAnsi="Georgia"/>
+          <w:noProof/>
+          <w:sz w:val="20"/>
+          <w:szCs w:val="20"/>
+        </w:rPr>
+        <mc:AlternateContent>
+          <mc:Choice Requires="wpi">
+            <w:drawing>
+              <wp:anchor distT="0" distB="0" distL="114300" distR="114300" simplePos="0" relativeHeight="251776000" behindDoc="0" locked="0" layoutInCell="1" allowOverlap="1" wp14:anchorId="461273CE" wp14:editId="32595B4E">
+                <wp:simplePos x="0" y="0"/>
+                <wp:positionH relativeFrom="column">
+                  <wp:posOffset>1296670</wp:posOffset>
+                </wp:positionH>
+                <wp:positionV relativeFrom="paragraph">
+                  <wp:posOffset>5080</wp:posOffset>
+                </wp:positionV>
+                <wp:extent cx="930445" cy="33915"/>
+                <wp:effectExtent l="57150" t="38100" r="41275" b="42545"/>
+                <wp:wrapNone/>
+                <wp:docPr id="181979132" name="Ink 102"/>
+                <wp:cNvGraphicFramePr/>
+                <a:graphic xmlns:a="http://schemas.openxmlformats.org/drawingml/2006/main">
+                  <a:graphicData uri="http://schemas.microsoft.com/office/word/2010/wordprocessingInk">
+                    <w14:contentPart bwMode="auto" r:id="rId30">
+                      <w14:nvContentPartPr>
+                        <w14:cNvContentPartPr/>
+                      </w14:nvContentPartPr>
+                      <w14:xfrm>
+                        <a:off x="0" y="0"/>
+                        <a:ext cx="930445" cy="33915"/>
+                      </w14:xfrm>
+                    </w14:contentPart>
+                  </a:graphicData>
+                </a:graphic>
+              </wp:anchor>
+            </w:drawing>
+          </mc:Choice>
+          <mc:Fallback>
+            <w:pict>
+              <v:shape w14:anchorId="6FF839CB" id="Ink 102" o:spid="_x0000_s1026" type="#_x0000_t75" style="position:absolute;margin-left:101.4pt;margin-top:-.3pt;width:74.65pt;height:4.05pt;z-index:251776000;visibility:visible;mso-wrap-style:square;mso-wrap-distance-left:9pt;mso-wrap-distance-top:0;mso-wrap-distance-right:9pt;mso-wrap-distance-bottom:0;mso-position-horizontal:absolute;mso-position-horizontal-relative:text;mso-position-vertical:absolute;mso-position-vertical-relative:text" o:gfxdata="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">
+                <v:imagedata r:id="rId31" o:title=""/>
+              </v:shape>
+            </w:pict>
+          </mc:Fallback>
+        </mc:AlternateContent>
+      </w:r>
+      <w:r>
+        <w:rPr>
+          <w:rFonts w:ascii="Georgia" w:hAnsi="Georgia"/>
+          <w:sz w:val="20"/>
+          <w:szCs w:val="20"/>
+        </w:rPr>
+        <w:t xml:space="preserve">    </w:t>
+      </w:r>
+      <w:proofErr w:type="spellStart"/>
+      <w:proofErr w:type="gramStart"/>
+      <w:r>
+        <w:rPr>
+          <w:rFonts w:ascii="Georgia" w:hAnsi="Georgia"/>
+          <w:sz w:val="20"/>
+          <w:szCs w:val="20"/>
+        </w:rPr>
+        <w:t>limits.memory</w:t>
+      </w:r>
+      <w:proofErr w:type="spellEnd"/>
+      <w:proofErr w:type="gramEnd"/>
+      <w:r>
+        <w:rPr>
+          <w:rFonts w:ascii="Georgia" w:hAnsi="Georgia"/>
+          <w:sz w:val="20"/>
+          <w:szCs w:val="20"/>
+        </w:rPr>
+        <w:t>: "8</w:t>
+      </w:r>
+      <w:proofErr w:type="gramStart"/>
+      <w:r>
+        <w:rPr>
+          <w:rFonts w:ascii="Georgia" w:hAnsi="Georgia"/>
+          <w:sz w:val="20"/>
+          <w:szCs w:val="20"/>
+        </w:rPr>
+        <w:t>Gi" #</w:t>
+      </w:r>
+      <w:proofErr w:type="gramEnd"/>
+      <w:r>
+        <w:rPr>
+          <w:rFonts w:ascii="Georgia" w:hAnsi="Georgia"/>
+          <w:sz w:val="20"/>
+          <w:szCs w:val="20"/>
+        </w:rPr>
+        <w:t xml:space="preserve"> The total memory resource limits allowed in the namespace (8 GiB).</w:t>
       </w:r>
     </w:p>
     <w:p>
@@ -1163,10 +2019,76 @@
       <w:r>
         <w:rPr>
           <w:rFonts w:ascii="Georgia" w:hAnsi="Georgia"/>
+          <w:noProof/>
           <w:sz w:val="20"/>
           <w:szCs w:val="20"/>
         </w:rPr>
-        <w:t xml:space="preserve">    pods: "10"           # The total number of Pods allowed in the namespace.</w:t>
+        <mc:AlternateContent>
+          <mc:Choice Requires="wpi">
+            <w:drawing>
+              <wp:anchor distT="0" distB="0" distL="114300" distR="114300" simplePos="0" relativeHeight="251782144" behindDoc="0" locked="0" layoutInCell="1" allowOverlap="1" wp14:anchorId="632CBCED" wp14:editId="2863D71F">
+                <wp:simplePos x="0" y="0"/>
+                <wp:positionH relativeFrom="column">
+                  <wp:posOffset>46990</wp:posOffset>
+                </wp:positionH>
+                <wp:positionV relativeFrom="paragraph">
+                  <wp:posOffset>130175</wp:posOffset>
+                </wp:positionV>
+                <wp:extent cx="555120" cy="58985"/>
+                <wp:effectExtent l="57150" t="57150" r="54610" b="55880"/>
+                <wp:wrapNone/>
+                <wp:docPr id="1119309019" name="Ink 108"/>
+                <wp:cNvGraphicFramePr/>
+                <a:graphic xmlns:a="http://schemas.openxmlformats.org/drawingml/2006/main">
+                  <a:graphicData uri="http://schemas.microsoft.com/office/word/2010/wordprocessingInk">
+                    <w14:contentPart bwMode="auto" r:id="rId32">
+                      <w14:nvContentPartPr>
+                        <w14:cNvContentPartPr/>
+                      </w14:nvContentPartPr>
+                      <w14:xfrm>
+                        <a:off x="0" y="0"/>
+                        <a:ext cx="555120" cy="58985"/>
+                      </w14:xfrm>
+                    </w14:contentPart>
+                  </a:graphicData>
+                </a:graphic>
+              </wp:anchor>
+            </w:drawing>
+          </mc:Choice>
+          <mc:Fallback>
+            <w:pict>
+              <v:shape w14:anchorId="3E8B2266" id="Ink 108" o:spid="_x0000_s1026" type="#_x0000_t75" style="position:absolute;margin-left:3pt;margin-top:9.55pt;width:45.1pt;height:6.05pt;z-index:251782144;visibility:visible;mso-wrap-style:square;mso-wrap-distance-left:9pt;mso-wrap-distance-top:0;mso-wrap-distance-right:9pt;mso-wrap-distance-bottom:0;mso-position-horizontal:absolute;mso-position-horizontal-relative:text;mso-position-vertical:absolute;mso-position-vertical-relative:text" o:gfxdata="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">
+                <v:imagedata r:id="rId33" o:title=""/>
+              </v:shape>
+            </w:pict>
+          </mc:Fallback>
+        </mc:AlternateContent>
+      </w:r>
+      <w:r>
+        <w:rPr>
+          <w:rFonts w:ascii="Georgia" w:hAnsi="Georgia"/>
+          <w:sz w:val="20"/>
+          <w:szCs w:val="20"/>
+        </w:rPr>
+        <w:t xml:space="preserve">    pods: "</w:t>
+      </w:r>
+      <w:proofErr w:type="gramStart"/>
+      <w:r>
+        <w:rPr>
+          <w:rFonts w:ascii="Georgia" w:hAnsi="Georgia"/>
+          <w:sz w:val="20"/>
+          <w:szCs w:val="20"/>
+        </w:rPr>
+        <w:t>10"           #</w:t>
+      </w:r>
+      <w:proofErr w:type="gramEnd"/>
+      <w:r>
+        <w:rPr>
+          <w:rFonts w:ascii="Georgia" w:hAnsi="Georgia"/>
+          <w:sz w:val="20"/>
+          <w:szCs w:val="20"/>
+        </w:rPr>
+        <w:t xml:space="preserve"> The total number of Pods allowed in the namespace.</w:t>
       </w:r>
     </w:p>
     <w:p>
@@ -1191,7 +2113,43 @@
           <w:sz w:val="20"/>
           <w:szCs w:val="20"/>
         </w:rPr>
-        <w:t xml:space="preserve">    persistentvolumeclaims: "5" # The total number of PersistentVolumeClaims allowed in the namespace.</w:t>
+        <w:t xml:space="preserve">    </w:t>
+      </w:r>
+      <w:proofErr w:type="spellStart"/>
+      <w:r>
+        <w:rPr>
+          <w:rFonts w:ascii="Georgia" w:hAnsi="Georgia"/>
+          <w:sz w:val="20"/>
+          <w:szCs w:val="20"/>
+        </w:rPr>
+        <w:t>persistentvolumeclaims</w:t>
+      </w:r>
+      <w:proofErr w:type="spellEnd"/>
+      <w:r>
+        <w:rPr>
+          <w:rFonts w:ascii="Georgia" w:hAnsi="Georgia"/>
+          <w:sz w:val="20"/>
+          <w:szCs w:val="20"/>
+        </w:rPr>
+        <w:t xml:space="preserve">: "5" # The total number of </w:t>
+      </w:r>
+      <w:proofErr w:type="spellStart"/>
+      <w:r>
+        <w:rPr>
+          <w:rFonts w:ascii="Georgia" w:hAnsi="Georgia"/>
+          <w:sz w:val="20"/>
+          <w:szCs w:val="20"/>
+        </w:rPr>
+        <w:t>PersistentVolumeClaims</w:t>
+      </w:r>
+      <w:proofErr w:type="spellEnd"/>
+      <w:r>
+        <w:rPr>
+          <w:rFonts w:ascii="Georgia" w:hAnsi="Georgia"/>
+          <w:sz w:val="20"/>
+          <w:szCs w:val="20"/>
+        </w:rPr>
+        <w:t xml:space="preserve"> allowed in the namespace.</w:t>
       </w:r>
     </w:p>
     <w:p>
@@ -1213,10 +2171,112 @@
       <w:r>
         <w:rPr>
           <w:rFonts w:ascii="Georgia" w:hAnsi="Georgia"/>
+          <w:noProof/>
           <w:sz w:val="20"/>
           <w:szCs w:val="20"/>
         </w:rPr>
-        <w:t xml:space="preserve">    configmaps: "10"     # The total number of ConfigMaps allowed in the namespace.</w:t>
+        <mc:AlternateContent>
+          <mc:Choice Requires="wpi">
+            <w:drawing>
+              <wp:anchor distT="0" distB="0" distL="114300" distR="114300" simplePos="0" relativeHeight="251789312" behindDoc="0" locked="0" layoutInCell="1" allowOverlap="1" wp14:anchorId="01DBEAE1" wp14:editId="5DB3CF17">
+                <wp:simplePos x="0" y="0"/>
+                <wp:positionH relativeFrom="column">
+                  <wp:posOffset>121285</wp:posOffset>
+                </wp:positionH>
+                <wp:positionV relativeFrom="paragraph">
+                  <wp:posOffset>-224790</wp:posOffset>
+                </wp:positionV>
+                <wp:extent cx="1591945" cy="614815"/>
+                <wp:effectExtent l="57150" t="57150" r="27305" b="52070"/>
+                <wp:wrapNone/>
+                <wp:docPr id="949800955" name="Ink 115"/>
+                <wp:cNvGraphicFramePr/>
+                <a:graphic xmlns:a="http://schemas.openxmlformats.org/drawingml/2006/main">
+                  <a:graphicData uri="http://schemas.microsoft.com/office/word/2010/wordprocessingInk">
+                    <w14:contentPart bwMode="auto" r:id="rId34">
+                      <w14:nvContentPartPr>
+                        <w14:cNvContentPartPr/>
+                      </w14:nvContentPartPr>
+                      <w14:xfrm>
+                        <a:off x="0" y="0"/>
+                        <a:ext cx="1591945" cy="614815"/>
+                      </w14:xfrm>
+                    </w14:contentPart>
+                  </a:graphicData>
+                </a:graphic>
+              </wp:anchor>
+            </w:drawing>
+          </mc:Choice>
+          <mc:Fallback>
+            <w:pict>
+              <v:shape w14:anchorId="365C0E47" id="Ink 115" o:spid="_x0000_s1026" type="#_x0000_t75" style="position:absolute;margin-left:8.85pt;margin-top:-18.4pt;width:126.75pt;height:49.8pt;z-index:251789312;visibility:visible;mso-wrap-style:square;mso-wrap-distance-left:9pt;mso-wrap-distance-top:0;mso-wrap-distance-right:9pt;mso-wrap-distance-bottom:0;mso-position-horizontal:absolute;mso-position-horizontal-relative:text;mso-position-vertical:absolute;mso-position-vertical-relative:text" o:gfxdata="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">
+                <v:imagedata r:id="rId35" o:title=""/>
+              </v:shape>
+            </w:pict>
+          </mc:Fallback>
+        </mc:AlternateContent>
+      </w:r>
+      <w:r>
+        <w:rPr>
+          <w:rFonts w:ascii="Georgia" w:hAnsi="Georgia"/>
+          <w:sz w:val="20"/>
+          <w:szCs w:val="20"/>
+        </w:rPr>
+        <w:t xml:space="preserve">    </w:t>
+      </w:r>
+      <w:proofErr w:type="spellStart"/>
+      <w:r>
+        <w:rPr>
+          <w:rFonts w:ascii="Georgia" w:hAnsi="Georgia"/>
+          <w:sz w:val="20"/>
+          <w:szCs w:val="20"/>
+        </w:rPr>
+        <w:t>configmaps</w:t>
+      </w:r>
+      <w:proofErr w:type="spellEnd"/>
+      <w:r>
+        <w:rPr>
+          <w:rFonts w:ascii="Georgia" w:hAnsi="Georgia"/>
+          <w:sz w:val="20"/>
+          <w:szCs w:val="20"/>
+        </w:rPr>
+        <w:t>: "</w:t>
+      </w:r>
+      <w:proofErr w:type="gramStart"/>
+      <w:r>
+        <w:rPr>
+          <w:rFonts w:ascii="Georgia" w:hAnsi="Georgia"/>
+          <w:sz w:val="20"/>
+          <w:szCs w:val="20"/>
+        </w:rPr>
+        <w:t>10"     #</w:t>
+      </w:r>
+      <w:proofErr w:type="gramEnd"/>
+      <w:r>
+        <w:rPr>
+          <w:rFonts w:ascii="Georgia" w:hAnsi="Georgia"/>
+          <w:sz w:val="20"/>
+          <w:szCs w:val="20"/>
+        </w:rPr>
+        <w:t xml:space="preserve"> The total number of </w:t>
+      </w:r>
+      <w:proofErr w:type="spellStart"/>
+      <w:r>
+        <w:rPr>
+          <w:rFonts w:ascii="Georgia" w:hAnsi="Georgia"/>
+          <w:sz w:val="20"/>
+          <w:szCs w:val="20"/>
+        </w:rPr>
+        <w:t>ConfigMaps</w:t>
+      </w:r>
+      <w:proofErr w:type="spellEnd"/>
+      <w:r>
+        <w:rPr>
+          <w:rFonts w:ascii="Georgia" w:hAnsi="Georgia"/>
+          <w:sz w:val="20"/>
+          <w:szCs w:val="20"/>
+        </w:rPr>
+        <w:t xml:space="preserve"> allowed in the namespace.</w:t>
       </w:r>
     </w:p>
     <w:p>
@@ -1241,30 +2301,240 @@
           <w:sz w:val="20"/>
           <w:szCs w:val="20"/>
         </w:rPr>
-        <w:t xml:space="preserve">    services: "5"        # The total number of Services allowed in the namespace.</w:t>
-      </w:r>
-    </w:p>
-    <w:p>
-      <w:pPr>
-        <w:spacing w:line="360" w:lineRule="auto"/>
-        <w:jc w:val="both"/>
-        <w:rPr>
-          <w:rFonts w:ascii="Georgia" w:hAnsi="Georgia"/>
-          <w:sz w:val="24"/>
-          <w:szCs w:val="24"/>
-        </w:rPr>
-      </w:pPr>
-    </w:p>
-    <w:p>
-      <w:pPr>
-        <w:spacing w:line="360" w:lineRule="auto"/>
-        <w:jc w:val="both"/>
-        <w:rPr>
-          <w:rFonts w:ascii="Georgia" w:hAnsi="Georgia"/>
-          <w:sz w:val="24"/>
-          <w:szCs w:val="24"/>
-        </w:rPr>
-      </w:pPr>
+        <w:t xml:space="preserve">    services: "</w:t>
+      </w:r>
+      <w:proofErr w:type="gramStart"/>
+      <w:r>
+        <w:rPr>
+          <w:rFonts w:ascii="Georgia" w:hAnsi="Georgia"/>
+          <w:sz w:val="20"/>
+          <w:szCs w:val="20"/>
+        </w:rPr>
+        <w:t>5"        #</w:t>
+      </w:r>
+      <w:proofErr w:type="gramEnd"/>
+      <w:r>
+        <w:rPr>
+          <w:rFonts w:ascii="Georgia" w:hAnsi="Georgia"/>
+          <w:sz w:val="20"/>
+          <w:szCs w:val="20"/>
+        </w:rPr>
+        <w:t xml:space="preserve"> The total number of Services allowed in the namespace.</w:t>
+      </w:r>
+    </w:p>
+    <w:p>
+      <w:pPr>
+        <w:spacing w:line="360" w:lineRule="auto"/>
+        <w:jc w:val="both"/>
+        <w:rPr>
+          <w:rFonts w:ascii="Georgia" w:hAnsi="Georgia"/>
+          <w:sz w:val="24"/>
+          <w:szCs w:val="24"/>
+        </w:rPr>
+      </w:pPr>
+      <w:r>
+        <w:rPr>
+          <w:rFonts w:ascii="Georgia" w:hAnsi="Georgia"/>
+          <w:noProof/>
+          <w:sz w:val="24"/>
+          <w:szCs w:val="24"/>
+        </w:rPr>
+        <mc:AlternateContent>
+          <mc:Choice Requires="wpi">
+            <w:drawing>
+              <wp:anchor distT="0" distB="0" distL="114300" distR="114300" simplePos="0" relativeHeight="251791360" behindDoc="0" locked="0" layoutInCell="1" allowOverlap="1" wp14:anchorId="63EC1C4D" wp14:editId="4305CE34">
+                <wp:simplePos x="0" y="0"/>
+                <wp:positionH relativeFrom="column">
+                  <wp:posOffset>145440</wp:posOffset>
+                </wp:positionH>
+                <wp:positionV relativeFrom="paragraph">
+                  <wp:posOffset>246398</wp:posOffset>
+                </wp:positionV>
+                <wp:extent cx="539640" cy="7920"/>
+                <wp:effectExtent l="57150" t="57150" r="51435" b="49530"/>
+                <wp:wrapNone/>
+                <wp:docPr id="1697299576" name="Ink 117"/>
+                <wp:cNvGraphicFramePr/>
+                <a:graphic xmlns:a="http://schemas.openxmlformats.org/drawingml/2006/main">
+                  <a:graphicData uri="http://schemas.microsoft.com/office/word/2010/wordprocessingInk">
+                    <w14:contentPart bwMode="auto" r:id="rId36">
+                      <w14:nvContentPartPr>
+                        <w14:cNvContentPartPr/>
+                      </w14:nvContentPartPr>
+                      <w14:xfrm>
+                        <a:off x="0" y="0"/>
+                        <a:ext cx="539640" cy="7920"/>
+                      </w14:xfrm>
+                    </w14:contentPart>
+                  </a:graphicData>
+                </a:graphic>
+              </wp:anchor>
+            </w:drawing>
+          </mc:Choice>
+          <mc:Fallback>
+            <w:pict>
+              <v:shape w14:anchorId="2B19ACEA" id="Ink 117" o:spid="_x0000_s1026" type="#_x0000_t75" style="position:absolute;margin-left:10.75pt;margin-top:18.7pt;width:43.95pt;height:2pt;z-index:251791360;visibility:visible;mso-wrap-style:square;mso-wrap-distance-left:9pt;mso-wrap-distance-top:0;mso-wrap-distance-right:9pt;mso-wrap-distance-bottom:0;mso-position-horizontal:absolute;mso-position-horizontal-relative:text;mso-position-vertical:absolute;mso-position-vertical-relative:text" o:gfxdata="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">
+                <v:imagedata r:id="rId37" o:title=""/>
+              </v:shape>
+            </w:pict>
+          </mc:Fallback>
+        </mc:AlternateContent>
+      </w:r>
+      <w:r>
+        <w:rPr>
+          <w:rFonts w:ascii="Georgia" w:hAnsi="Georgia"/>
+          <w:noProof/>
+          <w:sz w:val="24"/>
+          <w:szCs w:val="24"/>
+        </w:rPr>
+        <mc:AlternateContent>
+          <mc:Choice Requires="wpi">
+            <w:drawing>
+              <wp:anchor distT="0" distB="0" distL="114300" distR="114300" simplePos="0" relativeHeight="251790336" behindDoc="0" locked="0" layoutInCell="1" allowOverlap="1" wp14:anchorId="4DE2F59D" wp14:editId="0330D19B">
+                <wp:simplePos x="0" y="0"/>
+                <wp:positionH relativeFrom="column">
+                  <wp:posOffset>139320</wp:posOffset>
+                </wp:positionH>
+                <wp:positionV relativeFrom="paragraph">
+                  <wp:posOffset>89798</wp:posOffset>
+                </wp:positionV>
+                <wp:extent cx="521280" cy="2520"/>
+                <wp:effectExtent l="57150" t="57150" r="50800" b="55245"/>
+                <wp:wrapNone/>
+                <wp:docPr id="1314710870" name="Ink 116"/>
+                <wp:cNvGraphicFramePr/>
+                <a:graphic xmlns:a="http://schemas.openxmlformats.org/drawingml/2006/main">
+                  <a:graphicData uri="http://schemas.microsoft.com/office/word/2010/wordprocessingInk">
+                    <w14:contentPart bwMode="auto" r:id="rId38">
+                      <w14:nvContentPartPr>
+                        <w14:cNvContentPartPr/>
+                      </w14:nvContentPartPr>
+                      <w14:xfrm>
+                        <a:off x="0" y="0"/>
+                        <a:ext cx="521280" cy="2520"/>
+                      </w14:xfrm>
+                    </w14:contentPart>
+                  </a:graphicData>
+                </a:graphic>
+              </wp:anchor>
+            </w:drawing>
+          </mc:Choice>
+          <mc:Fallback>
+            <w:pict>
+              <v:shape w14:anchorId="6A38F8D1" id="Ink 116" o:spid="_x0000_s1026" type="#_x0000_t75" style="position:absolute;margin-left:10.25pt;margin-top:6.35pt;width:42.5pt;height:1.65pt;z-index:251790336;visibility:visible;mso-wrap-style:square;mso-wrap-distance-left:9pt;mso-wrap-distance-top:0;mso-wrap-distance-right:9pt;mso-wrap-distance-bottom:0;mso-position-horizontal:absolute;mso-position-horizontal-relative:text;mso-position-vertical:absolute;mso-position-vertical-relative:text" o:gfxdata="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">
+                <v:imagedata r:id="rId39" o:title=""/>
+              </v:shape>
+            </w:pict>
+          </mc:Fallback>
+        </mc:AlternateContent>
+      </w:r>
+    </w:p>
+    <w:p>
+      <w:pPr>
+        <w:spacing w:line="360" w:lineRule="auto"/>
+        <w:jc w:val="both"/>
+        <w:rPr>
+          <w:rFonts w:ascii="Georgia" w:hAnsi="Georgia"/>
+          <w:sz w:val="24"/>
+          <w:szCs w:val="24"/>
+        </w:rPr>
+      </w:pPr>
+      <w:r>
+        <w:rPr>
+          <w:rFonts w:ascii="Georgia" w:hAnsi="Georgia"/>
+          <w:noProof/>
+          <w:sz w:val="24"/>
+          <w:szCs w:val="24"/>
+        </w:rPr>
+        <mc:AlternateContent>
+          <mc:Choice Requires="wpi">
+            <w:drawing>
+              <wp:anchor distT="0" distB="0" distL="114300" distR="114300" simplePos="0" relativeHeight="251792384" behindDoc="0" locked="0" layoutInCell="1" allowOverlap="1" wp14:anchorId="526A8DB1" wp14:editId="2A51D6DA">
+                <wp:simplePos x="0" y="0"/>
+                <wp:positionH relativeFrom="column">
+                  <wp:posOffset>114840</wp:posOffset>
+                </wp:positionH>
+                <wp:positionV relativeFrom="paragraph">
+                  <wp:posOffset>137523</wp:posOffset>
+                </wp:positionV>
+                <wp:extent cx="498600" cy="26640"/>
+                <wp:effectExtent l="57150" t="38100" r="53975" b="50165"/>
+                <wp:wrapNone/>
+                <wp:docPr id="443342720" name="Ink 118"/>
+                <wp:cNvGraphicFramePr/>
+                <a:graphic xmlns:a="http://schemas.openxmlformats.org/drawingml/2006/main">
+                  <a:graphicData uri="http://schemas.microsoft.com/office/word/2010/wordprocessingInk">
+                    <w14:contentPart bwMode="auto" r:id="rId40">
+                      <w14:nvContentPartPr>
+                        <w14:cNvContentPartPr/>
+                      </w14:nvContentPartPr>
+                      <w14:xfrm>
+                        <a:off x="0" y="0"/>
+                        <a:ext cx="498600" cy="26640"/>
+                      </w14:xfrm>
+                    </w14:contentPart>
+                  </a:graphicData>
+                </a:graphic>
+              </wp:anchor>
+            </w:drawing>
+          </mc:Choice>
+          <mc:Fallback>
+            <w:pict>
+              <v:shape w14:anchorId="17920A1E" id="Ink 118" o:spid="_x0000_s1026" type="#_x0000_t75" style="position:absolute;margin-left:8.35pt;margin-top:10.15pt;width:40.65pt;height:3.55pt;z-index:251792384;visibility:visible;mso-wrap-style:square;mso-wrap-distance-left:9pt;mso-wrap-distance-top:0;mso-wrap-distance-right:9pt;mso-wrap-distance-bottom:0;mso-position-horizontal:absolute;mso-position-horizontal-relative:text;mso-position-vertical:absolute;mso-position-vertical-relative:text" o:gfxdata="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">
+                <v:imagedata r:id="rId41" o:title=""/>
+              </v:shape>
+            </w:pict>
+          </mc:Fallback>
+        </mc:AlternateContent>
+      </w:r>
+      <w:r>
+        <w:rPr>
+          <w:rFonts w:ascii="Georgia" w:hAnsi="Georgia"/>
+          <w:noProof/>
+          <w:sz w:val="24"/>
+          <w:szCs w:val="24"/>
+        </w:rPr>
+        <mc:AlternateContent>
+          <mc:Choice Requires="wpi">
+            <w:drawing>
+              <wp:anchor distT="0" distB="0" distL="114300" distR="114300" simplePos="0" relativeHeight="251767808" behindDoc="0" locked="0" layoutInCell="1" allowOverlap="1" wp14:anchorId="40019988" wp14:editId="47872FC0">
+                <wp:simplePos x="0" y="0"/>
+                <wp:positionH relativeFrom="column">
+                  <wp:posOffset>3755390</wp:posOffset>
+                </wp:positionH>
+                <wp:positionV relativeFrom="paragraph">
+                  <wp:posOffset>-175895</wp:posOffset>
+                </wp:positionV>
+                <wp:extent cx="1747520" cy="405130"/>
+                <wp:effectExtent l="57150" t="57150" r="43180" b="52070"/>
+                <wp:wrapNone/>
+                <wp:docPr id="844276974" name="Ink 94"/>
+                <wp:cNvGraphicFramePr/>
+                <a:graphic xmlns:a="http://schemas.openxmlformats.org/drawingml/2006/main">
+                  <a:graphicData uri="http://schemas.microsoft.com/office/word/2010/wordprocessingInk">
+                    <w14:contentPart bwMode="auto" r:id="rId42">
+                      <w14:nvContentPartPr>
+                        <w14:cNvContentPartPr/>
+                      </w14:nvContentPartPr>
+                      <w14:xfrm>
+                        <a:off x="0" y="0"/>
+                        <a:ext cx="1747520" cy="405130"/>
+                      </w14:xfrm>
+                    </w14:contentPart>
+                  </a:graphicData>
+                </a:graphic>
+              </wp:anchor>
+            </w:drawing>
+          </mc:Choice>
+          <mc:Fallback>
+            <w:pict>
+              <v:shape w14:anchorId="3941BB5E" id="Ink 94" o:spid="_x0000_s1026" type="#_x0000_t75" style="position:absolute;margin-left:295pt;margin-top:-14.55pt;width:139pt;height:33.3pt;z-index:251767808;visibility:visible;mso-wrap-style:square;mso-wrap-distance-left:9pt;mso-wrap-distance-top:0;mso-wrap-distance-right:9pt;mso-wrap-distance-bottom:0;mso-position-horizontal:absolute;mso-position-horizontal-relative:text;mso-position-vertical:absolute;mso-position-vertical-relative:text" o:gfxdata="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">
+                <v:imagedata r:id="rId43" o:title=""/>
+              </v:shape>
+            </w:pict>
+          </mc:Fallback>
+        </mc:AlternateContent>
+      </w:r>
     </w:p>
     <w:p>
       <w:pPr>
@@ -1347,14 +2617,36 @@
           <w:szCs w:val="24"/>
         </w:rPr>
       </w:pPr>
-      <w:r>
-        <w:rPr>
-          <w:rFonts w:ascii="Georgia" w:hAnsi="Georgia"/>
-          <w:sz w:val="24"/>
-          <w:szCs w:val="24"/>
-        </w:rPr>
-        <w:t>kubectl apply -f resource-quota.yaml</w:t>
-      </w:r>
+      <w:proofErr w:type="spellStart"/>
+      <w:r>
+        <w:rPr>
+          <w:rFonts w:ascii="Georgia" w:hAnsi="Georgia"/>
+          <w:sz w:val="24"/>
+          <w:szCs w:val="24"/>
+        </w:rPr>
+        <w:t>kubectl</w:t>
+      </w:r>
+      <w:proofErr w:type="spellEnd"/>
+      <w:r>
+        <w:rPr>
+          <w:rFonts w:ascii="Georgia" w:hAnsi="Georgia"/>
+          <w:sz w:val="24"/>
+          <w:szCs w:val="24"/>
+        </w:rPr>
+        <w:t xml:space="preserve"> apply -f resource-</w:t>
+      </w:r>
+      <w:proofErr w:type="spellStart"/>
+      <w:proofErr w:type="gramStart"/>
+      <w:r>
+        <w:rPr>
+          <w:rFonts w:ascii="Georgia" w:hAnsi="Georgia"/>
+          <w:sz w:val="24"/>
+          <w:szCs w:val="24"/>
+        </w:rPr>
+        <w:t>quota.yaml</w:t>
+      </w:r>
+      <w:proofErr w:type="spellEnd"/>
+      <w:proofErr w:type="gramEnd"/>
     </w:p>
     <w:p>
       <w:pPr>
@@ -1414,14 +2706,43 @@
           <w:szCs w:val="24"/>
         </w:rPr>
       </w:pPr>
-      <w:r>
-        <w:rPr>
-          <w:rFonts w:ascii="Georgia" w:hAnsi="Georgia"/>
-          <w:sz w:val="24"/>
-          <w:szCs w:val="24"/>
-        </w:rPr>
-        <w:t xml:space="preserve">kubectl get resourcequota -n </w:t>
-      </w:r>
+      <w:proofErr w:type="spellStart"/>
+      <w:r>
+        <w:rPr>
+          <w:rFonts w:ascii="Georgia" w:hAnsi="Georgia"/>
+          <w:sz w:val="24"/>
+          <w:szCs w:val="24"/>
+        </w:rPr>
+        <w:t>kubectl</w:t>
+      </w:r>
+      <w:proofErr w:type="spellEnd"/>
+      <w:r>
+        <w:rPr>
+          <w:rFonts w:ascii="Georgia" w:hAnsi="Georgia"/>
+          <w:sz w:val="24"/>
+          <w:szCs w:val="24"/>
+        </w:rPr>
+        <w:t xml:space="preserve"> get </w:t>
+      </w:r>
+      <w:proofErr w:type="spellStart"/>
+      <w:r>
+        <w:rPr>
+          <w:rFonts w:ascii="Georgia" w:hAnsi="Georgia"/>
+          <w:sz w:val="24"/>
+          <w:szCs w:val="24"/>
+        </w:rPr>
+        <w:t>resourcequota</w:t>
+      </w:r>
+      <w:proofErr w:type="spellEnd"/>
+      <w:r>
+        <w:rPr>
+          <w:rFonts w:ascii="Georgia" w:hAnsi="Georgia"/>
+          <w:sz w:val="24"/>
+          <w:szCs w:val="24"/>
+        </w:rPr>
+        <w:t xml:space="preserve"> -n </w:t>
+      </w:r>
+      <w:proofErr w:type="spellStart"/>
       <w:r>
         <w:rPr>
           <w:rFonts w:ascii="Georgia" w:hAnsi="Georgia"/>
@@ -1430,6 +2751,7 @@
         </w:rPr>
         <w:t>myns</w:t>
       </w:r>
+      <w:proofErr w:type="spellEnd"/>
     </w:p>
     <w:p>
       <w:pPr>
@@ -1489,14 +2811,88 @@
           <w:szCs w:val="24"/>
         </w:rPr>
       </w:pPr>
-      <w:r>
-        <w:rPr>
-          <w:rFonts w:ascii="Georgia" w:hAnsi="Georgia"/>
-          <w:sz w:val="24"/>
-          <w:szCs w:val="24"/>
-        </w:rPr>
-        <w:t>kubectl describe resourcequota myns-quota -n myns</w:t>
-      </w:r>
+      <w:proofErr w:type="spellStart"/>
+      <w:r>
+        <w:rPr>
+          <w:rFonts w:ascii="Georgia" w:hAnsi="Georgia"/>
+          <w:sz w:val="24"/>
+          <w:szCs w:val="24"/>
+        </w:rPr>
+        <w:t>kubectl</w:t>
+      </w:r>
+      <w:proofErr w:type="spellEnd"/>
+      <w:r>
+        <w:rPr>
+          <w:rFonts w:ascii="Georgia" w:hAnsi="Georgia"/>
+          <w:sz w:val="24"/>
+          <w:szCs w:val="24"/>
+        </w:rPr>
+        <w:t xml:space="preserve"> </w:t>
+      </w:r>
+      <w:proofErr w:type="gramStart"/>
+      <w:r>
+        <w:rPr>
+          <w:rFonts w:ascii="Georgia" w:hAnsi="Georgia"/>
+          <w:sz w:val="24"/>
+          <w:szCs w:val="24"/>
+        </w:rPr>
+        <w:t>describe</w:t>
+      </w:r>
+      <w:proofErr w:type="gramEnd"/>
+      <w:r>
+        <w:rPr>
+          <w:rFonts w:ascii="Georgia" w:hAnsi="Georgia"/>
+          <w:sz w:val="24"/>
+          <w:szCs w:val="24"/>
+        </w:rPr>
+        <w:t xml:space="preserve"> </w:t>
+      </w:r>
+      <w:proofErr w:type="spellStart"/>
+      <w:r>
+        <w:rPr>
+          <w:rFonts w:ascii="Georgia" w:hAnsi="Georgia"/>
+          <w:sz w:val="24"/>
+          <w:szCs w:val="24"/>
+        </w:rPr>
+        <w:t>resourcequota</w:t>
+      </w:r>
+      <w:proofErr w:type="spellEnd"/>
+      <w:r>
+        <w:rPr>
+          <w:rFonts w:ascii="Georgia" w:hAnsi="Georgia"/>
+          <w:sz w:val="24"/>
+          <w:szCs w:val="24"/>
+        </w:rPr>
+        <w:t xml:space="preserve"> </w:t>
+      </w:r>
+      <w:proofErr w:type="spellStart"/>
+      <w:r>
+        <w:rPr>
+          <w:rFonts w:ascii="Georgia" w:hAnsi="Georgia"/>
+          <w:sz w:val="24"/>
+          <w:szCs w:val="24"/>
+        </w:rPr>
+        <w:t>myns</w:t>
+      </w:r>
+      <w:proofErr w:type="spellEnd"/>
+      <w:r>
+        <w:rPr>
+          <w:rFonts w:ascii="Georgia" w:hAnsi="Georgia"/>
+          <w:sz w:val="24"/>
+          <w:szCs w:val="24"/>
+        </w:rPr>
+        <w:t xml:space="preserve">-quota -n </w:t>
+      </w:r>
+      <w:proofErr w:type="spellStart"/>
+      <w:r>
+        <w:rPr>
+          <w:rFonts w:ascii="Georgia" w:hAnsi="Georgia"/>
+          <w:sz w:val="24"/>
+          <w:szCs w:val="24"/>
+        </w:rPr>
+        <w:t>myns</w:t>
+      </w:r>
+      <w:proofErr w:type="spellEnd"/>
     </w:p>
     <w:p>
       <w:pPr>
@@ -1591,7 +2987,25 @@
           <w:sz w:val="24"/>
           <w:szCs w:val="24"/>
         </w:rPr>
-        <w:t>Deploy a ReplicaSet with Resource Requests and Limits</w:t>
+        <w:t xml:space="preserve">Deploy a </w:t>
+      </w:r>
+      <w:proofErr w:type="spellStart"/>
+      <w:r>
+        <w:rPr>
+          <w:rFonts w:ascii="Georgia" w:hAnsi="Georgia"/>
+          <w:sz w:val="24"/>
+          <w:szCs w:val="24"/>
+        </w:rPr>
+        <w:t>ReplicaSet</w:t>
+      </w:r>
+      <w:proofErr w:type="spellEnd"/>
+      <w:r>
+        <w:rPr>
+          <w:rFonts w:ascii="Georgia" w:hAnsi="Georgia"/>
+          <w:sz w:val="24"/>
+          <w:szCs w:val="24"/>
+        </w:rPr>
+        <w:t xml:space="preserve"> with Resource Requests and Limits</w:t>
       </w:r>
     </w:p>
     <w:p>
@@ -1620,8 +3034,44 @@
           <w:sz w:val="24"/>
           <w:szCs w:val="24"/>
         </w:rPr>
-        <w:t>nginx-replicaset-quota.yaml</w:t>
-      </w:r>
+        <w:t>nginx-</w:t>
+      </w:r>
+      <w:proofErr w:type="spellStart"/>
+      <w:r>
+        <w:rPr>
+          <w:rFonts w:ascii="Georgia" w:hAnsi="Georgia"/>
+          <w:b/>
+          <w:bCs/>
+          <w:sz w:val="24"/>
+          <w:szCs w:val="24"/>
+        </w:rPr>
+        <w:t>replicaset</w:t>
+      </w:r>
+      <w:proofErr w:type="spellEnd"/>
+      <w:r>
+        <w:rPr>
+          <w:rFonts w:ascii="Georgia" w:hAnsi="Georgia"/>
+          <w:b/>
+          <w:bCs/>
+          <w:sz w:val="24"/>
+          <w:szCs w:val="24"/>
+        </w:rPr>
+        <w:t>-</w:t>
+      </w:r>
+      <w:proofErr w:type="spellStart"/>
+      <w:proofErr w:type="gramStart"/>
+      <w:r>
+        <w:rPr>
+          <w:rFonts w:ascii="Georgia" w:hAnsi="Georgia"/>
+          <w:b/>
+          <w:bCs/>
+          <w:sz w:val="24"/>
+          <w:szCs w:val="24"/>
+        </w:rPr>
+        <w:t>quota.yaml</w:t>
+      </w:r>
+      <w:proofErr w:type="spellEnd"/>
+      <w:proofErr w:type="gramEnd"/>
       <w:r>
         <w:rPr>
           <w:rFonts w:ascii="Georgia" w:hAnsi="Georgia"/>
@@ -1659,14 +3109,23 @@
           <w:szCs w:val="24"/>
         </w:rPr>
       </w:pPr>
-      <w:r>
-        <w:rPr>
-          <w:rFonts w:ascii="Georgia" w:hAnsi="Georgia"/>
-          <w:sz w:val="24"/>
-          <w:szCs w:val="24"/>
-        </w:rPr>
-        <w:lastRenderedPageBreak/>
-        <w:t>apiVersion: apps/v1</w:t>
+      <w:proofErr w:type="spellStart"/>
+      <w:r>
+        <w:rPr>
+          <w:rFonts w:ascii="Georgia" w:hAnsi="Georgia"/>
+          <w:sz w:val="24"/>
+          <w:szCs w:val="24"/>
+        </w:rPr>
+        <w:t>apiVersion</w:t>
+      </w:r>
+      <w:proofErr w:type="spellEnd"/>
+      <w:r>
+        <w:rPr>
+          <w:rFonts w:ascii="Georgia" w:hAnsi="Georgia"/>
+          <w:sz w:val="24"/>
+          <w:szCs w:val="24"/>
+        </w:rPr>
+        <w:t>: apps/v1</w:t>
       </w:r>
     </w:p>
     <w:p>
@@ -1692,8 +3151,18 @@
           <w:sz w:val="24"/>
           <w:szCs w:val="24"/>
         </w:rPr>
-        <w:t>kind: ReplicaSet</w:t>
-      </w:r>
+        <w:t xml:space="preserve">kind: </w:t>
+      </w:r>
+      <w:proofErr w:type="spellStart"/>
+      <w:r>
+        <w:rPr>
+          <w:rFonts w:ascii="Georgia" w:hAnsi="Georgia"/>
+          <w:sz w:val="24"/>
+          <w:szCs w:val="24"/>
+        </w:rPr>
+        <w:t>ReplicaSet</w:t>
+      </w:r>
+      <w:proofErr w:type="spellEnd"/>
     </w:p>
     <w:p>
       <w:pPr>
@@ -1744,8 +3213,18 @@
           <w:sz w:val="24"/>
           <w:szCs w:val="24"/>
         </w:rPr>
-        <w:t xml:space="preserve">  name: nginx-replicaset</w:t>
-      </w:r>
+        <w:t xml:space="preserve">  name: nginx-</w:t>
+      </w:r>
+      <w:proofErr w:type="spellStart"/>
+      <w:r>
+        <w:rPr>
+          <w:rFonts w:ascii="Georgia" w:hAnsi="Georgia"/>
+          <w:sz w:val="24"/>
+          <w:szCs w:val="24"/>
+        </w:rPr>
+        <w:t>replicaset</w:t>
+      </w:r>
+      <w:proofErr w:type="spellEnd"/>
     </w:p>
     <w:p>
       <w:pPr>
@@ -1772,6 +3251,7 @@
         </w:rPr>
         <w:t xml:space="preserve">  namespace: </w:t>
       </w:r>
+      <w:proofErr w:type="spellStart"/>
       <w:r>
         <w:rPr>
           <w:rFonts w:ascii="Georgia" w:hAnsi="Georgia"/>
@@ -1780,6 +3260,7 @@
         </w:rPr>
         <w:t>myns</w:t>
       </w:r>
+      <w:proofErr w:type="spellEnd"/>
     </w:p>
     <w:p>
       <w:pPr>
@@ -1882,7 +3363,25 @@
           <w:sz w:val="24"/>
           <w:szCs w:val="24"/>
         </w:rPr>
-        <w:t xml:space="preserve">    matchLabels:</w:t>
+        <w:t xml:space="preserve">    </w:t>
+      </w:r>
+      <w:proofErr w:type="spellStart"/>
+      <w:r>
+        <w:rPr>
+          <w:rFonts w:ascii="Georgia" w:hAnsi="Georgia"/>
+          <w:sz w:val="24"/>
+          <w:szCs w:val="24"/>
+        </w:rPr>
+        <w:t>matchLabels</w:t>
+      </w:r>
+      <w:proofErr w:type="spellEnd"/>
+      <w:r>
+        <w:rPr>
+          <w:rFonts w:ascii="Georgia" w:hAnsi="Georgia"/>
+          <w:sz w:val="24"/>
+          <w:szCs w:val="24"/>
+        </w:rPr>
+        <w:t>:</w:t>
       </w:r>
     </w:p>
     <w:p>
@@ -2116,8 +3615,20 @@
           <w:sz w:val="24"/>
           <w:szCs w:val="24"/>
         </w:rPr>
-        <w:t xml:space="preserve">        image: nginx:latest</w:t>
-      </w:r>
+        <w:t xml:space="preserve">        image: </w:t>
+      </w:r>
+      <w:proofErr w:type="spellStart"/>
+      <w:proofErr w:type="gramStart"/>
+      <w:r>
+        <w:rPr>
+          <w:rFonts w:ascii="Georgia" w:hAnsi="Georgia"/>
+          <w:sz w:val="24"/>
+          <w:szCs w:val="24"/>
+        </w:rPr>
+        <w:t>nginx:latest</w:t>
+      </w:r>
+      <w:proofErr w:type="spellEnd"/>
+      <w:proofErr w:type="gramEnd"/>
     </w:p>
     <w:p>
       <w:pPr>
@@ -2168,7 +3679,25 @@
           <w:sz w:val="24"/>
           <w:szCs w:val="24"/>
         </w:rPr>
-        <w:t xml:space="preserve">        - containerPort: 80</w:t>
+        <w:t xml:space="preserve">        - </w:t>
+      </w:r>
+      <w:proofErr w:type="spellStart"/>
+      <w:r>
+        <w:rPr>
+          <w:rFonts w:ascii="Georgia" w:hAnsi="Georgia"/>
+          <w:sz w:val="24"/>
+          <w:szCs w:val="24"/>
+        </w:rPr>
+        <w:t>containerPort</w:t>
+      </w:r>
+      <w:proofErr w:type="spellEnd"/>
+      <w:r>
+        <w:rPr>
+          <w:rFonts w:ascii="Georgia" w:hAnsi="Georgia"/>
+          <w:sz w:val="24"/>
+          <w:szCs w:val="24"/>
+        </w:rPr>
+        <w:t>: 80</w:t>
       </w:r>
     </w:p>
     <w:p>
@@ -2194,7 +3723,26 @@
           <w:sz w:val="24"/>
           <w:szCs w:val="24"/>
         </w:rPr>
-        <w:t xml:space="preserve">        resources:         # Define resource requests and limits.</w:t>
+        <w:lastRenderedPageBreak/>
+        <w:t xml:space="preserve">        </w:t>
+      </w:r>
+      <w:proofErr w:type="gramStart"/>
+      <w:r>
+        <w:rPr>
+          <w:rFonts w:ascii="Georgia" w:hAnsi="Georgia"/>
+          <w:sz w:val="24"/>
+          <w:szCs w:val="24"/>
+        </w:rPr>
+        <w:t>resources:         #</w:t>
+      </w:r>
+      <w:proofErr w:type="gramEnd"/>
+      <w:r>
+        <w:rPr>
+          <w:rFonts w:ascii="Georgia" w:hAnsi="Georgia"/>
+          <w:sz w:val="24"/>
+          <w:szCs w:val="24"/>
+        </w:rPr>
+        <w:t xml:space="preserve"> Define resource requests and limits.</w:t>
       </w:r>
     </w:p>
     <w:p>
@@ -2243,6 +3791,54 @@
       <w:r>
         <w:rPr>
           <w:rFonts w:ascii="Georgia" w:hAnsi="Georgia"/>
+          <w:noProof/>
+          <w:sz w:val="24"/>
+          <w:szCs w:val="24"/>
+        </w:rPr>
+        <mc:AlternateContent>
+          <mc:Choice Requires="wpi">
+            <w:drawing>
+              <wp:anchor distT="0" distB="0" distL="114300" distR="114300" simplePos="0" relativeHeight="251793408" behindDoc="0" locked="0" layoutInCell="1" allowOverlap="1" wp14:anchorId="4A1741C7" wp14:editId="76025F18">
+                <wp:simplePos x="0" y="0"/>
+                <wp:positionH relativeFrom="column">
+                  <wp:posOffset>1133280</wp:posOffset>
+                </wp:positionH>
+                <wp:positionV relativeFrom="paragraph">
+                  <wp:posOffset>171994</wp:posOffset>
+                </wp:positionV>
+                <wp:extent cx="437400" cy="16560"/>
+                <wp:effectExtent l="38100" t="57150" r="58420" b="40640"/>
+                <wp:wrapNone/>
+                <wp:docPr id="1727557967" name="Ink 119"/>
+                <wp:cNvGraphicFramePr/>
+                <a:graphic xmlns:a="http://schemas.openxmlformats.org/drawingml/2006/main">
+                  <a:graphicData uri="http://schemas.microsoft.com/office/word/2010/wordprocessingInk">
+                    <w14:contentPart bwMode="auto" r:id="rId44">
+                      <w14:nvContentPartPr>
+                        <w14:cNvContentPartPr/>
+                      </w14:nvContentPartPr>
+                      <w14:xfrm>
+                        <a:off x="0" y="0"/>
+                        <a:ext cx="437400" cy="16560"/>
+                      </w14:xfrm>
+                    </w14:contentPart>
+                  </a:graphicData>
+                </a:graphic>
+              </wp:anchor>
+            </w:drawing>
+          </mc:Choice>
+          <mc:Fallback>
+            <w:pict>
+              <v:shape w14:anchorId="7C222AEC" id="Ink 119" o:spid="_x0000_s1026" type="#_x0000_t75" style="position:absolute;margin-left:88.55pt;margin-top:12.85pt;width:35.9pt;height:2.7pt;z-index:251793408;visibility:visible;mso-wrap-style:square;mso-wrap-distance-left:9pt;mso-wrap-distance-top:0;mso-wrap-distance-right:9pt;mso-wrap-distance-bottom:0;mso-position-horizontal:absolute;mso-position-horizontal-relative:text;mso-position-vertical:absolute;mso-position-vertical-relative:text" o:gfxdata="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">
+                <v:imagedata r:id="rId45" o:title=""/>
+              </v:shape>
+            </w:pict>
+          </mc:Fallback>
+        </mc:AlternateContent>
+      </w:r>
+      <w:r>
+        <w:rPr>
+          <w:rFonts w:ascii="Georgia" w:hAnsi="Georgia"/>
           <w:sz w:val="24"/>
           <w:szCs w:val="24"/>
         </w:rPr>
@@ -2269,10 +3865,76 @@
       <w:r>
         <w:rPr>
           <w:rFonts w:ascii="Georgia" w:hAnsi="Georgia"/>
-          <w:sz w:val="24"/>
-          <w:szCs w:val="24"/>
-        </w:rPr>
-        <w:t xml:space="preserve">            cpu: "100m"</w:t>
+          <w:noProof/>
+          <w:sz w:val="24"/>
+          <w:szCs w:val="24"/>
+        </w:rPr>
+        <mc:AlternateContent>
+          <mc:Choice Requires="wpi">
+            <w:drawing>
+              <wp:anchor distT="0" distB="0" distL="114300" distR="114300" simplePos="0" relativeHeight="251813888" behindDoc="0" locked="0" layoutInCell="1" allowOverlap="1" wp14:anchorId="1F26C33D" wp14:editId="0C135CC2">
+                <wp:simplePos x="0" y="0"/>
+                <wp:positionH relativeFrom="column">
+                  <wp:posOffset>826200</wp:posOffset>
+                </wp:positionH>
+                <wp:positionV relativeFrom="paragraph">
+                  <wp:posOffset>191279</wp:posOffset>
+                </wp:positionV>
+                <wp:extent cx="390600" cy="16920"/>
+                <wp:effectExtent l="57150" t="57150" r="47625" b="40640"/>
+                <wp:wrapNone/>
+                <wp:docPr id="1775450314" name="Ink 139"/>
+                <wp:cNvGraphicFramePr/>
+                <a:graphic xmlns:a="http://schemas.openxmlformats.org/drawingml/2006/main">
+                  <a:graphicData uri="http://schemas.microsoft.com/office/word/2010/wordprocessingInk">
+                    <w14:contentPart bwMode="auto" r:id="rId46">
+                      <w14:nvContentPartPr>
+                        <w14:cNvContentPartPr/>
+                      </w14:nvContentPartPr>
+                      <w14:xfrm>
+                        <a:off x="0" y="0"/>
+                        <a:ext cx="390600" cy="16920"/>
+                      </w14:xfrm>
+                    </w14:contentPart>
+                  </a:graphicData>
+                </a:graphic>
+              </wp:anchor>
+            </w:drawing>
+          </mc:Choice>
+          <mc:Fallback>
+            <w:pict>
+              <v:shape w14:anchorId="2DFD8058" id="Ink 139" o:spid="_x0000_s1026" type="#_x0000_t75" style="position:absolute;margin-left:64.35pt;margin-top:14.35pt;width:32.15pt;height:2.75pt;z-index:251813888;visibility:visible;mso-wrap-style:square;mso-wrap-distance-left:9pt;mso-wrap-distance-top:0;mso-wrap-distance-right:9pt;mso-wrap-distance-bottom:0;mso-position-horizontal:absolute;mso-position-horizontal-relative:text;mso-position-vertical:absolute;mso-position-vertical-relative:text" o:gfxdata="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">
+                <v:imagedata r:id="rId47" o:title=""/>
+              </v:shape>
+            </w:pict>
+          </mc:Fallback>
+        </mc:AlternateContent>
+      </w:r>
+      <w:r>
+        <w:rPr>
+          <w:rFonts w:ascii="Georgia" w:hAnsi="Georgia"/>
+          <w:sz w:val="24"/>
+          <w:szCs w:val="24"/>
+        </w:rPr>
+        <w:t xml:space="preserve">            </w:t>
+      </w:r>
+      <w:proofErr w:type="spellStart"/>
+      <w:r>
+        <w:rPr>
+          <w:rFonts w:ascii="Georgia" w:hAnsi="Georgia"/>
+          <w:sz w:val="24"/>
+          <w:szCs w:val="24"/>
+        </w:rPr>
+        <w:t>cpu</w:t>
+      </w:r>
+      <w:proofErr w:type="spellEnd"/>
+      <w:r>
+        <w:rPr>
+          <w:rFonts w:ascii="Georgia" w:hAnsi="Georgia"/>
+          <w:sz w:val="24"/>
+          <w:szCs w:val="24"/>
+        </w:rPr>
+        <w:t>: "100m"</w:t>
       </w:r>
     </w:p>
     <w:p>
@@ -2350,7 +4012,25 @@
           <w:sz w:val="24"/>
           <w:szCs w:val="24"/>
         </w:rPr>
-        <w:t xml:space="preserve">            cpu: "200m"</w:t>
+        <w:t xml:space="preserve">            </w:t>
+      </w:r>
+      <w:proofErr w:type="spellStart"/>
+      <w:r>
+        <w:rPr>
+          <w:rFonts w:ascii="Georgia" w:hAnsi="Georgia"/>
+          <w:sz w:val="24"/>
+          <w:szCs w:val="24"/>
+        </w:rPr>
+        <w:t>cpu</w:t>
+      </w:r>
+      <w:proofErr w:type="spellEnd"/>
+      <w:r>
+        <w:rPr>
+          <w:rFonts w:ascii="Georgia" w:hAnsi="Georgia"/>
+          <w:sz w:val="24"/>
+          <w:szCs w:val="24"/>
+        </w:rPr>
+        <w:t>: "200m"</w:t>
       </w:r>
     </w:p>
     <w:p>
@@ -2414,26 +4094,43 @@
           <w:sz w:val="24"/>
           <w:szCs w:val="24"/>
         </w:rPr>
-        <w:t>This ReplicaSet requests a total of 500m CPU and 500Mi memory across 5 replicas.</w:t>
-      </w:r>
-    </w:p>
-    <w:p>
-      <w:pPr>
-        <w:spacing w:line="360" w:lineRule="auto"/>
-        <w:jc w:val="both"/>
-        <w:rPr>
-          <w:rFonts w:ascii="Georgia" w:hAnsi="Georgia"/>
-          <w:sz w:val="24"/>
-          <w:szCs w:val="24"/>
-        </w:rPr>
-      </w:pPr>
-      <w:r>
-        <w:rPr>
-          <w:rFonts w:ascii="Georgia" w:hAnsi="Georgia"/>
-          <w:sz w:val="24"/>
-          <w:szCs w:val="24"/>
-        </w:rPr>
-        <w:lastRenderedPageBreak/>
+        <w:t xml:space="preserve">This </w:t>
+      </w:r>
+      <w:proofErr w:type="spellStart"/>
+      <w:r>
+        <w:rPr>
+          <w:rFonts w:ascii="Georgia" w:hAnsi="Georgia"/>
+          <w:sz w:val="24"/>
+          <w:szCs w:val="24"/>
+        </w:rPr>
+        <w:t>ReplicaSet</w:t>
+      </w:r>
+      <w:proofErr w:type="spellEnd"/>
+      <w:r>
+        <w:rPr>
+          <w:rFonts w:ascii="Georgia" w:hAnsi="Georgia"/>
+          <w:sz w:val="24"/>
+          <w:szCs w:val="24"/>
+        </w:rPr>
+        <w:t xml:space="preserve"> requests a total of 500m CPU and 500Mi memory across 5 replicas.</w:t>
+      </w:r>
+    </w:p>
+    <w:p>
+      <w:pPr>
+        <w:spacing w:line="360" w:lineRule="auto"/>
+        <w:jc w:val="both"/>
+        <w:rPr>
+          <w:rFonts w:ascii="Georgia" w:hAnsi="Georgia"/>
+          <w:sz w:val="24"/>
+          <w:szCs w:val="24"/>
+        </w:rPr>
+      </w:pPr>
+      <w:r>
+        <w:rPr>
+          <w:rFonts w:ascii="Georgia" w:hAnsi="Georgia"/>
+          <w:sz w:val="24"/>
+          <w:szCs w:val="24"/>
+        </w:rPr>
         <w:t>It also limits each replica to use a maximum of 200m CPU and 200Mi memory.</w:t>
       </w:r>
     </w:p>
@@ -2464,7 +4161,25 @@
           <w:sz w:val="24"/>
           <w:szCs w:val="24"/>
         </w:rPr>
-        <w:t>Apply this YAML to create the ReplicaSet:</w:t>
+        <w:t xml:space="preserve">Apply this YAML to create the </w:t>
+      </w:r>
+      <w:proofErr w:type="spellStart"/>
+      <w:r>
+        <w:rPr>
+          <w:rFonts w:ascii="Georgia" w:hAnsi="Georgia"/>
+          <w:sz w:val="24"/>
+          <w:szCs w:val="24"/>
+        </w:rPr>
+        <w:t>ReplicaSet</w:t>
+      </w:r>
+      <w:proofErr w:type="spellEnd"/>
+      <w:r>
+        <w:rPr>
+          <w:rFonts w:ascii="Georgia" w:hAnsi="Georgia"/>
+          <w:sz w:val="24"/>
+          <w:szCs w:val="24"/>
+        </w:rPr>
+        <w:t>:</w:t>
       </w:r>
     </w:p>
     <w:p>
@@ -2495,14 +4210,54 @@
           <w:szCs w:val="24"/>
         </w:rPr>
       </w:pPr>
-      <w:r>
-        <w:rPr>
-          <w:rFonts w:ascii="Georgia" w:hAnsi="Georgia"/>
-          <w:sz w:val="24"/>
-          <w:szCs w:val="24"/>
-        </w:rPr>
-        <w:t>kubectl apply -f nginx-replicaset-quota.yaml</w:t>
-      </w:r>
+      <w:proofErr w:type="spellStart"/>
+      <w:r>
+        <w:rPr>
+          <w:rFonts w:ascii="Georgia" w:hAnsi="Georgia"/>
+          <w:sz w:val="24"/>
+          <w:szCs w:val="24"/>
+        </w:rPr>
+        <w:t>kubectl</w:t>
+      </w:r>
+      <w:proofErr w:type="spellEnd"/>
+      <w:r>
+        <w:rPr>
+          <w:rFonts w:ascii="Georgia" w:hAnsi="Georgia"/>
+          <w:sz w:val="24"/>
+          <w:szCs w:val="24"/>
+        </w:rPr>
+        <w:t xml:space="preserve"> apply -f nginx-</w:t>
+      </w:r>
+      <w:proofErr w:type="spellStart"/>
+      <w:r>
+        <w:rPr>
+          <w:rFonts w:ascii="Georgia" w:hAnsi="Georgia"/>
+          <w:sz w:val="24"/>
+          <w:szCs w:val="24"/>
+        </w:rPr>
+        <w:t>replicaset</w:t>
+      </w:r>
+      <w:proofErr w:type="spellEnd"/>
+      <w:r>
+        <w:rPr>
+          <w:rFonts w:ascii="Georgia" w:hAnsi="Georgia"/>
+          <w:sz w:val="24"/>
+          <w:szCs w:val="24"/>
+        </w:rPr>
+        <w:t>-</w:t>
+      </w:r>
+      <w:proofErr w:type="spellStart"/>
+      <w:proofErr w:type="gramStart"/>
+      <w:r>
+        <w:rPr>
+          <w:rFonts w:ascii="Georgia" w:hAnsi="Georgia"/>
+          <w:sz w:val="24"/>
+          <w:szCs w:val="24"/>
+        </w:rPr>
+        <w:t>quota.yaml</w:t>
+      </w:r>
+      <w:proofErr w:type="spellEnd"/>
+      <w:proofErr w:type="gramEnd"/>
     </w:p>
     <w:p>
       <w:pPr>
@@ -2562,14 +4317,25 @@
           <w:szCs w:val="24"/>
         </w:rPr>
       </w:pPr>
-      <w:r>
-        <w:rPr>
-          <w:rFonts w:ascii="Georgia" w:hAnsi="Georgia"/>
-          <w:sz w:val="24"/>
-          <w:szCs w:val="24"/>
-        </w:rPr>
-        <w:t xml:space="preserve">kubectl get pods -n </w:t>
-      </w:r>
+      <w:proofErr w:type="spellStart"/>
+      <w:r>
+        <w:rPr>
+          <w:rFonts w:ascii="Georgia" w:hAnsi="Georgia"/>
+          <w:sz w:val="24"/>
+          <w:szCs w:val="24"/>
+        </w:rPr>
+        <w:t>kubectl</w:t>
+      </w:r>
+      <w:proofErr w:type="spellEnd"/>
+      <w:r>
+        <w:rPr>
+          <w:rFonts w:ascii="Georgia" w:hAnsi="Georgia"/>
+          <w:sz w:val="24"/>
+          <w:szCs w:val="24"/>
+        </w:rPr>
+        <w:t xml:space="preserve"> get pods -n </w:t>
+      </w:r>
+      <w:proofErr w:type="spellStart"/>
       <w:r>
         <w:rPr>
           <w:rFonts w:ascii="Georgia" w:hAnsi="Georgia"/>
@@ -2578,6 +4344,7 @@
         </w:rPr>
         <w:t>myns</w:t>
       </w:r>
+      <w:proofErr w:type="spellEnd"/>
     </w:p>
     <w:p>
       <w:pPr>
@@ -2637,14 +4404,34 @@
           <w:szCs w:val="24"/>
         </w:rPr>
       </w:pPr>
-      <w:r>
-        <w:rPr>
-          <w:rFonts w:ascii="Georgia" w:hAnsi="Georgia"/>
-          <w:sz w:val="24"/>
-          <w:szCs w:val="24"/>
-        </w:rPr>
-        <w:t>kubectl describe pods -l app=nginx -n quota-example</w:t>
-      </w:r>
+      <w:proofErr w:type="spellStart"/>
+      <w:r>
+        <w:rPr>
+          <w:rFonts w:ascii="Georgia" w:hAnsi="Georgia"/>
+          <w:sz w:val="24"/>
+          <w:szCs w:val="24"/>
+        </w:rPr>
+        <w:t>kubectl</w:t>
+      </w:r>
+      <w:proofErr w:type="spellEnd"/>
+      <w:r>
+        <w:rPr>
+          <w:rFonts w:ascii="Georgia" w:hAnsi="Georgia"/>
+          <w:sz w:val="24"/>
+          <w:szCs w:val="24"/>
+        </w:rPr>
+        <w:t xml:space="preserve"> describe pods -l app=nginx -n </w:t>
+      </w:r>
+      <w:proofErr w:type="spellStart"/>
+      <w:r>
+        <w:rPr>
+          <w:rFonts w:ascii="Georgia" w:hAnsi="Georgia"/>
+          <w:sz w:val="24"/>
+          <w:szCs w:val="24"/>
+        </w:rPr>
+        <w:t>myns</w:t>
+      </w:r>
+      <w:proofErr w:type="spellEnd"/>
     </w:p>
     <w:p>
       <w:pPr>
@@ -2743,8 +4530,22 @@
           <w:sz w:val="24"/>
           <w:szCs w:val="24"/>
         </w:rPr>
-        <w:t>nginx-extra-pod.yaml</w:t>
-      </w:r>
+        <w:t>nginx-extra-</w:t>
+      </w:r>
+      <w:proofErr w:type="spellStart"/>
+      <w:proofErr w:type="gramStart"/>
+      <w:r>
+        <w:rPr>
+          <w:rFonts w:ascii="Georgia" w:hAnsi="Georgia"/>
+          <w:b/>
+          <w:bCs/>
+          <w:sz w:val="24"/>
+          <w:szCs w:val="24"/>
+        </w:rPr>
+        <w:t>pod.yaml</w:t>
+      </w:r>
+      <w:proofErr w:type="spellEnd"/>
+      <w:proofErr w:type="gramEnd"/>
       <w:r>
         <w:rPr>
           <w:rFonts w:ascii="Georgia" w:hAnsi="Georgia"/>
@@ -2782,13 +4583,23 @@
           <w:szCs w:val="24"/>
         </w:rPr>
       </w:pPr>
-      <w:r>
-        <w:rPr>
-          <w:rFonts w:ascii="Georgia" w:hAnsi="Georgia"/>
-          <w:sz w:val="24"/>
-          <w:szCs w:val="24"/>
-        </w:rPr>
-        <w:t>apiVersion: v1</w:t>
+      <w:proofErr w:type="spellStart"/>
+      <w:r>
+        <w:rPr>
+          <w:rFonts w:ascii="Georgia" w:hAnsi="Georgia"/>
+          <w:sz w:val="24"/>
+          <w:szCs w:val="24"/>
+        </w:rPr>
+        <w:t>apiVersion</w:t>
+      </w:r>
+      <w:proofErr w:type="spellEnd"/>
+      <w:r>
+        <w:rPr>
+          <w:rFonts w:ascii="Georgia" w:hAnsi="Georgia"/>
+          <w:sz w:val="24"/>
+          <w:szCs w:val="24"/>
+        </w:rPr>
+        <w:t>: v1</w:t>
       </w:r>
     </w:p>
     <w:p>
@@ -2894,6 +4705,7 @@
         </w:rPr>
         <w:t xml:space="preserve">  namespace: </w:t>
       </w:r>
+      <w:proofErr w:type="spellStart"/>
       <w:r>
         <w:rPr>
           <w:rFonts w:ascii="Georgia" w:hAnsi="Georgia"/>
@@ -2902,6 +4714,7 @@
         </w:rPr>
         <w:t>myns</w:t>
       </w:r>
+      <w:proofErr w:type="spellEnd"/>
     </w:p>
     <w:p>
       <w:pPr>
@@ -3004,9 +4817,20 @@
           <w:sz w:val="24"/>
           <w:szCs w:val="24"/>
         </w:rPr>
-        <w:lastRenderedPageBreak/>
-        <w:t xml:space="preserve">    image: nginx:latest</w:t>
-      </w:r>
+        <w:t xml:space="preserve">    image: </w:t>
+      </w:r>
+      <w:proofErr w:type="spellStart"/>
+      <w:proofErr w:type="gramStart"/>
+      <w:r>
+        <w:rPr>
+          <w:rFonts w:ascii="Georgia" w:hAnsi="Georgia"/>
+          <w:sz w:val="24"/>
+          <w:szCs w:val="24"/>
+        </w:rPr>
+        <w:t>nginx:latest</w:t>
+      </w:r>
+      <w:proofErr w:type="spellEnd"/>
+      <w:proofErr w:type="gramEnd"/>
     </w:p>
     <w:p>
       <w:pPr>
@@ -3083,7 +4907,25 @@
           <w:sz w:val="24"/>
           <w:szCs w:val="24"/>
         </w:rPr>
-        <w:t xml:space="preserve">        memory: "3Gi" # Requests a large amount of memory.</w:t>
+        <w:t xml:space="preserve">        memory: "3</w:t>
+      </w:r>
+      <w:proofErr w:type="gramStart"/>
+      <w:r>
+        <w:rPr>
+          <w:rFonts w:ascii="Georgia" w:hAnsi="Georgia"/>
+          <w:sz w:val="24"/>
+          <w:szCs w:val="24"/>
+        </w:rPr>
+        <w:t>Gi" #</w:t>
+      </w:r>
+      <w:proofErr w:type="gramEnd"/>
+      <w:r>
+        <w:rPr>
+          <w:rFonts w:ascii="Georgia" w:hAnsi="Georgia"/>
+          <w:sz w:val="24"/>
+          <w:szCs w:val="24"/>
+        </w:rPr>
+        <w:t xml:space="preserve"> Requests a large amount of memory.</w:t>
       </w:r>
     </w:p>
     <w:p>
@@ -3106,10 +4948,142 @@
       <w:r>
         <w:rPr>
           <w:rFonts w:ascii="Georgia" w:hAnsi="Georgia"/>
-          <w:sz w:val="24"/>
-          <w:szCs w:val="24"/>
-        </w:rPr>
-        <w:t xml:space="preserve">        cpu: "2"      # Requests a large amount of CPU.</w:t>
+          <w:noProof/>
+          <w:sz w:val="24"/>
+          <w:szCs w:val="24"/>
+        </w:rPr>
+        <mc:AlternateContent>
+          <mc:Choice Requires="wpi">
+            <w:drawing>
+              <wp:anchor distT="0" distB="0" distL="114300" distR="114300" simplePos="0" relativeHeight="251891712" behindDoc="0" locked="0" layoutInCell="1" allowOverlap="1" wp14:anchorId="0B835D70" wp14:editId="31AC56DC">
+                <wp:simplePos x="0" y="0"/>
+                <wp:positionH relativeFrom="column">
+                  <wp:posOffset>673920</wp:posOffset>
+                </wp:positionH>
+                <wp:positionV relativeFrom="paragraph">
+                  <wp:posOffset>132444</wp:posOffset>
+                </wp:positionV>
+                <wp:extent cx="22680" cy="10440"/>
+                <wp:effectExtent l="57150" t="57150" r="53975" b="46990"/>
+                <wp:wrapNone/>
+                <wp:docPr id="218447268" name="Ink 215"/>
+                <wp:cNvGraphicFramePr/>
+                <a:graphic xmlns:a="http://schemas.openxmlformats.org/drawingml/2006/main">
+                  <a:graphicData uri="http://schemas.microsoft.com/office/word/2010/wordprocessingInk">
+                    <w14:contentPart bwMode="auto" r:id="rId48">
+                      <w14:nvContentPartPr>
+                        <w14:cNvContentPartPr/>
+                      </w14:nvContentPartPr>
+                      <w14:xfrm>
+                        <a:off x="0" y="0"/>
+                        <a:ext cx="22680" cy="10440"/>
+                      </w14:xfrm>
+                    </w14:contentPart>
+                  </a:graphicData>
+                </a:graphic>
+              </wp:anchor>
+            </w:drawing>
+          </mc:Choice>
+          <mc:Fallback>
+            <w:pict>
+              <v:shape w14:anchorId="683E6D7A" id="Ink 215" o:spid="_x0000_s1026" type="#_x0000_t75" style="position:absolute;margin-left:52.35pt;margin-top:9.75pt;width:3.2pt;height:2.2pt;z-index:251891712;visibility:visible;mso-wrap-style:square;mso-wrap-distance-left:9pt;mso-wrap-distance-top:0;mso-wrap-distance-right:9pt;mso-wrap-distance-bottom:0;mso-position-horizontal:absolute;mso-position-horizontal-relative:text;mso-position-vertical:absolute;mso-position-vertical-relative:text" o:gfxdata="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">
+                <v:imagedata r:id="rId49" o:title=""/>
+              </v:shape>
+            </w:pict>
+          </mc:Fallback>
+        </mc:AlternateContent>
+      </w:r>
+      <w:r>
+        <w:rPr>
+          <w:rFonts w:ascii="Georgia" w:hAnsi="Georgia"/>
+          <w:noProof/>
+          <w:sz w:val="24"/>
+          <w:szCs w:val="24"/>
+        </w:rPr>
+        <mc:AlternateContent>
+          <mc:Choice Requires="wpi">
+            <w:drawing>
+              <wp:anchor distT="0" distB="0" distL="114300" distR="114300" simplePos="0" relativeHeight="251866112" behindDoc="0" locked="0" layoutInCell="1" allowOverlap="1" wp14:anchorId="12485F55" wp14:editId="7B3251FE">
+                <wp:simplePos x="0" y="0"/>
+                <wp:positionH relativeFrom="column">
+                  <wp:posOffset>293760</wp:posOffset>
+                </wp:positionH>
+                <wp:positionV relativeFrom="paragraph">
+                  <wp:posOffset>180324</wp:posOffset>
+                </wp:positionV>
+                <wp:extent cx="488520" cy="8640"/>
+                <wp:effectExtent l="57150" t="57150" r="45085" b="48895"/>
+                <wp:wrapNone/>
+                <wp:docPr id="687131877" name="Ink 190"/>
+                <wp:cNvGraphicFramePr/>
+                <a:graphic xmlns:a="http://schemas.openxmlformats.org/drawingml/2006/main">
+                  <a:graphicData uri="http://schemas.microsoft.com/office/word/2010/wordprocessingInk">
+                    <w14:contentPart bwMode="auto" r:id="rId50">
+                      <w14:nvContentPartPr>
+                        <w14:cNvContentPartPr/>
+                      </w14:nvContentPartPr>
+                      <w14:xfrm>
+                        <a:off x="0" y="0"/>
+                        <a:ext cx="488520" cy="8640"/>
+                      </w14:xfrm>
+                    </w14:contentPart>
+                  </a:graphicData>
+                </a:graphic>
+              </wp:anchor>
+            </w:drawing>
+          </mc:Choice>
+          <mc:Fallback>
+            <w:pict>
+              <v:shape w14:anchorId="63C9A7C1" id="Ink 190" o:spid="_x0000_s1026" type="#_x0000_t75" style="position:absolute;margin-left:22.45pt;margin-top:13.5pt;width:39.85pt;height:2.1pt;z-index:251866112;visibility:visible;mso-wrap-style:square;mso-wrap-distance-left:9pt;mso-wrap-distance-top:0;mso-wrap-distance-right:9pt;mso-wrap-distance-bottom:0;mso-position-horizontal:absolute;mso-position-horizontal-relative:text;mso-position-vertical:absolute;mso-position-vertical-relative:text" o:gfxdata="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">
+                <v:imagedata r:id="rId51" o:title=""/>
+              </v:shape>
+            </w:pict>
+          </mc:Fallback>
+        </mc:AlternateContent>
+      </w:r>
+      <w:r>
+        <w:rPr>
+          <w:rFonts w:ascii="Georgia" w:hAnsi="Georgia"/>
+          <w:sz w:val="24"/>
+          <w:szCs w:val="24"/>
+        </w:rPr>
+        <w:t xml:space="preserve">        </w:t>
+      </w:r>
+      <w:proofErr w:type="spellStart"/>
+      <w:r>
+        <w:rPr>
+          <w:rFonts w:ascii="Georgia" w:hAnsi="Georgia"/>
+          <w:sz w:val="24"/>
+          <w:szCs w:val="24"/>
+        </w:rPr>
+        <w:t>cpu</w:t>
+      </w:r>
+      <w:proofErr w:type="spellEnd"/>
+      <w:r>
+        <w:rPr>
+          <w:rFonts w:ascii="Georgia" w:hAnsi="Georgia"/>
+          <w:sz w:val="24"/>
+          <w:szCs w:val="24"/>
+        </w:rPr>
+        <w:t>: "</w:t>
+      </w:r>
+      <w:proofErr w:type="gramStart"/>
+      <w:r>
+        <w:rPr>
+          <w:rFonts w:ascii="Georgia" w:hAnsi="Georgia"/>
+          <w:sz w:val="24"/>
+          <w:szCs w:val="24"/>
+        </w:rPr>
+        <w:t>2"      #</w:t>
+      </w:r>
+      <w:proofErr w:type="gramEnd"/>
+      <w:r>
+        <w:rPr>
+          <w:rFonts w:ascii="Georgia" w:hAnsi="Georgia"/>
+          <w:sz w:val="24"/>
+          <w:szCs w:val="24"/>
+        </w:rPr>
+        <w:t xml:space="preserve"> Requests a large amount of CPU.</w:t>
       </w:r>
     </w:p>
     <w:p>
@@ -3187,7 +5161,25 @@
           <w:sz w:val="24"/>
           <w:szCs w:val="24"/>
         </w:rPr>
-        <w:t xml:space="preserve">        cpu: "2"</w:t>
+        <w:t xml:space="preserve">        </w:t>
+      </w:r>
+      <w:proofErr w:type="spellStart"/>
+      <w:r>
+        <w:rPr>
+          <w:rFonts w:ascii="Georgia" w:hAnsi="Georgia"/>
+          <w:sz w:val="24"/>
+          <w:szCs w:val="24"/>
+        </w:rPr>
+        <w:t>cpu</w:t>
+      </w:r>
+      <w:proofErr w:type="spellEnd"/>
+      <w:r>
+        <w:rPr>
+          <w:rFonts w:ascii="Georgia" w:hAnsi="Georgia"/>
+          <w:sz w:val="24"/>
+          <w:szCs w:val="24"/>
+        </w:rPr>
+        <w:t>: "2"</w:t>
       </w:r>
     </w:p>
     <w:p>
@@ -3248,14 +5240,36 @@
           <w:szCs w:val="24"/>
         </w:rPr>
       </w:pPr>
-      <w:r>
-        <w:rPr>
-          <w:rFonts w:ascii="Georgia" w:hAnsi="Georgia"/>
-          <w:sz w:val="24"/>
-          <w:szCs w:val="24"/>
-        </w:rPr>
-        <w:t>kubectl apply -f nginx-extra-pod.yaml</w:t>
-      </w:r>
+      <w:proofErr w:type="spellStart"/>
+      <w:r>
+        <w:rPr>
+          <w:rFonts w:ascii="Georgia" w:hAnsi="Georgia"/>
+          <w:sz w:val="24"/>
+          <w:szCs w:val="24"/>
+        </w:rPr>
+        <w:t>kubectl</w:t>
+      </w:r>
+      <w:proofErr w:type="spellEnd"/>
+      <w:r>
+        <w:rPr>
+          <w:rFonts w:ascii="Georgia" w:hAnsi="Georgia"/>
+          <w:sz w:val="24"/>
+          <w:szCs w:val="24"/>
+        </w:rPr>
+        <w:t xml:space="preserve"> apply -f nginx-extra-</w:t>
+      </w:r>
+      <w:proofErr w:type="spellStart"/>
+      <w:proofErr w:type="gramStart"/>
+      <w:r>
+        <w:rPr>
+          <w:rFonts w:ascii="Georgia" w:hAnsi="Georgia"/>
+          <w:sz w:val="24"/>
+          <w:szCs w:val="24"/>
+        </w:rPr>
+        <w:t>pod.yaml</w:t>
+      </w:r>
+      <w:proofErr w:type="spellEnd"/>
+      <w:proofErr w:type="gramEnd"/>
     </w:p>
     <w:p>
       <w:pPr>
@@ -3304,14 +5318,34 @@
           <w:szCs w:val="24"/>
         </w:rPr>
       </w:pPr>
-      <w:r>
-        <w:rPr>
-          <w:rFonts w:ascii="Georgia" w:hAnsi="Georgia"/>
-          <w:sz w:val="24"/>
-          <w:szCs w:val="24"/>
-        </w:rPr>
-        <w:t>kubectl get events -n quota-example</w:t>
-      </w:r>
+      <w:proofErr w:type="spellStart"/>
+      <w:r>
+        <w:rPr>
+          <w:rFonts w:ascii="Georgia" w:hAnsi="Georgia"/>
+          <w:sz w:val="24"/>
+          <w:szCs w:val="24"/>
+        </w:rPr>
+        <w:t>kubectl</w:t>
+      </w:r>
+      <w:proofErr w:type="spellEnd"/>
+      <w:r>
+        <w:rPr>
+          <w:rFonts w:ascii="Georgia" w:hAnsi="Georgia"/>
+          <w:sz w:val="24"/>
+          <w:szCs w:val="24"/>
+        </w:rPr>
+        <w:t xml:space="preserve"> get events -n </w:t>
+      </w:r>
+      <w:proofErr w:type="spellStart"/>
+      <w:r>
+        <w:rPr>
+          <w:rFonts w:ascii="Georgia" w:hAnsi="Georgia"/>
+          <w:sz w:val="24"/>
+          <w:szCs w:val="24"/>
+        </w:rPr>
+        <w:t>myns</w:t>
+      </w:r>
+      <w:proofErr w:type="spellEnd"/>
     </w:p>
     <w:p>
       <w:pPr>
@@ -3374,6 +5408,7 @@
           <w:sz w:val="24"/>
           <w:szCs w:val="24"/>
         </w:rPr>
+        <w:lastRenderedPageBreak/>
         <w:t>Step 6: Clean Up Resources</w:t>
       </w:r>
     </w:p>
@@ -3404,7 +5439,25 @@
           <w:sz w:val="24"/>
           <w:szCs w:val="24"/>
         </w:rPr>
-        <w:t>To delete the resources you created:</w:t>
+        <w:t xml:space="preserve">To delete the </w:t>
+      </w:r>
+      <w:proofErr w:type="gramStart"/>
+      <w:r>
+        <w:rPr>
+          <w:rFonts w:ascii="Georgia" w:hAnsi="Georgia"/>
+          <w:sz w:val="24"/>
+          <w:szCs w:val="24"/>
+        </w:rPr>
+        <w:t>resources</w:t>
+      </w:r>
+      <w:proofErr w:type="gramEnd"/>
+      <w:r>
+        <w:rPr>
+          <w:rFonts w:ascii="Georgia" w:hAnsi="Georgia"/>
+          <w:sz w:val="24"/>
+          <w:szCs w:val="24"/>
+        </w:rPr>
+        <w:t xml:space="preserve"> you created:</w:t>
       </w:r>
     </w:p>
     <w:p>
@@ -3424,14 +5477,54 @@
           <w:szCs w:val="24"/>
         </w:rPr>
       </w:pPr>
-      <w:r>
-        <w:rPr>
-          <w:rFonts w:ascii="Georgia" w:hAnsi="Georgia"/>
-          <w:sz w:val="24"/>
-          <w:szCs w:val="24"/>
-        </w:rPr>
-        <w:t>kubectl delete -f nginx-replicaset-quota.yaml</w:t>
-      </w:r>
+      <w:proofErr w:type="spellStart"/>
+      <w:r>
+        <w:rPr>
+          <w:rFonts w:ascii="Georgia" w:hAnsi="Georgia"/>
+          <w:sz w:val="24"/>
+          <w:szCs w:val="24"/>
+        </w:rPr>
+        <w:t>kubectl</w:t>
+      </w:r>
+      <w:proofErr w:type="spellEnd"/>
+      <w:r>
+        <w:rPr>
+          <w:rFonts w:ascii="Georgia" w:hAnsi="Georgia"/>
+          <w:sz w:val="24"/>
+          <w:szCs w:val="24"/>
+        </w:rPr>
+        <w:t xml:space="preserve"> delete -f nginx-</w:t>
+      </w:r>
+      <w:proofErr w:type="spellStart"/>
+      <w:r>
+        <w:rPr>
+          <w:rFonts w:ascii="Georgia" w:hAnsi="Georgia"/>
+          <w:sz w:val="24"/>
+          <w:szCs w:val="24"/>
+        </w:rPr>
+        <w:t>replicaset</w:t>
+      </w:r>
+      <w:proofErr w:type="spellEnd"/>
+      <w:r>
+        <w:rPr>
+          <w:rFonts w:ascii="Georgia" w:hAnsi="Georgia"/>
+          <w:sz w:val="24"/>
+          <w:szCs w:val="24"/>
+        </w:rPr>
+        <w:t>-</w:t>
+      </w:r>
+      <w:proofErr w:type="spellStart"/>
+      <w:proofErr w:type="gramStart"/>
+      <w:r>
+        <w:rPr>
+          <w:rFonts w:ascii="Georgia" w:hAnsi="Georgia"/>
+          <w:sz w:val="24"/>
+          <w:szCs w:val="24"/>
+        </w:rPr>
+        <w:t>quota.yaml</w:t>
+      </w:r>
+      <w:proofErr w:type="spellEnd"/>
+      <w:proofErr w:type="gramEnd"/>
     </w:p>
     <w:p>
       <w:pPr>
@@ -3450,14 +5543,36 @@
           <w:szCs w:val="24"/>
         </w:rPr>
       </w:pPr>
-      <w:r>
-        <w:rPr>
-          <w:rFonts w:ascii="Georgia" w:hAnsi="Georgia"/>
-          <w:sz w:val="24"/>
-          <w:szCs w:val="24"/>
-        </w:rPr>
-        <w:t>kubectl delete -f nginx-extra-pod.yaml</w:t>
-      </w:r>
+      <w:proofErr w:type="spellStart"/>
+      <w:r>
+        <w:rPr>
+          <w:rFonts w:ascii="Georgia" w:hAnsi="Georgia"/>
+          <w:sz w:val="24"/>
+          <w:szCs w:val="24"/>
+        </w:rPr>
+        <w:t>kubectl</w:t>
+      </w:r>
+      <w:proofErr w:type="spellEnd"/>
+      <w:r>
+        <w:rPr>
+          <w:rFonts w:ascii="Georgia" w:hAnsi="Georgia"/>
+          <w:sz w:val="24"/>
+          <w:szCs w:val="24"/>
+        </w:rPr>
+        <w:t xml:space="preserve"> delete -f nginx-extra-</w:t>
+      </w:r>
+      <w:proofErr w:type="spellStart"/>
+      <w:proofErr w:type="gramStart"/>
+      <w:r>
+        <w:rPr>
+          <w:rFonts w:ascii="Georgia" w:hAnsi="Georgia"/>
+          <w:sz w:val="24"/>
+          <w:szCs w:val="24"/>
+        </w:rPr>
+        <w:t>pod.yaml</w:t>
+      </w:r>
+      <w:proofErr w:type="spellEnd"/>
+      <w:proofErr w:type="gramEnd"/>
     </w:p>
     <w:p>
       <w:pPr>
@@ -3476,14 +5591,36 @@
           <w:szCs w:val="24"/>
         </w:rPr>
       </w:pPr>
-      <w:r>
-        <w:rPr>
-          <w:rFonts w:ascii="Georgia" w:hAnsi="Georgia"/>
-          <w:sz w:val="24"/>
-          <w:szCs w:val="24"/>
-        </w:rPr>
-        <w:t>kubectl delete -f resource-quota.yaml</w:t>
-      </w:r>
+      <w:proofErr w:type="spellStart"/>
+      <w:r>
+        <w:rPr>
+          <w:rFonts w:ascii="Georgia" w:hAnsi="Georgia"/>
+          <w:sz w:val="24"/>
+          <w:szCs w:val="24"/>
+        </w:rPr>
+        <w:t>kubectl</w:t>
+      </w:r>
+      <w:proofErr w:type="spellEnd"/>
+      <w:r>
+        <w:rPr>
+          <w:rFonts w:ascii="Georgia" w:hAnsi="Georgia"/>
+          <w:sz w:val="24"/>
+          <w:szCs w:val="24"/>
+        </w:rPr>
+        <w:t xml:space="preserve"> delete -f resource-</w:t>
+      </w:r>
+      <w:proofErr w:type="spellStart"/>
+      <w:proofErr w:type="gramStart"/>
+      <w:r>
+        <w:rPr>
+          <w:rFonts w:ascii="Georgia" w:hAnsi="Georgia"/>
+          <w:sz w:val="24"/>
+          <w:szCs w:val="24"/>
+        </w:rPr>
+        <w:t>quota.yaml</w:t>
+      </w:r>
+      <w:proofErr w:type="spellEnd"/>
+      <w:proofErr w:type="gramEnd"/>
     </w:p>
     <w:p>
       <w:pPr>
@@ -3502,14 +5639,25 @@
           <w:szCs w:val="24"/>
         </w:rPr>
       </w:pPr>
-      <w:r>
-        <w:rPr>
-          <w:rFonts w:ascii="Georgia" w:hAnsi="Georgia"/>
-          <w:sz w:val="24"/>
-          <w:szCs w:val="24"/>
-        </w:rPr>
-        <w:t xml:space="preserve">kubectl delete namespace </w:t>
-      </w:r>
+      <w:proofErr w:type="spellStart"/>
+      <w:r>
+        <w:rPr>
+          <w:rFonts w:ascii="Georgia" w:hAnsi="Georgia"/>
+          <w:sz w:val="24"/>
+          <w:szCs w:val="24"/>
+        </w:rPr>
+        <w:t>kubectl</w:t>
+      </w:r>
+      <w:proofErr w:type="spellEnd"/>
+      <w:r>
+        <w:rPr>
+          <w:rFonts w:ascii="Georgia" w:hAnsi="Georgia"/>
+          <w:sz w:val="24"/>
+          <w:szCs w:val="24"/>
+        </w:rPr>
+        <w:t xml:space="preserve"> delete namespace </w:t>
+      </w:r>
+      <w:proofErr w:type="spellStart"/>
       <w:r>
         <w:rPr>
           <w:rFonts w:ascii="Georgia" w:hAnsi="Georgia"/>
@@ -3518,9 +5666,10 @@
         </w:rPr>
         <w:t>myns</w:t>
       </w:r>
+      <w:proofErr w:type="spellEnd"/>
     </w:p>
     <w:sectPr>
-      <w:headerReference w:type="default" r:id="rId26"/>
+      <w:headerReference w:type="default" r:id="rId52"/>
       <w:pgSz w:w="12240" w:h="15840"/>
       <w:pgMar w:top="1440" w:right="1325" w:bottom="1440" w:left="1440" w:header="720" w:footer="720" w:gutter="0"/>
       <w:pgNumType w:start="1"/>
@@ -6958,6 +9107,612 @@
           <inkml:channelProperty channel="F" name="resolution" value="0" units="1/dev"/>
         </inkml:channelProperties>
       </inkml:inkSource>
+      <inkml:timestamp xml:id="ts0" timeString="2026-06-16T21:37:01.086"/>
+    </inkml:context>
+    <inkml:brush xml:id="br0">
+      <inkml:brushProperty name="width" value="0.05" units="cm"/>
+      <inkml:brushProperty name="height" value="0.05" units="cm"/>
+      <inkml:brushProperty name="color" value="#E71224"/>
+    </inkml:brush>
+  </inkml:definitions>
+  <inkml:trace contextRef="#ctx0" brushRef="#br0">8 1 2873,'0'0'4144,"-8"12"4533,49-6-8378,0-2 1,0-1-1,66-5 0,-25 0-169,427-4 96,199 1-149,-292 19-52,136 1 39,-513-15-63,723-12 77,-316 9-72,-249 4-4,223 11 781,-419-12-574</inkml:trace>
+</inkml:ink>
+</file>
+
+<file path=word/ink/ink10.xml><?xml version="1.0" encoding="utf-8"?>
+<inkml:ink xmlns:inkml="http://www.w3.org/2003/InkML">
+  <inkml:definitions>
+    <inkml:context xml:id="ctx0">
+      <inkml:inkSource xml:id="inkSrc0">
+        <inkml:traceFormat>
+          <inkml:channel name="X" type="integer" min="-2.14748E9" max="2.14748E9" units="cm"/>
+          <inkml:channel name="Y" type="integer" min="-2.14748E9" max="2.14748E9" units="cm"/>
+          <inkml:channel name="F" type="integer" max="32767" units="dev"/>
+        </inkml:traceFormat>
+        <inkml:channelProperties>
+          <inkml:channelProperty channel="X" name="resolution" value="1000" units="1/cm"/>
+          <inkml:channelProperty channel="Y" name="resolution" value="1000" units="1/cm"/>
+          <inkml:channelProperty channel="F" name="resolution" value="0" units="1/dev"/>
+        </inkml:channelProperties>
+      </inkml:inkSource>
+      <inkml:timestamp xml:id="ts0" timeString="2026-06-16T21:38:09.772"/>
+    </inkml:context>
+    <inkml:brush xml:id="br0">
+      <inkml:brushProperty name="width" value="0.05" units="cm"/>
+      <inkml:brushProperty name="height" value="0.05" units="cm"/>
+      <inkml:brushProperty name="color" value="#E71224"/>
+    </inkml:brush>
+  </inkml:definitions>
+  <inkml:trace contextRef="#ctx0" brushRef="#br0">34 39 8434,'0'0'5542,"-9"0"-4888,-16-2-217,71 2-317,-13 0-110,864 27 124,-628-13-150,-262-12-9,-6-2 132</inkml:trace>
+  <inkml:trace contextRef="#ctx0" brushRef="#br0" timeOffset="590.82">2030 15 7730,'0'0'5753,"0"0"-5727,0 0 0,0 0 0,-1 0 1,1 0-1,0 0 0,0 0 0,-1 0 0,1 0 1,0 0-1,0 0 0,-1 0 0,1 0 0,0 0 1,0-1-1,0 1 0,-1 0 0,1 0 0,0 0 1,0 0-1,0 0 0,-1-1 0,1 1 0,0 0 1,0 0-1,0 0 0,0-1 0,-1 1 0,1 0 0,0 0 1,0 0-1,0-1 0,0 1 0,0 0 0,0 0 1,0-1-1,0 1 0,0 0 0,0 0 0,0-1 1,0 1-1,0 0 0,0 0 0,0-1 0,0 1 1,0 0-1,0 0 0,0-1 0,0 1 0,0 0 0,9-2 9,-1 0-1,0 1 1,1 0-1,-1 1 1,1 0-1,12 1 0,13 0-14,1113 3 1443,-1148-4-1398,-1 0-679,5 0-2141,10-2-1679</inkml:trace>
+  <inkml:trace contextRef="#ctx0" brushRef="#br0" timeOffset="964.79">3713 29 9138,'0'0'5453,"17"0"-5289,414 13-44,-70 16-84,-327-26 892,19-2-8433,-27-1-573</inkml:trace>
+  <inkml:trace contextRef="#ctx0" brushRef="#br0" timeOffset="1323.42">4749 87 8010,'0'0'6613,"16"0"-6413,231 0-412,150 0-6032,-358-2 6306,67-10-1,-45 1 3940,-58 11-3624,18-3 3575,6-2-2897,-24 4-1365,1 1 1,-1-1-1,0-1 0,0 1 0,0 0 1,0-1-1,0 0 0,0 0 1,5-4-1,1-3-4426</inkml:trace>
+</inkml:ink>
+</file>
+
+<file path=word/ink/ink11.xml><?xml version="1.0" encoding="utf-8"?>
+<inkml:ink xmlns:inkml="http://www.w3.org/2003/InkML">
+  <inkml:definitions>
+    <inkml:context xml:id="ctx0">
+      <inkml:inkSource xml:id="inkSrc0">
+        <inkml:traceFormat>
+          <inkml:channel name="X" type="integer" min="-2.14748E9" max="2.14748E9" units="cm"/>
+          <inkml:channel name="Y" type="integer" min="-2.14748E9" max="2.14748E9" units="cm"/>
+          <inkml:channel name="F" type="integer" max="32767" units="dev"/>
+        </inkml:traceFormat>
+        <inkml:channelProperties>
+          <inkml:channelProperty channel="X" name="resolution" value="1000" units="1/cm"/>
+          <inkml:channelProperty channel="Y" name="resolution" value="1000" units="1/cm"/>
+          <inkml:channelProperty channel="F" name="resolution" value="0" units="1/dev"/>
+        </inkml:channelProperties>
+      </inkml:inkSource>
+      <inkml:timestamp xml:id="ts0" timeString="2026-06-16T21:38:14.493"/>
+    </inkml:context>
+    <inkml:brush xml:id="br0">
+      <inkml:brushProperty name="width" value="0.05" units="cm"/>
+      <inkml:brushProperty name="height" value="0.05" units="cm"/>
+      <inkml:brushProperty name="color" value="#E71224"/>
+    </inkml:brush>
+  </inkml:definitions>
+  <inkml:trace contextRef="#ctx0" brushRef="#br0">2591 112 5297,'0'0'6036,"6"0"-5542,522-4 1547,-560-17-634,18 14-1984,2 1-4507</inkml:trace>
+  <inkml:trace contextRef="#ctx0" brushRef="#br0" timeOffset="1999.63">19 131 3825,'0'0'4650,"-3"-2"-3932,-7-6-472,10 8-175,-1 0 0,1 0 0,0 0 0,0 0 0,0 0 0,-1 0 0,1 0 0,0 0 0,0 0-1,0 0 1,0 0 0,-1 0 0,1-1 0,0 1 0,0 0 0,0 0 0,-1 0 0,1 0 0,0 0 0,0 0-1,0 0 1,0-1 0,0 1 0,-1 0 0,1 0 0,0 0 0,0 0 0,0-1 0,0 1 0,0 0 0,0 0 0,0 0-1,0-1 1,0 1 0,0 0 0,0 0 0,0 0 0,0 0 0,0-1 0,0 1 0,0 0 0,0 0 0,0 0 0,0-1-1,0 1 1,0 0 0,0 0 0,0 0 0,0-1 0,0 1 0,0 0 0,0 0 0,0 0 0,0 0 0,1-1 0,-1 1-1,0 0 1,0 0 0,0 0 0,0 0 0,0 0 0,1-1 0,-1 1 0,0 0 0,0 0 0,0 0 0,1 0-1,-1 0 1,1556-72 602,-1346 57-603,-152 11-22,136-15 550,-186 19-321,0-2-116</inkml:trace>
+</inkml:ink>
+</file>
+
+<file path=word/ink/ink12.xml><?xml version="1.0" encoding="utf-8"?>
+<inkml:ink xmlns:inkml="http://www.w3.org/2003/InkML">
+  <inkml:definitions>
+    <inkml:context xml:id="ctx0">
+      <inkml:inkSource xml:id="inkSrc0">
+        <inkml:traceFormat>
+          <inkml:channel name="X" type="integer" min="-2.14748E9" max="2.14748E9" units="cm"/>
+          <inkml:channel name="Y" type="integer" min="-2.14748E9" max="2.14748E9" units="cm"/>
+          <inkml:channel name="F" type="integer" max="32767" units="dev"/>
+        </inkml:traceFormat>
+        <inkml:channelProperties>
+          <inkml:channelProperty channel="X" name="resolution" value="1000" units="1/cm"/>
+          <inkml:channelProperty channel="Y" name="resolution" value="1000" units="1/cm"/>
+          <inkml:channelProperty channel="F" name="resolution" value="0" units="1/dev"/>
+        </inkml:channelProperties>
+      </inkml:inkSource>
+      <inkml:timestamp xml:id="ts0" timeString="2026-06-16T21:38:08.577"/>
+    </inkml:context>
+    <inkml:brush xml:id="br0">
+      <inkml:brushProperty name="width" value="0.05" units="cm"/>
+      <inkml:brushProperty name="height" value="0.05" units="cm"/>
+      <inkml:brushProperty name="color" value="#E71224"/>
+    </inkml:brush>
+  </inkml:definitions>
+  <inkml:trace contextRef="#ctx0" brushRef="#br0">1 27 8250,'0'0'1735,"18"0"-1931,317-13 170,-153 13 114,38 1 24,-73-2 3821,-146-6-6949,2 0-1519</inkml:trace>
+  <inkml:trace contextRef="#ctx0" brushRef="#br0" timeOffset="529.98">1565 58 8314,'0'0'3011,"21"1"-2946,253 3 96,334 19 141,-563-16 2153,-38-7-2547,34 0-3499,-18 0-1601</inkml:trace>
+</inkml:ink>
+</file>
+
+<file path=word/ink/ink13.xml><?xml version="1.0" encoding="utf-8"?>
+<inkml:ink xmlns:inkml="http://www.w3.org/2003/InkML">
+  <inkml:definitions>
+    <inkml:context xml:id="ctx0">
+      <inkml:inkSource xml:id="inkSrc0">
+        <inkml:traceFormat>
+          <inkml:channel name="X" type="integer" min="-2.14748E9" max="2.14748E9" units="cm"/>
+          <inkml:channel name="Y" type="integer" min="-2.14748E9" max="2.14748E9" units="cm"/>
+          <inkml:channel name="F" type="integer" max="32767" units="dev"/>
+        </inkml:traceFormat>
+        <inkml:channelProperties>
+          <inkml:channelProperty channel="X" name="resolution" value="1000" units="1/cm"/>
+          <inkml:channelProperty channel="Y" name="resolution" value="1000" units="1/cm"/>
+          <inkml:channelProperty channel="F" name="resolution" value="0" units="1/dev"/>
+        </inkml:channelProperties>
+      </inkml:inkSource>
+      <inkml:timestamp xml:id="ts0" timeString="2026-06-16T21:38:26.236"/>
+    </inkml:context>
+    <inkml:brush xml:id="br0">
+      <inkml:brushProperty name="width" value="0.05" units="cm"/>
+      <inkml:brushProperty name="height" value="0.05" units="cm"/>
+      <inkml:brushProperty name="color" value="#E71224"/>
+    </inkml:brush>
+  </inkml:definitions>
+  <inkml:trace contextRef="#ctx0" brushRef="#br0">329 39 288,'0'0'3574,"-13"-19"-2091,-36 9 740,41 8-1999,0 0 1,0 0-1,-1 1 0,-14-2 1,21 3-450,0 0 1,0 0 0,0 0-1,1 0 1,-1 0-1,0 1 1,0-1-1,0 1 1,1-1-1,-1 1 1,0-1-1,1 1 1,-1 0 0,0 0-1,1 0 1,-1 0-1,1 0 1,-1 0-1,-1 3 1,-2 2-2297</inkml:trace>
+  <inkml:trace contextRef="#ctx0" brushRef="#br0" timeOffset="1293.54">70 112 2913,'0'0'3838,"-12"0"-3010,-34 1-12,35 0 1309,37 3-713,67 2-927,119-8 1,-151 0-449,375-18 85,197-3 11,-573 23-10,-41 0-26,-36 0-24,-772 35 74,751-31-116,-501 43 995,492-46-212,47-1-675,14 0-54,863-16 196,-410-5-209,-666 15-40,42 4-39,-205 8 21,419-3-95,52-3 94,139-24 40,84-3-58,-331 27-41,0 0 1,1 1-1,-1-1 1,0 1-1,0-1 0,0 1 1,1 0-1,-1-1 1,0 1-1,0 0 0,0 0 1,0 0-1,0-1 0,0 1 1,0 0-1,0 1 1,0-1-1,-1 0 0,1 0 1,0 2-1,10 9-2726,-3-7-814</inkml:trace>
+</inkml:ink>
+</file>
+
+<file path=word/ink/ink14.xml><?xml version="1.0" encoding="utf-8"?>
+<inkml:ink xmlns:inkml="http://www.w3.org/2003/InkML">
+  <inkml:definitions>
+    <inkml:context xml:id="ctx0">
+      <inkml:inkSource xml:id="inkSrc0">
+        <inkml:traceFormat>
+          <inkml:channel name="X" type="integer" min="-2.14748E9" max="2.14748E9" units="cm"/>
+          <inkml:channel name="Y" type="integer" min="-2.14748E9" max="2.14748E9" units="cm"/>
+          <inkml:channel name="F" type="integer" max="32767" units="dev"/>
+        </inkml:traceFormat>
+        <inkml:channelProperties>
+          <inkml:channelProperty channel="X" name="resolution" value="1000" units="1/cm"/>
+          <inkml:channelProperty channel="Y" name="resolution" value="1000" units="1/cm"/>
+          <inkml:channelProperty channel="F" name="resolution" value="0" units="1/dev"/>
+        </inkml:channelProperties>
+      </inkml:inkSource>
+      <inkml:timestamp xml:id="ts0" timeString="2026-06-16T21:38:32.374"/>
+    </inkml:context>
+    <inkml:brush xml:id="br0">
+      <inkml:brushProperty name="width" value="0.05" units="cm"/>
+      <inkml:brushProperty name="height" value="0.05" units="cm"/>
+      <inkml:brushProperty name="color" value="#E71224"/>
+    </inkml:brush>
+  </inkml:definitions>
+  <inkml:trace contextRef="#ctx0" brushRef="#br0">9 496 5057,'0'0'4624,"-9"0"-1405,731-21-2217,388 1-1,-920 21-899,121 11-21,-84-1-12,949 4 50,-1176-15-126</inkml:trace>
+  <inkml:trace contextRef="#ctx0" brushRef="#br0" timeOffset="705">4153 136 6049,'0'0'4903,"0"-11"-3455,2-1-1036,-2 8-296,1-1 0,-1 1-1,1 0 1,-1 0 0,0 0 0,0 0 0,-1 0 0,0-1 0,1 1 0,-3-4 0,2 6-45,0 0 1,0 0-1,0 0 0,0 0 0,-1 0 0,1 1 1,-1-1-1,1 0 0,-1 1 0,0-1 1,0 1-1,1 0 0,-1 0 0,0-1 1,0 1-1,0 0 0,0 1 0,-1-1 1,1 0-1,0 1 0,0-1 0,0 1 1,-3-1-1,-58-2 154,49 3-174,0 1 13,0 0 1,-1 0-1,1 1 0,0 1 1,0 1-1,0 0 1,0 0-1,1 2 1,0-1-1,0 2 0,0 0 1,1 0-1,-17 14 1,20-14-6,1 0 0,0 1 0,0 1 0,0-1 0,1 1 0,1 1 0,-1-1 0,2 1 0,-1 0 0,1 0 0,1 1 0,0 0 0,0-1 0,1 1 0,1 1 0,-1-1 0,0 17 0,3-18-44,0-1-1,0 1 1,1 0-1,0-1 0,1 1 1,0-1-1,0 0 1,1 1-1,1-1 1,-1-1-1,1 1 1,1 0-1,7 11 1,-4-10 0,0 0 1,1-1-1,0 0 1,0 0-1,1-1 1,0 0-1,1-1 1,0 0-1,21 10 1,-11-8 3,1-1 0,0-1 1,0-1-1,1 0 1,-1-2-1,1-1 1,0-1-1,46-1 1,-52-2-5,-1 0-1,1-1 1,0-1 0,-1 0 0,0-2 0,0 1 0,0-2 0,-1 0 0,0-1 0,0-1 0,0 0 0,-1-1 0,14-11 0,-22 15-12,-1 0 0,0-1 1,0 1-1,0-1 1,0 0-1,-1-1 0,0 1 1,0-1-1,-1 0 0,0 0 1,0 0-1,-1 0 1,0 0-1,0 0 0,0-1 1,-1 1-1,0-1 0,-1 0 1,1 1-1,-2-1 0,1 1 1,-1-1-1,0 1 1,0-1-1,-1 1 0,0-1 1,-1 1-1,0 0 0,0 0 1,-4-7-1,-4-6-3,-1 0 0,0 1 0,-2 0 0,0 1 0,-1 1 0,-1 0 0,0 1 0,-33-24 0,33 28 53,-1 1 1,0 1-1,-1 0 1,0 1-1,0 1 1,-22-6-1,30 12-230,0-1 0,0 1 0,-1 1-1,1 0 1,-18 1 0,21 0-372,0 1 0,0 0 0,0 1 0,0-1 0,0 1 0,1 1 0,-1-1 0,1 1 0,-9 5 0,-4 5-4897</inkml:trace>
+  <inkml:trace contextRef="#ctx0" brushRef="#br0" timeOffset="7561.19">2612 665 6761,'0'0'6155,"-5"-8"-5375,-1-1-735,4 4 93,-1 0-1,-1 0 1,1 0 0,-1 0 0,1 1 0,-1-1-1,0 1 1,-1 0 0,1 1 0,-1-1 0,0 1-1,0 0 1,0 0 0,0 0 0,0 1 0,-9-3-1,-24-2 10,-1 3-1,-1 1 1,1 2-1,-67 7 1,76-3 16,0 1 0,0 1 0,0 2 1,1 1-1,0 1 0,0 2 0,1 0 0,1 2 1,-38 24-1,58-32-127,1-1-1,0 1 1,1 1 0,-1-1 0,1 1-1,0 0 1,1 0 0,-1 1 0,1-1-1,0 1 1,1 0 0,0 0 0,-3 10-1,4-12-26,1-1-1,0 1 0,0 0 1,0 0-1,1 0 0,0 0 0,0 0 1,0 0-1,0 0 0,1 0 1,0 0-1,0 0 0,0 0 0,1 0 1,0 0-1,-1-1 0,2 1 1,-1-1-1,0 1 0,1-1 0,5 6 1,4 2 4,1 0-1,1 0 1,0-1 0,0-1 0,1 0 0,0-1-1,1-1 1,0-1 0,0 0 0,1 0 0,0-2 0,0 0-1,19 2 1,19 2 21,0-3 0,106 0 0,-124-8-42,1-1 1,-1-1-1,0-3 0,0-1 0,-1-1 0,0-2 1,0-2-1,-2-1 0,1-2 0,-2-1 0,0-2 1,40-30-1,-66 43 0,0 1 0,0-2 0,-1 1 0,0-1-1,-1 1 1,1-2 0,-1 1 0,-1-1 0,1 1 0,-1-1 0,-1 0 0,0-1 0,0 1 0,4-18 0,-6 20-1,-1 0 0,0 0 0,0-1 0,0 1 0,-1 0 1,0-1-1,0 1 0,0 0 0,-1 0 0,0 0 0,0 0 0,-1 0 1,1 1-1,-1-1 0,0 1 0,-1-1 0,0 1 0,1 0 0,-2 0 0,1 1 1,-7-6-1,-4-2-6,0 1 0,-1 0 1,0 2-1,0 0 0,-1 1 1,0 0-1,-1 1 1,0 1-1,0 1 0,-27-4 1,8 3-249,-1 2 0,0 2 0,1 1 1,-51 6-1,61-2-1221,0 3 1,-51 15-1,28-3-3599</inkml:trace>
+  <inkml:trace contextRef="#ctx0" brushRef="#br0" timeOffset="8535.73">1943 1041 4833,'0'0'7964,"-6"-2"-7122,-8-2-630,0 1 1,0 0-1,-1 1 1,1 1-1,0 0 1,-1 1-1,1 1 1,0 0-1,0 0 1,-1 2-1,1 0 1,0 0-1,1 1 0,-1 1 1,1 1-1,-24 12 1,9-3 2,1 2 0,1 0 1,1 2-1,0 1 0,2 1 0,-41 45 0,54-54-181,1 1 0,1 0 0,0 0 0,1 1 0,0 0 0,1 0 0,1 0 0,0 1 0,1 0 0,0 0 0,1 0 0,1 1 0,1-1 0,0 0 0,2 27 0,0-33-26,0 0 0,0 0 0,1 0 0,1 0 0,-1 0 0,1 0-1,1-1 1,-1 0 0,2 0 0,-1 0 0,1 0 0,0 0 0,1-1-1,-1 0 1,1 0 0,1-1 0,0 1 0,0-1 0,0-1 0,0 0-1,1 0 1,0 0 0,0-1 0,0 0 0,0 0 0,1-1 0,12 3 0,4-1-5,-1-1 1,1-1 0,-1-1 0,1-1 0,0-2 0,-1 0 0,1-1 0,-1-2 0,1-1 0,-1 0 0,39-16 0,-44 14-30,0 0 1,-1-2-1,-1 0 0,1-1 0,-1-1 0,-1-1 0,0 0 0,-1-1 1,0 0-1,-1-1 0,-1-1 0,0-1 0,-1 1 0,19-33 0,-27 41 20,0-1-1,0 0 1,-1 1 0,0-1-1,-1 0 1,1-1-1,-1 1 1,-1 0-1,0-1 1,0 1-1,0-1 1,-1 1-1,-1-1 1,1 1-1,-2-1 1,1 1-1,-1 0 1,0 0-1,0-1 1,-1 1-1,0 1 1,-1-1-1,0 0 1,0 1 0,-1 0-1,1 0 1,-2 0-1,1 0 1,-1 1-1,0 0 1,0 0-1,-14-9 1,2 2-11,-2 1 1,1 1 0,-1 1-1,-1 1 1,0 1 0,0 0 0,0 2-1,-1 0 1,0 2 0,0 0-1,-30 0 1,24 2-130,1 2 1,-1 1-1,0 1 1,1 1-1,-1 2 1,1 0-1,-39 15 1,6 5-2917,7-8-3370</inkml:trace>
+</inkml:ink>
+</file>
+
+<file path=word/ink/ink15.xml><?xml version="1.0" encoding="utf-8"?>
+<inkml:ink xmlns:inkml="http://www.w3.org/2003/InkML">
+  <inkml:definitions>
+    <inkml:context xml:id="ctx0">
+      <inkml:inkSource xml:id="inkSrc0">
+        <inkml:traceFormat>
+          <inkml:channel name="X" type="integer" min="-2.14748E9" max="2.14748E9" units="cm"/>
+          <inkml:channel name="Y" type="integer" min="-2.14748E9" max="2.14748E9" units="cm"/>
+          <inkml:channel name="F" type="integer" max="32767" units="dev"/>
+        </inkml:traceFormat>
+        <inkml:channelProperties>
+          <inkml:channelProperty channel="X" name="resolution" value="1000" units="1/cm"/>
+          <inkml:channelProperty channel="Y" name="resolution" value="1000" units="1/cm"/>
+          <inkml:channelProperty channel="F" name="resolution" value="0" units="1/dev"/>
+        </inkml:channelProperties>
+      </inkml:inkSource>
+      <inkml:timestamp xml:id="ts0" timeString="2026-06-16T21:38:43.685"/>
+    </inkml:context>
+    <inkml:brush xml:id="br0">
+      <inkml:brushProperty name="width" value="0.05" units="cm"/>
+      <inkml:brushProperty name="height" value="0.05" units="cm"/>
+      <inkml:brushProperty name="color" value="#E71224"/>
+    </inkml:brush>
+  </inkml:definitions>
+  <inkml:trace contextRef="#ctx0" brushRef="#br0">14 5 10762,'0'0'4673,"-5"2"-3905,-4 6-437,21-3-136,45-4 9,-29 0-87,1075-16 1437,-806 9-578,-296 6-932,-10 0-585,-43 0-3827,22 0-2073</inkml:trace>
+</inkml:ink>
+</file>
+
+<file path=word/ink/ink16.xml><?xml version="1.0" encoding="utf-8"?>
+<inkml:ink xmlns:inkml="http://www.w3.org/2003/InkML">
+  <inkml:definitions>
+    <inkml:context xml:id="ctx0">
+      <inkml:inkSource xml:id="inkSrc0">
+        <inkml:traceFormat>
+          <inkml:channel name="X" type="integer" min="-2.14748E9" max="2.14748E9" units="cm"/>
+          <inkml:channel name="Y" type="integer" min="-2.14748E9" max="2.14748E9" units="cm"/>
+          <inkml:channel name="F" type="integer" max="32767" units="dev"/>
+        </inkml:traceFormat>
+        <inkml:channelProperties>
+          <inkml:channelProperty channel="X" name="resolution" value="1000" units="1/cm"/>
+          <inkml:channelProperty channel="Y" name="resolution" value="1000" units="1/cm"/>
+          <inkml:channelProperty channel="F" name="resolution" value="0" units="1/dev"/>
+        </inkml:channelProperties>
+      </inkml:inkSource>
+      <inkml:timestamp xml:id="ts0" timeString="2026-06-16T21:38:43.237"/>
+    </inkml:context>
+    <inkml:brush xml:id="br0">
+      <inkml:brushProperty name="width" value="0.05" units="cm"/>
+      <inkml:brushProperty name="height" value="0.05" units="cm"/>
+      <inkml:brushProperty name="color" value="#E71224"/>
+    </inkml:brush>
+  </inkml:definitions>
+  <inkml:trace contextRef="#ctx0" brushRef="#br0">12 6 10106,'0'0'4893,"-11"0"-4159,1458-6 255,-1469 6-3112,-1 0-2818</inkml:trace>
+</inkml:ink>
+</file>
+
+<file path=word/ink/ink17.xml><?xml version="1.0" encoding="utf-8"?>
+<inkml:ink xmlns:inkml="http://www.w3.org/2003/InkML">
+  <inkml:definitions>
+    <inkml:context xml:id="ctx0">
+      <inkml:inkSource xml:id="inkSrc0">
+        <inkml:traceFormat>
+          <inkml:channel name="X" type="integer" min="-2.14748E9" max="2.14748E9" units="cm"/>
+          <inkml:channel name="Y" type="integer" min="-2.14748E9" max="2.14748E9" units="cm"/>
+          <inkml:channel name="F" type="integer" max="32767" units="dev"/>
+        </inkml:traceFormat>
+        <inkml:channelProperties>
+          <inkml:channelProperty channel="X" name="resolution" value="1000" units="1/cm"/>
+          <inkml:channelProperty channel="Y" name="resolution" value="1000" units="1/cm"/>
+          <inkml:channelProperty channel="F" name="resolution" value="0" units="1/dev"/>
+        </inkml:channelProperties>
+      </inkml:inkSource>
+      <inkml:timestamp xml:id="ts0" timeString="2026-06-16T21:38:44.100"/>
+    </inkml:context>
+    <inkml:brush xml:id="br0">
+      <inkml:brushProperty name="width" value="0.05" units="cm"/>
+      <inkml:brushProperty name="height" value="0.05" units="cm"/>
+      <inkml:brushProperty name="color" value="#E71224"/>
+    </inkml:brush>
+  </inkml:definitions>
+  <inkml:trace contextRef="#ctx0" brushRef="#br0">54 35 6121,'0'0'9098,"-12"5"-8330,1-1-614,-18 9 215,29-13-365,0 0 1,-1 0-1,1 0 1,0 0 0,0 1-1,0-1 1,0 0-1,0 0 1,0 0-1,0 0 1,0 0-1,0 1 1,0-1 0,0 0-1,0 0 1,0 0-1,0 0 1,0 1-1,0-1 1,0 0-1,0 0 1,0 0-1,0 0 1,0 0 0,0 1-1,0-1 1,0 0-1,0 0 1,0 0-1,1 0 1,-1 0-1,0 1 1,0-1 0,0 0-1,0 0 1,0 0-1,0 0 1,0 0-1,1 0 1,-1 0-1,0 0 1,0 0 0,0 1-1,0-1 1,0 0-1,1 0 1,-1 0-1,0 0 1,0 0-1,0 0 1,0 0 0,0 0-1,1 0 1,-1 0-1,27 4 353,196 2 254,312-31 0,-188 3 65,-101 18 91,-244 4-530,-22-14-4214,18 6-455</inkml:trace>
+</inkml:ink>
+</file>
+
+<file path=word/ink/ink18.xml><?xml version="1.0" encoding="utf-8"?>
+<inkml:ink xmlns:inkml="http://www.w3.org/2003/InkML">
+  <inkml:definitions>
+    <inkml:context xml:id="ctx0">
+      <inkml:inkSource xml:id="inkSrc0">
+        <inkml:traceFormat>
+          <inkml:channel name="X" type="integer" min="-2.14748E9" max="2.14748E9" units="cm"/>
+          <inkml:channel name="Y" type="integer" min="-2.14748E9" max="2.14748E9" units="cm"/>
+          <inkml:channel name="F" type="integer" max="32767" units="dev"/>
+        </inkml:traceFormat>
+        <inkml:channelProperties>
+          <inkml:channelProperty channel="X" name="resolution" value="1000" units="1/cm"/>
+          <inkml:channelProperty channel="Y" name="resolution" value="1000" units="1/cm"/>
+          <inkml:channelProperty channel="F" name="resolution" value="0" units="1/dev"/>
+        </inkml:channelProperties>
+      </inkml:inkSource>
+      <inkml:timestamp xml:id="ts0" timeString="2026-06-16T21:37:53.171"/>
+    </inkml:context>
+    <inkml:brush xml:id="br0">
+      <inkml:brushProperty name="width" value="0.05" units="cm"/>
+      <inkml:brushProperty name="height" value="0.05" units="cm"/>
+      <inkml:brushProperty name="color" value="#E71224"/>
+    </inkml:brush>
+  </inkml:definitions>
+  <inkml:trace contextRef="#ctx0" brushRef="#br0">71 148 10066,'0'0'7945,"0"-7"-6885,0-25 680,0 45-1495,-33 666 2000,-2-355-2337,32-452-10100,3 73 4729</inkml:trace>
+  <inkml:trace contextRef="#ctx0" brushRef="#br0" timeOffset="1357.14">99 168 7242,'0'0'9240,"-7"-8"-8470,-20-26-210,27 34-539,0-1 1,-1 1-1,1-1 1,0 1-1,0-1 1,-1 1-1,1 0 1,0-1-1,0 1 1,0-1-1,0 1 1,0-1-1,0 0 1,0 1-1,0-1 1,0 1-1,0-1 1,0 1-1,0-1 0,0 1 1,0-1-1,0 1 1,1-1-1,-1 1 1,0-1-1,0 1 1,1 0-1,-1-1 1,0 1-1,0-1 1,1 1-1,-1 0 1,0-1-1,1 1 1,-1 0-1,1-1 1,-1 1-1,1 0 1,-1-1-1,0 1 1,1 0-1,-1 0 1,1 0-1,-1-1 1,1 1-1,-1 0 1,1 0-1,-1 0 1,1 0-1,-1 0 0,1 0 1,0 0-1,-1 0 1,1 0-1,-1 0 1,1 0-1,-1 1 1,1-1-1,0 0 1,0 0 88,100-16 352,202-5 0,-139 14-418,357-4 12,-201 9-39,197-4-128,672-39-282,-1188 45 458,0 0 0,0 0 0,0 0 0,0 0 0,0 0 0,0 0 0,0 1-1,0-1 1,0 0 0,0 0 0,0 1 0,0-1 0,0 1 0,0-1 0,0 1 0,-1-1 0,1 1 0,0-1-1,0 1 1,0 0 0,-1-1 0,1 1 0,0 0 0,-1 0 0,1 0 0,-1 0 0,1-1 0,-1 1 0,1 0-1,-1 0 1,0 0 0,1 0 0,-1 0 0,0 0 0,0 0 0,0 0 0,0 0 0,0 0 0,0 0-1,0 0 1,0 0 0,0 0 0,0 2 0,-11 58 255,5-33-110,-6 98 204,8 167-1,6-188-299,-4-1 0,-30 196 1,15-235 1,-16-64 13,-4-7-272,-39-10 0,-30-5-84,-560-1-103,477 23 240,-926 16-165,1000-15 256,-322 0-55,225-3 56,211 1 2,1-2-425,0 1 100,0-1 1,0 1-1,0-1 1,0 1-1,1-1 1,-1 1-1,0-1 1,1 1 0,-1 0-1,1-1 1,0 1-1,-1 0 1,1-1-1,0 1 1,0 0-1,1-2 1,8-13-5154</inkml:trace>
+  <inkml:trace contextRef="#ctx0" brushRef="#br0" timeOffset="3739.88">3750 258 7722,'0'0'4821,"-5"4"-4172,2-2-436,0 1 0,-1-1 0,0 0-1,0 0 1,1 0 0,-1 0 0,0-1 0,0 0-1,-1 0 1,1 0 0,0 0 0,0 0 0,0-1 0,-1 0-1,-7-1 1,9 1-142,0-1 0,0 0 0,0 0 0,0 0-1,0 0 1,0 0 0,1-1 0,-1 1 0,0-1-1,1 0 1,-1 0 0,1 0 0,0 0 0,0 0 0,0 0-1,0-1 1,0 1 0,0-1 0,0 1 0,1-1 0,0 0-1,-1 0 1,1 1 0,-1-5 0,-1-1-37,1 1-1,0-1 1,0 0 0,0 1-1,1-1 1,1 0 0,-1 0-1,1 0 1,0 0 0,1 0-1,0 0 1,0 0 0,4-10-1,-3 14-31,0-1 0,0 1 0,0 0 0,1 0 0,-1 0 0,1 1-1,0-1 1,0 1 0,1-1 0,-1 1 0,1 0 0,-1 0 0,1 1-1,0-1 1,0 1 0,0 0 0,0 0 0,1 0 0,-1 0 0,1 1-1,-1 0 1,1 0 0,7-1 0,-8 1-3,0 0 0,0 1 0,0-1 0,0 1 1,0 0-1,0 0 0,0 0 0,0 1 0,0-1 0,0 1 0,0 0 0,0 0 0,-1 0 0,1 1 0,0-1 1,-1 1-1,1 0 0,-1 0 0,1 1 0,-1-1 0,4 4 0,-4-1 22,1-1 1,-1 1-1,0 0 0,-1 0 0,1 1 1,-1-1-1,0 1 0,0-1 0,-1 1 1,0-1-1,0 1 0,0 0 0,0 0 1,-1 8-1,0-3 7,1-1 0,-2 1 0,1-1 0,-1 1 0,-1-1 0,0 0 1,0 0-1,-1 0 0,0 0 0,-1 0 0,0 0 0,-1-1 0,0 0 0,0 0 1,-1 0-1,0 0 0,-1-1 0,0 0 0,0-1 0,0 1 0,-1-1 0,0-1 0,-12 8 1,5-4-4,1-2 1,-1 0 0,-31 12-1,39-17-10,0-1 0,1 0 0,-1 0 1,0-1-1,0 0 0,0-1 0,0 1 0,0-1 0,0 0 0,0-1 0,0 0 0,-10-2 0,16 3-10,-1-1 0,1 1 1,0-1-1,0 1 0,0-1 0,0 1 0,0-1 0,0 1 0,0-1 0,0 0 0,0 0 0,0 1 0,0-1 0,1 0 0,-1 0 0,0 0 0,0 0 1,1 0-1,-1 0 0,1 0 0,-1 0 0,1 0 0,-1 0 0,1-1 0,0 1 0,-1 0 0,1 0 0,0 0 0,0 0 0,0-1 0,0 1 0,0 0 1,0 0-1,0 0 0,0-1 0,1 1 0,-1 0 0,0 0 0,1 0 0,-1 0 0,1-2 0,0 1-5,1-1-1,-1 1 1,0-1-1,1 1 1,0 0-1,-1 0 1,1 0-1,0-1 0,0 2 1,0-1-1,0 0 1,0 0-1,1 1 1,-1-1-1,1 1 1,2-2-1,5 0-6,0 1 0,0 1 0,0-1 0,1 2 0,-1-1 0,0 1 0,0 1-1,1 0 1,-1 0 0,0 1 0,0 1 0,0-1 0,10 6 0,12 5 29,-1 2 0,45 30 1,-64-37-11,-6-4 17,0-1 0,0 0-1,1 0 1,-1-1-1,1 1 1,11 1-1,-17-4-15,-1-7-5084,-5-3-737</inkml:trace>
+  <inkml:trace contextRef="#ctx0" brushRef="#br0" timeOffset="4124.32">4125 127 1200,'0'0'4041</inkml:trace>
+  <inkml:trace contextRef="#ctx0" brushRef="#br0" timeOffset="4487.79">4124 127 3721,'-3'-8'7321,"3"8"-7100,-1 0 1,1 0 0,0 0 0,0 0 0,-1 0 0,1 0-1,0-1 1,-1 1 0,1 0 0,0 0 0,0 0 0,-1 0-1,1 0 1,-25 0 2263,18 1-2394,1 0 0,-1 0 0,1 1 0,0-1 0,-12 6 0,11-2 40,0 0 1,0 1-1,1-1 0,0 1 0,0 1 0,1-1 0,-1 1 0,2 0 0,-1 0 0,1 0 1,0 1-1,-6 15 0,9-20-122,0 0 1,0 1-1,1-1 1,-1 0-1,1 1 1,0-1-1,-1 0 1,2 1 0,-1-1-1,0 0 1,1 1-1,-1-1 1,1 0-1,0 1 1,0-1-1,0 0 1,1 0-1,-1 0 1,1 0-1,0 0 1,0 0-1,0-1 1,0 1-1,0 0 1,0-1-1,1 0 1,-1 1-1,1-1 1,0 0-1,-1 0 1,1-1 0,0 1-1,0-1 1,6 3-1,-2-1-124,0 0 0,0-1 1,0 0-1,0 0 0,1 0 0,-1-1 0,1 0 0,-1 0 0,1-1 0,-1 0 1,1 0-1,-1-1 0,13-3 0,-13 2-734,0 0 0,0-1 1,-1 0-1,1 0 0,-1 0 0,0-1 0,1 0 1,7-7-1,9-8-7920</inkml:trace>
+  <inkml:trace contextRef="#ctx0" brushRef="#br0" timeOffset="5016.13">4340 172 10690,'0'0'5476,"0"23"-5337,2 33 348,-1-24-72,-4 60-1,3-92-387,0 1 0,0-1-1,0 1 1,0-1 0,0 1-1,0-1 1,0 1 0,0-1 0,0 1-1,-1-1 1,1 1 0,0-1 0,0 1-1,0-1 1,-1 1 0,1-1-1,0 1 1,-1-1 0,1 1 0,0-1-1,-1 0 1,1 1 0,0-1 0,-1 0-1,1 1 1,-1-1 0,1 0-1,-1 0 1,1 1 0,0-1 0,-2 0-1,-12-9 837,-8-25-290,17 20-551,1 0-1,1-1 0,0 1 1,1-1-1,0 1 0,1-1 1,1 0-1,0 0 0,1 1 1,0-1-1,7-24 1,-7 33-28,1 0 1,0 0 0,0 1 0,0-1 0,1 1 0,-1-1 0,2 1 0,-1 0 0,0 0 0,1 0 0,0 0 0,0 1-1,0 0 1,1 0 0,0 0 0,-1 0 0,1 1 0,1-1 0,-1 1 0,0 1 0,1-1 0,-1 1 0,1 0 0,0 0-1,0 0 1,0 1 0,0 0 0,0 0 0,0 1 0,7-1 0,-11 1 8,1 1 1,-1-1-1,1 0 0,-1 1 1,1-1-1,-1 1 1,1 0-1,-1 0 0,1 0 1,-1 0-1,0 0 1,0 0-1,1 0 0,-1 1 1,0 0-1,0-1 0,0 1 1,-1 0-1,1 0 1,0 0-1,-1 0 0,1 0 1,-1 0-1,1 0 0,-1 0 1,0 1-1,0-1 1,0 1-1,-1-1 0,1 1 1,0-1-1,-1 1 1,0-1-1,1 1 0,-1-1 1,0 1-1,0-1 0,-1 4 1,1-3-95,0 0 1,0 0-1,-1 0 1,1 0-1,-1 0 0,0 0 1,0-1-1,0 1 1,0 0-1,0 0 1,-1-1-1,1 1 0,-1-1 1,1 1-1,-1-1 1,0 0-1,0 0 1,0 1-1,0-1 1,-1-1-1,1 1 0,0 0 1,-1-1-1,1 1 1,-1-1-1,0 1 1,0-1-1,1 0 0,-1 0 1,0-1-1,0 1 1,0-1-1,-3 1 1,-1-2-2320,2-6-2074</inkml:trace>
+  <inkml:trace contextRef="#ctx0" brushRef="#br0" timeOffset="5309.15">4593 94 7386,'0'0'9763,"-4"13"-9388,-13 46-149,16-57-218,0 0-1,1 0 0,-1 0 0,1 0 0,0 0 1,-1 0-1,1 1 0,0-1 0,0 0 1,1 0-1,-1 0 0,0 0 0,1 0 0,-1 0 1,1 0-1,0 0 0,-1 0 0,1 0 0,0 0 1,0 0-1,0-1 0,1 1 0,-1 0 0,0-1 1,1 1-1,-1-1 0,1 1 0,-1-1 0,1 0 1,0 1-1,-1-1 0,1 0 0,0 0 0,0 0 1,0-1-1,0 1 0,0 0 0,0-1 1,0 1-1,0-1 0,0 0 0,0 1 0,0-1 1,0 0-1,4-1 0,5 2 6,0-2 0,1 1 0,-1-1-1,0-1 1,0 0 0,17-6 0,-20 5-54,1-1-1,-1 0 1,0 0 0,0-1-1,-1 0 1,0-1-1,1 0 1,-2 0 0,1 0-1,-1-1 1,0 0 0,0 0-1,-1 0 1,0-1 0,0 0-1,-1 0 1,0 0 0,0 0-1,-1-1 1,0 0 0,0 1-1,-1-1 1,2-17 0,-4 25-27,0 0 0,0 0 1,-1 0-1,1 0 1,0 0-1,0 0 0,0 1 1,-1-1-1,1 0 1,0 0-1,-1 0 0,1 0 1,-1 1-1,1-1 1,-1 0-1,0 0 0,1 1 1,-1-1-1,0 0 1,1 1-1,-1-1 0,0 1 1,0-1-1,1 1 1,-1-1-1,0 1 0,0-1 1,0 1-1,0 0 1,0 0-1,0-1 0,0 1 1,1 0-1,-1 0 1,0 0-1,0 0 0,0 0 1,0 0-1,0 0 0,0 0 1,0 1-1,0-1 1,-1 1-1,-3-1-513,-18 0-4201</inkml:trace>
+  <inkml:trace contextRef="#ctx0" brushRef="#br0" timeOffset="8104.65">3754 801 1224,'0'-11'18379,"-10"235"-16899,23-220-1381,0-2-1,0 0 0,1 0 1,21-1-1,-27-1-107,0 0 0,-1-1-1,1 0 1,0 0 0,-1-1-1,1 0 1,-1 0 0,0 0-1,1-1 1,-1-1 0,7-3-1,-11 4-26,1 0 0,0 1 1,-1-1-1,0 0 0,0-1 0,0 1 0,0 0 0,0-1 0,-1 0 0,0 0 1,0 1-1,0-1 0,0-1 0,0 1 0,-1 0 0,0 0 0,0-1 0,0 1 1,0 0-1,0-8 0,0-6-36,0 11 76,0-1 0,-1 1 0,0-1-1,0 1 1,-1-1 0,0 1 0,0 0 0,-3-9-1,0 64 868,3-21-775,0-10-135,1 0 0,0-1 0,1 1-1,0 0 1,2-1 0,0 1 0,0-1 0,2 0-1,9 22 1,-14-38-29,0 1 0,0-1 0,0 0 0,0 1 0,1-1 0,-1 0 0,0 1 0,0-1 1,1 0-1,-1 0 0,0 1 0,0-1 0,1 0 0,-1 0 0,0 1 0,1-1 0,-1 0 0,0 0 0,1 0 0,-1 0 0,1 1 0,-1-1 0,0 0 0,1 0 0,-1 0 0,0 0 0,1 0 0,-1 0 0,1 0 0,-1 0 0,0 0 0,1 0 0,-1 0 0,1-1 1,-1 1-1,0 0 0,1 0 0,-1 0 0,0 0 0,1-1 0,-1 1 0,0 0 0,1 0 0,-1 0 0,0-1 0,0 1 0,1 0 0,-1-1 0,0 1 0,0 0 0,1-1 0,-1 1 0,11-18-2116,1-11-2917,0-1-3451</inkml:trace>
+  <inkml:trace contextRef="#ctx0" brushRef="#br0" timeOffset="8534.12">4174 767 10762,'0'0'7068,"-7"14"-6675,-23 49-65,27-56-281,1 0 0,0 1 1,0-1-1,1 1 0,0-1 0,0 1 1,1-1-1,0 1 0,0 0 1,1-1-1,0 1 0,3 12 0,-3-17-50,1 0-1,-1 1 1,1-1-1,0 0 0,0 0 1,0-1-1,1 1 0,-1 0 1,1-1-1,-1 1 1,1-1-1,0 0 0,0 0 1,0 0-1,0 0 1,0-1-1,0 1 0,1-1 1,-1 0-1,0 1 0,1-2 1,-1 1-1,1 0 1,-1-1-1,5 1 0,-4-1-74,0 1-1,1-1 1,-1 0-1,0-1 0,0 1 1,0-1-1,0 1 1,0-1-1,0 0 0,0-1 1,0 1-1,0-1 1,0 0-1,-1 1 0,1-2 1,-1 1-1,1 0 1,-1-1-1,0 0 1,0 1-1,3-4 0,-3 0 100,1 0-1,-1 0 0,-1 1 0,1-2 0,-1 1 1,0 0-1,0 0 0,-1-1 0,0 1 0,0-1 1,-1 1-1,0-13 686,0 35-48,0 23-301,-2-21-445,2-1 0,0 1 0,1 0 0,0-1 0,2 1 0,0-1 0,1 1 0,8 21 1,-12-38 23,0-1 1,1 0 0,-1 0 0,0 1 0,0-1-1,0 0 1,0 1 0,0-1 0,1 0 0,-1 0-1,0 1 1,0-1 0,1 0 0,-1 0 0,0 0 0,0 1-1,1-1 1,-1 0 0,0 0 0,0 0 0,1 0-1,-1 1 1,0-1 0,1 0 0,-1 0 0,0 0-1,1 0 1,-1 0 0,0 0 0,0 0 0,1 0-1,-1 0 1,0 0 0,1 0 0,-1 0 0,0 0-1,1 0 1,-1-1 0,0 1 0,1 0 0,-1 0 0,0 0-1,0 0 1,1 0 0,-1-1 0,0 1 0,0 0-1,1 0 1,-1 0 0,0-1 0,0 1 0,0 0-1,1-1 1,9-14-3901,-2-6-2717</inkml:trace>
+  <inkml:trace contextRef="#ctx0" brushRef="#br0" timeOffset="8963.71">4518 838 8818,'0'0'8083,"0"15"-7803,0 67 1140,0-93-106,0 1-1284,1-1 0,0 1-1,1-1 1,0 1 0,1 0 0,0 0-1,1 0 1,8-17 0,-10 23-55,0 0-1,0 0 1,1 0-1,-1 0 1,1 1-1,0-1 1,0 1-1,0 0 1,1 0 0,-1 0-1,1 0 1,-1 0-1,1 1 1,0 0-1,0 0 1,0 0-1,0 0 1,1 0-1,-1 1 1,0 0 0,1 0-1,-1 0 1,6 0-1,-9 1 31,0 1-1,0 0 1,-1-1-1,1 1 1,0-1-1,-1 1 0,1 0 1,0-1-1,-1 1 1,1 0-1,-1 0 1,1 0-1,-1-1 1,0 1-1,1 0 1,-1 0-1,0 0 1,1 0-1,-1 0 1,0 0-1,0-1 1,0 1-1,0 0 0,0 0 1,0 0-1,0 0 1,0 0-1,0 0 1,0 0-1,-1 1 1,1 0 28,0 7 8,1 1-1,1-1 1,0 1-1,0-1 1,0 0-1,1 1 1,1-1 0,8 16-1,7 19-25,-17-41 52,-1 0-1,0-1 0,0 1 1,0 0-1,-1 0 0,1 0 1,0 0-1,-1-1 1,0 1-1,0 0 0,0 0 1,0 0-1,0 0 0,-1 0 1,1 0-1,-1 0 1,1 0-1,-1-1 0,0 1 1,-1 0-1,1-1 0,0 1 1,-1 0-1,1-1 0,-1 0 1,0 1-1,0-1 1,0 0-1,-3 3 0,-3 0 30,0 0-1,0-1 0,0-1 0,0 1 1,-1-1-1,1 0 0,-1-1 1,-15 2-1,11-1-388,-1-1-1,0-1 1,0 0 0,-20-2 0,26 1-321,1-2 1,0 1-1,0-1 0,0 0 1,0 0-1,-9-5 1,-23-16-6877</inkml:trace>
+</inkml:ink>
+</file>
+
+<file path=word/ink/ink19.xml><?xml version="1.0" encoding="utf-8"?>
+<inkml:ink xmlns:inkml="http://www.w3.org/2003/InkML">
+  <inkml:definitions>
+    <inkml:context xml:id="ctx0">
+      <inkml:inkSource xml:id="inkSrc0">
+        <inkml:traceFormat>
+          <inkml:channel name="X" type="integer" min="-2.14748E9" max="2.14748E9" units="cm"/>
+          <inkml:channel name="Y" type="integer" min="-2.14748E9" max="2.14748E9" units="cm"/>
+          <inkml:channel name="F" type="integer" max="32767" units="dev"/>
+        </inkml:traceFormat>
+        <inkml:channelProperties>
+          <inkml:channelProperty channel="X" name="resolution" value="1000" units="1/cm"/>
+          <inkml:channelProperty channel="Y" name="resolution" value="1000" units="1/cm"/>
+          <inkml:channelProperty channel="F" name="resolution" value="0" units="1/dev"/>
+        </inkml:channelProperties>
+      </inkml:inkSource>
+      <inkml:timestamp xml:id="ts0" timeString="2026-06-16T21:43:49.076"/>
+    </inkml:context>
+    <inkml:brush xml:id="br0">
+      <inkml:brushProperty name="width" value="0.05" units="cm"/>
+      <inkml:brushProperty name="height" value="0.05" units="cm"/>
+      <inkml:brushProperty name="color" value="#E71224"/>
+    </inkml:brush>
+  </inkml:definitions>
+  <inkml:trace contextRef="#ctx0" brushRef="#br0">1 45 3993,'0'0'2176,"20"0"-1426,407-6 1294,113-16-770,-362 17-258,-129 1 2842,-77 4-4206,0-4-5525,17 0-2137</inkml:trace>
+</inkml:ink>
+</file>
+
+<file path=word/ink/ink2.xml><?xml version="1.0" encoding="utf-8"?>
+<inkml:ink xmlns:inkml="http://www.w3.org/2003/InkML">
+  <inkml:definitions>
+    <inkml:context xml:id="ctx0">
+      <inkml:inkSource xml:id="inkSrc0">
+        <inkml:traceFormat>
+          <inkml:channel name="X" type="integer" min="-2.14748E9" max="2.14748E9" units="cm"/>
+          <inkml:channel name="Y" type="integer" min="-2.14748E9" max="2.14748E9" units="cm"/>
+          <inkml:channel name="F" type="integer" max="32767" units="dev"/>
+        </inkml:traceFormat>
+        <inkml:channelProperties>
+          <inkml:channelProperty channel="X" name="resolution" value="1000" units="1/cm"/>
+          <inkml:channelProperty channel="Y" name="resolution" value="1000" units="1/cm"/>
+          <inkml:channelProperty channel="F" name="resolution" value="0" units="1/dev"/>
+        </inkml:channelProperties>
+      </inkml:inkSource>
+      <inkml:timestamp xml:id="ts0" timeString="2026-06-16T21:37:03.726"/>
+    </inkml:context>
+    <inkml:brush xml:id="br0">
+      <inkml:brushProperty name="width" value="0.05" units="cm"/>
+      <inkml:brushProperty name="height" value="0.05" units="cm"/>
+      <inkml:brushProperty name="color" value="#E71224"/>
+    </inkml:brush>
+  </inkml:definitions>
+  <inkml:trace contextRef="#ctx0" brushRef="#br0">73 0 7786,'0'0'5238,"-5"1"-4536,-5 1-167,13 0-182,29 1-50,64 1-301,-83-4 61,994 19 309,-771-19 280,-779-8-527,367 4-142,-333 2-1,293 3 229,539 9 99,1181-10 341,-2097-11-497,4 0-52,513 12-87,-120 16 0,212-18 16,0 0-1,32 4 1,2 0 20,1668 43 224,-1557-44-298,-644-17-194,-6-1-49,1406 6 796,-945 12-609,19-2-3347</inkml:trace>
+</inkml:ink>
+</file>
+
+<file path=word/ink/ink20.xml><?xml version="1.0" encoding="utf-8"?>
+<inkml:ink xmlns:inkml="http://www.w3.org/2003/InkML">
+  <inkml:definitions>
+    <inkml:context xml:id="ctx0">
+      <inkml:inkSource xml:id="inkSrc0">
+        <inkml:traceFormat>
+          <inkml:channel name="X" type="integer" min="-2.14748E9" max="2.14748E9" units="cm"/>
+          <inkml:channel name="Y" type="integer" min="-2.14748E9" max="2.14748E9" units="cm"/>
+          <inkml:channel name="F" type="integer" max="32767" units="dev"/>
+        </inkml:traceFormat>
+        <inkml:channelProperties>
+          <inkml:channelProperty channel="X" name="resolution" value="1000" units="1/cm"/>
+          <inkml:channelProperty channel="Y" name="resolution" value="1000" units="1/cm"/>
+          <inkml:channelProperty channel="F" name="resolution" value="0" units="1/dev"/>
+        </inkml:channelProperties>
+      </inkml:inkSource>
+      <inkml:timestamp xml:id="ts0" timeString="2026-06-16T21:44:03.901"/>
+    </inkml:context>
+    <inkml:brush xml:id="br0">
+      <inkml:brushProperty name="width" value="0.05" units="cm"/>
+      <inkml:brushProperty name="height" value="0.05" units="cm"/>
+      <inkml:brushProperty name="color" value="#E71224"/>
+    </inkml:brush>
+  </inkml:definitions>
+  <inkml:trace contextRef="#ctx0" brushRef="#br0">7 43 6473,'0'0'5542,"-5"2"-3734,3-1-1276,6 0-248,581-26 129,-90 3 617,-514 22-5979</inkml:trace>
+</inkml:ink>
+</file>
+
+<file path=word/ink/ink21.xml><?xml version="1.0" encoding="utf-8"?>
+<inkml:ink xmlns:inkml="http://www.w3.org/2003/InkML">
+  <inkml:definitions>
+    <inkml:context xml:id="ctx0">
+      <inkml:inkSource xml:id="inkSrc0">
+        <inkml:traceFormat>
+          <inkml:channel name="X" type="integer" min="-2.14748E9" max="2.14748E9" units="cm"/>
+          <inkml:channel name="Y" type="integer" min="-2.14748E9" max="2.14748E9" units="cm"/>
+          <inkml:channel name="F" type="integer" max="32767" units="dev"/>
+        </inkml:traceFormat>
+        <inkml:channelProperties>
+          <inkml:channelProperty channel="X" name="resolution" value="1000" units="1/cm"/>
+          <inkml:channelProperty channel="Y" name="resolution" value="1000" units="1/cm"/>
+          <inkml:channelProperty channel="F" name="resolution" value="0" units="1/dev"/>
+        </inkml:channelProperties>
+      </inkml:inkSource>
+      <inkml:timestamp xml:id="ts0" timeString="2026-06-16T21:50:05.300"/>
+    </inkml:context>
+    <inkml:brush xml:id="br0">
+      <inkml:brushProperty name="width" value="0.05" units="cm"/>
+      <inkml:brushProperty name="height" value="0.05" units="cm"/>
+      <inkml:brushProperty name="color" value="#E71224"/>
+    </inkml:brush>
+  </inkml:definitions>
+  <inkml:trace contextRef="#ctx0" brushRef="#br0">13 3 1728,'0'0'8314,"-13"-2"273,51 19-12588,-14-7-3209</inkml:trace>
+</inkml:ink>
+</file>
+
+<file path=word/ink/ink22.xml><?xml version="1.0" encoding="utf-8"?>
+<inkml:ink xmlns:inkml="http://www.w3.org/2003/InkML">
+  <inkml:definitions>
+    <inkml:context xml:id="ctx0">
+      <inkml:inkSource xml:id="inkSrc0">
+        <inkml:traceFormat>
+          <inkml:channel name="X" type="integer" min="-2.14748E9" max="2.14748E9" units="cm"/>
+          <inkml:channel name="Y" type="integer" min="-2.14748E9" max="2.14748E9" units="cm"/>
+          <inkml:channel name="F" type="integer" max="32767" units="dev"/>
+        </inkml:traceFormat>
+        <inkml:channelProperties>
+          <inkml:channelProperty channel="X" name="resolution" value="1000" units="1/cm"/>
+          <inkml:channelProperty channel="Y" name="resolution" value="1000" units="1/cm"/>
+          <inkml:channelProperty channel="F" name="resolution" value="0" units="1/dev"/>
+        </inkml:channelProperties>
+      </inkml:inkSource>
+      <inkml:timestamp xml:id="ts0" timeString="2026-06-16T21:49:53.708"/>
+    </inkml:context>
+    <inkml:brush xml:id="br0">
+      <inkml:brushProperty name="width" value="0.05" units="cm"/>
+      <inkml:brushProperty name="height" value="0.05" units="cm"/>
+      <inkml:brushProperty name="color" value="#E71224"/>
+    </inkml:brush>
+  </inkml:definitions>
+  <inkml:trace contextRef="#ctx0" brushRef="#br0">31 23 8650,'0'0'2982,"-4"-1"-2294,-22-5 2179,702-1 263,4 0-2207,-726 5-33,45 2-1377,6 0-3023,3 0-965</inkml:trace>
+</inkml:ink>
+</file>
+
+<file path=word/ink/ink3.xml><?xml version="1.0" encoding="utf-8"?>
+<inkml:ink xmlns:inkml="http://www.w3.org/2003/InkML">
+  <inkml:definitions>
+    <inkml:context xml:id="ctx0">
+      <inkml:inkSource xml:id="inkSrc0">
+        <inkml:traceFormat>
+          <inkml:channel name="X" type="integer" min="-2.14748E9" max="2.14748E9" units="cm"/>
+          <inkml:channel name="Y" type="integer" min="-2.14748E9" max="2.14748E9" units="cm"/>
+          <inkml:channel name="F" type="integer" max="32767" units="dev"/>
+        </inkml:traceFormat>
+        <inkml:channelProperties>
+          <inkml:channelProperty channel="X" name="resolution" value="1000" units="1/cm"/>
+          <inkml:channelProperty channel="Y" name="resolution" value="1000" units="1/cm"/>
+          <inkml:channelProperty channel="F" name="resolution" value="0" units="1/dev"/>
+        </inkml:channelProperties>
+      </inkml:inkSource>
+      <inkml:timestamp xml:id="ts0" timeString="2026-06-16T21:37:09.191"/>
+    </inkml:context>
+    <inkml:brush xml:id="br0">
+      <inkml:brushProperty name="width" value="0.05" units="cm"/>
+      <inkml:brushProperty name="height" value="0.05" units="cm"/>
+      <inkml:brushProperty name="color" value="#E71224"/>
+    </inkml:brush>
+  </inkml:definitions>
+  <inkml:trace contextRef="#ctx0" brushRef="#br0">39 79 10130,'0'0'2975,"-4"4"-2859,1 1 101,-1-1-1,1 1 1,-1 0-1,1 0 0,1 0 1,-1 0-1,1 0 1,0 1-1,0-1 0,0 1 1,1 0-1,0-1 0,0 1 1,0 0-1,1 10 1,1-15-191,0-1 0,0 1 1,0 0-1,0-1 1,0 1-1,0-1 0,0 1 1,0-1-1,1 1 1,-1-1-1,0 0 0,0 0 1,0 0-1,1 0 1,-1 1-1,0-2 0,0 1 1,1 0-1,1 0 1,2 0 59,41-1 124,0-1 0,-1-3-1,1-1 1,72-20 0,-25-2-134,102-47 0,-187 72-458,24-14 874,-31 16-799,0 0-1,0 0 0,0 0 1,-1 0-1,1 1 0,0-1 1,-1 0-1,1 0 1,-1 0-1,1-1 0,-1 1 1,1 0-1,-1 0 1,0 0-1,1 0 0,-1 0 1,0-2-1</inkml:trace>
+</inkml:ink>
+</file>
+
+<file path=word/ink/ink4.xml><?xml version="1.0" encoding="utf-8"?>
+<inkml:ink xmlns:inkml="http://www.w3.org/2003/InkML">
+  <inkml:definitions>
+    <inkml:context xml:id="ctx0">
+      <inkml:inkSource xml:id="inkSrc0">
+        <inkml:traceFormat>
+          <inkml:channel name="X" type="integer" min="-2.14748E9" max="2.14748E9" units="cm"/>
+          <inkml:channel name="Y" type="integer" min="-2.14748E9" max="2.14748E9" units="cm"/>
+          <inkml:channel name="F" type="integer" max="32767" units="dev"/>
+        </inkml:traceFormat>
+        <inkml:channelProperties>
+          <inkml:channelProperty channel="X" name="resolution" value="1000" units="1/cm"/>
+          <inkml:channelProperty channel="Y" name="resolution" value="1000" units="1/cm"/>
+          <inkml:channelProperty channel="F" name="resolution" value="0" units="1/dev"/>
+        </inkml:channelProperties>
+      </inkml:inkSource>
+      <inkml:timestamp xml:id="ts0" timeString="2026-06-16T21:37:11.659"/>
+    </inkml:context>
+    <inkml:brush xml:id="br0">
+      <inkml:brushProperty name="width" value="0.05" units="cm"/>
+      <inkml:brushProperty name="height" value="0.05" units="cm"/>
+      <inkml:brushProperty name="color" value="#E71224"/>
+    </inkml:brush>
+  </inkml:definitions>
+  <inkml:trace contextRef="#ctx0" brushRef="#br0">92 11 7386,'0'0'3408,"-10"0"-2645,-33 0 175,32 0 654,13 0-1261,135-1-86,955 13 399,-1067-11-435,-33-1 503,-33-1-336,-270 0-293,-487 7-102,672 1 187,362-5-153,542-24 160,-768 19 372,-26-2-328,-28 0-183,-90 5-2022,124 0-1981</inkml:trace>
+</inkml:ink>
+</file>
+
+<file path=word/ink/ink5.xml><?xml version="1.0" encoding="utf-8"?>
+<inkml:ink xmlns:inkml="http://www.w3.org/2003/InkML">
+  <inkml:definitions>
+    <inkml:context xml:id="ctx0">
+      <inkml:inkSource xml:id="inkSrc0">
+        <inkml:traceFormat>
+          <inkml:channel name="X" type="integer" min="-2.14748E9" max="2.14748E9" units="cm"/>
+          <inkml:channel name="Y" type="integer" min="-2.14748E9" max="2.14748E9" units="cm"/>
+          <inkml:channel name="F" type="integer" max="32767" units="dev"/>
+        </inkml:traceFormat>
+        <inkml:channelProperties>
+          <inkml:channelProperty channel="X" name="resolution" value="1000" units="1/cm"/>
+          <inkml:channelProperty channel="Y" name="resolution" value="1000" units="1/cm"/>
+          <inkml:channelProperty channel="F" name="resolution" value="0" units="1/dev"/>
+        </inkml:channelProperties>
+      </inkml:inkSource>
+      <inkml:timestamp xml:id="ts0" timeString="2026-06-16T21:37:19.283"/>
+    </inkml:context>
+    <inkml:brush xml:id="br0">
+      <inkml:brushProperty name="width" value="0.05" units="cm"/>
+      <inkml:brushProperty name="height" value="0.05" units="cm"/>
+      <inkml:brushProperty name="color" value="#E71224"/>
+    </inkml:brush>
+  </inkml:definitions>
+  <inkml:trace contextRef="#ctx0" brushRef="#br0">101 4 2681,'0'0'6006,"-13"0"-5662,-11-1-37,-40-2 3921,246 17-3359,-51-2-673,453-3 1929,-578-9-1993,-12 0-490,-13 0-4139</inkml:trace>
+</inkml:ink>
+</file>
+
+<file path=word/ink/ink6.xml><?xml version="1.0" encoding="utf-8"?>
+<inkml:ink xmlns:inkml="http://www.w3.org/2003/InkML">
+  <inkml:definitions>
+    <inkml:context xml:id="ctx0">
+      <inkml:inkSource xml:id="inkSrc0">
+        <inkml:traceFormat>
+          <inkml:channel name="X" type="integer" min="-2.14748E9" max="2.14748E9" units="cm"/>
+          <inkml:channel name="Y" type="integer" min="-2.14748E9" max="2.14748E9" units="cm"/>
+          <inkml:channel name="F" type="integer" max="32767" units="dev"/>
+        </inkml:traceFormat>
+        <inkml:channelProperties>
+          <inkml:channelProperty channel="X" name="resolution" value="1000" units="1/cm"/>
+          <inkml:channelProperty channel="Y" name="resolution" value="1000" units="1/cm"/>
+          <inkml:channelProperty channel="F" name="resolution" value="0" units="1/dev"/>
+        </inkml:channelProperties>
+      </inkml:inkSource>
+      <inkml:timestamp xml:id="ts0" timeString="2026-06-16T21:37:20.046"/>
+    </inkml:context>
+    <inkml:brush xml:id="br0">
+      <inkml:brushProperty name="width" value="0.05" units="cm"/>
+      <inkml:brushProperty name="height" value="0.05" units="cm"/>
+      <inkml:brushProperty name="color" value="#E71224"/>
+    </inkml:brush>
+  </inkml:definitions>
+  <inkml:trace contextRef="#ctx0" brushRef="#br0">1 12 9122,'0'0'6191,"6"0"-5990,756 0 63,-671-4 1207,-101 0-3309,1 1-3467</inkml:trace>
+</inkml:ink>
+</file>
+
+<file path=word/ink/ink7.xml><?xml version="1.0" encoding="utf-8"?>
+<inkml:ink xmlns:inkml="http://www.w3.org/2003/InkML">
+  <inkml:definitions>
+    <inkml:context xml:id="ctx0">
+      <inkml:inkSource xml:id="inkSrc0">
+        <inkml:traceFormat>
+          <inkml:channel name="X" type="integer" min="-2.14748E9" max="2.14748E9" units="cm"/>
+          <inkml:channel name="Y" type="integer" min="-2.14748E9" max="2.14748E9" units="cm"/>
+          <inkml:channel name="F" type="integer" max="32767" units="dev"/>
+        </inkml:traceFormat>
+        <inkml:channelProperties>
+          <inkml:channelProperty channel="X" name="resolution" value="1000" units="1/cm"/>
+          <inkml:channelProperty channel="Y" name="resolution" value="1000" units="1/cm"/>
+          <inkml:channelProperty channel="F" name="resolution" value="0" units="1/dev"/>
+        </inkml:channelProperties>
+      </inkml:inkSource>
+      <inkml:timestamp xml:id="ts0" timeString="2026-06-16T21:37:48.166"/>
+    </inkml:context>
+    <inkml:brush xml:id="br0">
+      <inkml:brushProperty name="width" value="0.05" units="cm"/>
+      <inkml:brushProperty name="height" value="0.05" units="cm"/>
+      <inkml:brushProperty name="color" value="#E71224"/>
+    </inkml:brush>
+  </inkml:definitions>
+  <inkml:trace contextRef="#ctx0" brushRef="#br0">623 75 7626,'0'0'6712,"-6"-6"-6068,-2-1-512,0 0 0,0 1 0,0 0 0,-1 1 0,0 0 0,0 0 0,0 1 0,-1 0 0,0 0 0,1 1 0,-1 1 0,-19-3 0,2 2 193,0 1-1,1 2 1,-53 5-1,66-3-222,1 1 1,-1 0-1,0 1 0,1 0 0,0 1 0,0 1 0,0 0 1,0 0-1,1 1 0,-11 10 0,7-5 21,0 2 0,1 0 1,1 1-1,0 0 0,1 1 0,1 0 0,1 1 1,0 0-1,1 1 0,-11 29 0,12-21-53,0-1 0,2 1 0,1 1 0,1-1 0,2 1 0,0-1 0,3 37 0,0-57-61,0 0 0,0-1 0,1 1 0,0-1 0,0 1-1,0-1 1,1 0 0,-1 0 0,1 0 0,1 0 0,-1-1 0,1 1 0,-1-1-1,1 0 1,1 0 0,-1 0 0,0 0 0,1-1 0,0 0 0,0 0 0,0 0-1,0 0 1,0-1 0,7 2 0,7 3 13,0 0-1,0-2 1,1-1 0,-1 0 0,36 1-1,-24-3 4,0-2 0,0-1 0,0-2 0,0 0 0,0-3 0,-1 0 1,39-14-1,-56 15-33,-1 0 0,1-1 0,-1 0 0,0-1 0,0-1 0,-1 0 0,0 0 1,0-1-1,-1 0 0,0-1 0,-1 0 0,0-1 0,0 0 0,-1 0 0,-1-1 1,0 0-1,0 0 0,7-22 0,-9 18-17,-1 0 1,0 0-1,-1 0 1,-1 0-1,-1 0 1,0 0-1,-1-1 1,-1 1-1,0 0 1,-1 0-1,-1 0 1,-1 0-1,-8-24 1,8 29 7,0 1 1,0 1-1,-1-1 1,-1 1-1,0-1 1,0 2-1,0-1 1,-1 1-1,-1 0 1,1 0-1,-1 1 0,-1 0 1,1 0-1,-1 1 1,0 0-1,-1 1 1,1 0-1,-1 0 1,0 1-1,0 1 1,-14-4-1,6 3-453,-1 1 0,0 1 0,0 1 0,0 0 0,0 2 0,0 0 0,1 1 0,-28 6 0,-9 7-5141</inkml:trace>
+</inkml:ink>
+</file>
+
+<file path=word/ink/ink8.xml><?xml version="1.0" encoding="utf-8"?>
+<inkml:ink xmlns:inkml="http://www.w3.org/2003/InkML">
+  <inkml:definitions>
+    <inkml:context xml:id="ctx0">
+      <inkml:inkSource xml:id="inkSrc0">
+        <inkml:traceFormat>
+          <inkml:channel name="X" type="integer" min="-2.14748E9" max="2.14748E9" units="cm"/>
+          <inkml:channel name="Y" type="integer" min="-2.14748E9" max="2.14748E9" units="cm"/>
+          <inkml:channel name="F" type="integer" max="32767" units="dev"/>
+        </inkml:traceFormat>
+        <inkml:channelProperties>
+          <inkml:channelProperty channel="X" name="resolution" value="1000" units="1/cm"/>
+          <inkml:channelProperty channel="Y" name="resolution" value="1000" units="1/cm"/>
+          <inkml:channelProperty channel="F" name="resolution" value="0" units="1/dev"/>
+        </inkml:channelProperties>
+      </inkml:inkSource>
+      <inkml:timestamp xml:id="ts0" timeString="2026-06-16T21:37:51.320"/>
+    </inkml:context>
+    <inkml:brush xml:id="br0">
+      <inkml:brushProperty name="width" value="0.05" units="cm"/>
+      <inkml:brushProperty name="height" value="0.05" units="cm"/>
+      <inkml:brushProperty name="color" value="#E71224"/>
+    </inkml:brush>
+  </inkml:definitions>
+  <inkml:trace contextRef="#ctx0" brushRef="#br0">556 77 8698,'0'0'5004,"-22"-12"-3994,-71-35-87,87 44-826,0 0 1,0 1-1,0 0 0,0 0 0,-1 0 0,1 1 0,0 0 0,-1 0 0,1 0 0,-1 1 1,1 0-1,-10 2 0,-9-1 285,11 0-246,1 1 1,1 1-1,-1-1 1,0 2-1,1 0 1,-1 1-1,1 0 1,0 0-1,1 1 1,0 1-1,0 0 1,0 1-1,1 0 1,0 0-1,-9 11 1,6-7-15,0 2 1,1 0-1,1 0 0,0 1 1,1 0-1,0 1 0,2 0 1,0 0-1,0 1 0,-6 23 1,11-28-99,1 1 0,0-1 1,1 1-1,0 0 0,0-1 1,2 1-1,-1 0 0,2 0 1,0-1-1,0 1 0,1-1 1,1 1-1,0-1 1,1 0-1,0-1 0,0 1 1,1-1-1,11 15 0,-6-12-16,1 0 0,1-1 1,0 0-1,0-1 0,1-1 0,1 0 0,0-1 0,0 0 0,1-1 1,0-1-1,1-1 0,25 8 0,-15-7-54,1-1-1,1-1 1,-1-2 0,1-1-1,-1-1 1,1-2 0,0 0 0,31-6-1,-35 3-84,-1-2 0,0 0 0,0-2 0,-1-1 0,0 0 0,0-2 0,-1-1 0,0 0 0,34-26 0,-42 26 95,0-1 0,-1-1 1,0 0-1,-1-1 0,-1 0 1,0 0-1,-1-2 0,0 1 0,-2-1 1,0-1-1,0 1 0,-2-1 1,0-1-1,-1 1 0,0-1 0,-2 0 1,0 0-1,-1 0 0,-1 0 1,0 0-1,-2-1 0,-3-25 0,2 35 47,0 1-1,-1-1 1,0 0-1,0 1 1,-1 0-1,0 0 1,-1 0-1,0 0 1,0 1-1,0 0 1,-1 0-1,0 0 1,-1 1-1,1-1 1,-1 2-1,0-1 1,-1 1-1,1 0 1,-1 0-1,0 1 0,0 0 1,-1 1-1,1 0 1,-1 0-1,-9-1 1,-16-4-702,-1 2 0,0 2 0,0 1 0,-70 4 0,55 2-5826</inkml:trace>
+</inkml:ink>
+</file>
+
+<file path=word/ink/ink9.xml><?xml version="1.0" encoding="utf-8"?>
+<inkml:ink xmlns:inkml="http://www.w3.org/2003/InkML">
+  <inkml:definitions>
+    <inkml:context xml:id="ctx0">
+      <inkml:inkSource xml:id="inkSrc0">
+        <inkml:traceFormat>
+          <inkml:channel name="X" type="integer" min="-2.14748E9" max="2.14748E9" units="cm"/>
+          <inkml:channel name="Y" type="integer" min="-2.14748E9" max="2.14748E9" units="cm"/>
+          <inkml:channel name="F" type="integer" max="32767" units="dev"/>
+        </inkml:traceFormat>
+        <inkml:channelProperties>
+          <inkml:channelProperty channel="X" name="resolution" value="1000" units="1/cm"/>
+          <inkml:channelProperty channel="Y" name="resolution" value="1000" units="1/cm"/>
+          <inkml:channelProperty channel="F" name="resolution" value="0" units="1/dev"/>
+        </inkml:channelProperties>
+      </inkml:inkSource>
       <inkml:timestamp xml:id="ts0" timeString="2025-04-13T13:04:38.312"/>
     </inkml:context>
     <inkml:brush xml:id="br0">
